--- a/thesis_draft_改写.docx
+++ b/thesis_draft_改写.docx
@@ -222,11 +222,7 @@
     </w:p>
     <w:p>
       <w:r>
-        <w:rPr>
-          <w:rFonts w:ascii="宋体" w:hAnsi="宋体" w:eastAsia="宋体"/>
-          <w:sz w:val="21"/>
-        </w:rPr>
-        <w:t xml:space="preserve">根据视觉特征方法主要是研究驾驶员面部和头部的状态。PERCLOS指标是统计某个时间段内眼睛闭合的比例来判断疲劳程度的指标，打哈欠检测是嘴部张开的状态来反映疲劳的趋势，头部姿态检测则是发现低头、点头等异常的行为。传统的视觉方法大多依靠人工去设计特征，对复杂的光照、姿态变化、遮挡等都有很强的鲁棒性。随着深度学习的发展，卷积神经网络以及目标检测模型也被用作视觉疲劳检测的方法。</w:t>
+        <w:t xml:space="preserve">根据视觉特征方法主要是研究驾驶员面部和头部的状态。PERCLOS指标是统计某个时间段内眼睛闭合的比例来判断疲劳程度的指标，打哈欠检测是嘴部张开的状态来反映疲劳的趋势，头部姿态检测则是发现低头、点头等异常的行为。传统的视觉方法大多依靠人工去设计特征，但在复杂光照、姿态变化和遮挡场景下鲁棒性有限。随着深度学习的发展，卷积神经网络以及目标检测模型也被用作视觉疲劳检测的方法。</w:t>
       </w:r>
     </w:p>
     <w:p>
@@ -355,11 +351,7 @@
     </w:p>
     <w:p>
       <w:r>
-        <w:rPr>
-          <w:rFonts w:ascii="宋体" w:hAnsi="宋体" w:eastAsia="宋体"/>
-          <w:sz w:val="21"/>
-        </w:rPr>
-        <w:t xml:space="preserve">本文共分七章。第1章主要对研究背景、研究意义、研究现状及主要研究内容进行介绍。第 2 章介绍系统涉及的相关技术，包括 YOLOv8、注意力机制、OpenCV、PyQt5 和 ONNX Runtime。第三章对系统的需求进行分析，确定系统的功能需求、非功能需求以及运行环境。第四章为系统总体设计、数据集设计、模型结构设计、疲劳状态判定设计以及界面设计。第5章为系统的实现过程，分为训练入口、推理入口、注意力机制兼容注册和桌面系统实现。第 6 章展示实验结果与系统测试分析。第七章总结本文工作，提出下一步的研究方向。</w:t>
+        <w:t xml:space="preserve">本文共分为七章。第 1 章介绍研究背景、研究意义、研究现状和主要研究内容。第 2 章介绍系统涉及的关键技术，重点分析 YOLOv8 检测机制、CBAM 注意力机制原理、训练评估指标和模型部署技术。第 3 章围绕本文核心算法，详细阐述基于注意力机制的 YOLOv8 面部识别模型设计，包括基线模型结构、CBAM 嵌入方案、注意力数学原理、疲劳特征建模与训练策略。第 4 章进行系统分析与总体设计，说明系统需求、数据集规划和总体架构。第 5 章介绍系统核心模块设计与实现，涵盖模型训练、推理检测和桌面演示模块。第 6 章进行系统测试与性能分析，通过基线模型与注意力改进模型对比验证算法改进效果。第 7 章总结全文工作，并提出后续改进方向。</w:t>
       </w:r>
     </w:p>
     <w:p>
@@ -393,16 +385,22 @@
           <w:rFonts w:ascii="宋体" w:hAnsi="宋体" w:eastAsia="宋体"/>
           <w:sz w:val="21"/>
         </w:rPr>
-        <w:t xml:space="preserve">本文使用 YOLOv8n 做为基准模型。YOLOv8n为YoloV8系列中的轻量化模型，参数量少、推理速度快，在毕业设计系统的演示以及一般PC环境下使用。对疲劳驾驶的面部识别任务来说，需要对闭眼、睁眼、打哈欠这些小目标局部特征进行快速准确的识别，YOLOv8n在两者之间有着较好的平衡。</w:t>
+        <w:t xml:space="preserve">YOLOv8训练流程一般包含数据读取、图像增强、前向传播、损失计算、反向传播、验证评价这些步骤。本文的任务所用到的训练数据是以 YOLO 标注格式来存储的，每个标签文件里包含目标类别的编号以及归一化的边界框坐标。模型训练完成后，系统可通过验证集计算 Precision、Recall、mAP50 和 mAP50-95 等指标。Precision表示检测结果中正确的目标所占的比例，Recall表示真实的目标被检测出来的比例，mAP综合考虑了不同类别、不同置信度阈值的检测性能。由于疲劳检测更重视风险状态不被漏检，所以本文在分析实验结果的时候也会考虑mAP和Recall这两个指标。</w:t>
       </w:r>
     </w:p>
     <w:p>
       <w:r>
-        <w:rPr>
-          <w:rFonts w:ascii="宋体" w:hAnsi="宋体" w:eastAsia="宋体"/>
-          <w:sz w:val="21"/>
-        </w:rPr>
-        <w:t xml:space="preserve">YOLOv8训练流程一般包含数据读取、图像增强、前向传播、损失计算、反向传播、验证评价这些步骤。本文的任务所用到的训练数据是以 YOLO 标注格式来存储的，每个标签文件里包含目标类别的编号以及归一化的边界框坐标。模型训练完成后，系统可通过验证集计算 Precision、Recall、mAP50 和 mAP50-95 等指标。Precision表示检测结果中正确的目标所占的比例，Recall表示真实的目标被检测出来的比例，mAP综合考虑了不同类别、不同置信度阈值的检测性能。由于疲劳检测更重视风险状态不被漏检，所以本文在分析实验结果的时候也会考虑mAP和Recall这两个指标。</w:t>
+        <w:t xml:space="preserve">YOLOv8 的网络结构由骨干网络（Backbone）、颈部网络（Neck）和检测头（Head）三部分组成。骨干网络负责提取多尺度图像特征，核心模块为 C2f 和 SPPF。C2f（Cross Stage Partial with 2 bottlenecks）通过跨阶段残差连接和两条梯度流路径，在保持轻量化的同时增强特征提取能力，相比 C3 模块在相同参数量下表达能力更强。SPPF（Spatial Pyramid Pooling Fast）使用串联的三个 5×5 最大池化层代替 SPP 的并行多尺度池化，在等效扩大感受野的同时大幅降低计算量，有助于在小目标密集场景中聚合多尺度上下文信息。</w:t>
+      </w:r>
+    </w:p>
+    <w:p>
+      <w:r>
+        <w:t xml:space="preserve">颈部网络采用特征金字塔网络（FPN）结构，将骨干网络 P3/P4/P5 三个尺度的特征图通过上采样和 Concat 操作进行自顶向下融合，使检测头能够同时利用高层语义信息和低层细节信息，从而改善对不同尺度目标的检测效果。对于闭眼、睁眼和打哈欠这类小目标局部特征，FPN 的多尺度融合机制能够有效保留眼裂和嘴部区域的细节信息。</w:t>
+      </w:r>
+    </w:p>
+    <w:p>
+      <w:r>
+        <w:t xml:space="preserve">检测头采用解耦无锚点（Anchor-free Decoupled Head）设计，分类分支和回归分支分离计算，避免了传统锚点方法的超参数敏感性问题。损失函数方面，YOLOv8 使用 CIoU 和 Distribution Focal Loss（DFL）计算边界框回归损失，使用二元交叉熵（BCE）计算分类损失，综合提升定位精度和分类准确率。YOLOv8n 基线参数量约 3.01M，计算量约 8.1 GFLOPs，Tesla V100 单张推理耗时约 0.9ms，理论帧率超过 100 FPS，满足实时检测需求。</w:t>
       </w:r>
     </w:p>
     <w:p>
@@ -438,6 +436,22 @@
           <w:sz w:val="21"/>
         </w:rPr>
         <w:t xml:space="preserve">CBAM模块的优点是结构简单，增加的参数很少，适合嵌入到轻量级的目标检测网络中。通道注意力可以学习全局平均池化和最大池化结果下各个通道的权重，空间注意力再根据通道维度压缩后得到的特征图来学习关键的空间位置。闭眼目标模型要关注眼裂处的小变化，打哈欠目标模型要关注嘴部张开的幅度以及边界区域。注意力机制使得网络在复杂的环境中有更好的局部信息利用效率，从而提高对于小目标或者局部目标的检测水平。</w:t>
+      </w:r>
+    </w:p>
+    <w:p>
+      <w:pPr>
+        <w:pStyle w:val="Normal"/>
+      </w:pPr>
+      <w:r>
+        <w:t xml:space="preserve">CBAM 的完整计算流程如下。对输入特征图 F（形状为 C×H×W），首先经过通道注意力模块：分别对 F 进行全局平均池化和全局最大池化得到两个 C×1×1 通道描述符，共享权重的两层 MLP 对两个描述符分别映射后相加，经 Sigmoid 激活得到通道权重向量 Mc，与原特征相乘得到 F'。随后经过空间注意力模块：对 F' 沿通道维度分别进行平均池化和最大池化，拼接后输入 7×7 卷积并经 Sigmoid 激活得到空间权重图 Ms，与 F' 相乘得到最终输出 Fout。两步可写为：Fout = Ms(F') ⊗ F'，F' = Mc(F) ⊗ F。</w:t>
+      </w:r>
+    </w:p>
+    <w:p>
+      <w:pPr>
+        <w:pStyle w:val="Normal"/>
+      </w:pPr>
+      <w:r>
+        <w:t xml:space="preserve">与同类注意力模块相比，SE（Squeeze-and-Excitation）模块仅有通道注意力，缺少空间维度的特征选择；ECA 使用一维卷积替代 MLP，参数更少但表达能力略弱。CBAM 同时引入通道和空间两维度注意力，能够更全面地强化局部关键区域特征，对于闭眼和打哈欠这类区域性小目标具有更好的适配性。对于 256 通道输入，CBAM 新增参数量约为 70K，仅占 YOLOv8n 原始参数量的 2.3%，额外推理耗时约 0.2ms，整体轻量化优势明显。</w:t>
       </w:r>
     </w:p>
     <w:p>
@@ -540,7 +554,7 @@
         <w:pStyle w:val="Heading1"/>
       </w:pPr>
       <w:r>
-        <w:t>第 3 章 系统需求分析</w:t>
+        <w:t xml:space="preserve">第 3 章 基于注意力机制的 YOLOv8 面部识别模型设计</w:t>
       </w:r>
     </w:p>
     <w:p>
@@ -548,7 +562,296 @@
         <w:pStyle w:val="Heading2"/>
       </w:pPr>
       <w:r>
-        <w:t>3.1 系统总体需求</w:t>
+        <w:t xml:space="preserve">3.1 疲劳面部特征的检测特点分析</w:t>
+      </w:r>
+    </w:p>
+    <w:p>
+      <w:pPr>
+        <w:pStyle w:val="Normal"/>
+      </w:pPr>
+      <w:r>
+        <w:t xml:space="preserve">疲劳驾驶面部识别的检测对象为闭眼、睁眼和打哈欠三类局部面部特征。与通用目标检测任务相比，这些目标具有三方面显著特点。</w:t>
+      </w:r>
+    </w:p>
+    <w:p>
+      <w:pPr>
+        <w:pStyle w:val="Normal"/>
+      </w:pPr>
+      <w:r>
+        <w:t xml:space="preserve">第一，目标区域占比小。眼部区域在整张面部图像中占比约 1/8 至 1/6，嘴部稍大但仍属局部特征。摄像头距离较远或图像分辨率有限时，目标像素区域可能仅占图像面积的 1%~3%，属于典型的小目标检测场景。</w:t>
+      </w:r>
+    </w:p>
+    <w:p>
+      <w:pPr>
+        <w:pStyle w:val="Normal"/>
+      </w:pPr>
+      <w:r>
+        <w:t xml:space="preserve">第二，类内差异大、类间易混淆。闭眼特征的关键在于眼裂区域消失，即上下眼睑边界不再可见；打哈欠需要检测嘴部大幅张开，与正常说话或张嘴状态存在形态重叠；睁眼状态中巩膜与虹膜的对比是核心特征，但在侧脸或低分辨率图像中细节易丢失。</w:t>
+      </w:r>
+    </w:p>
+    <w:p>
+      <w:pPr>
+        <w:pStyle w:val="Normal"/>
+      </w:pPr>
+      <w:r>
+        <w:t xml:space="preserve">第三，检测环境干扰多。驾驶场景存在夜间弱光、逆光、车内照明不均等光照问题，头部偏转和侧脸姿态改变目标形状与比例，眼镜框架可能遮挡眼部关键区域，低帧率压缩视频导致细节模糊。这些干扰要求模型具备较强的局部细节感知能力和对背景变化的鲁棒性，仅依赖普通卷积特征提取难以充分聚焦关键区域。</w:t>
+      </w:r>
+    </w:p>
+    <w:p>
+      <w:pPr>
+        <w:pStyle w:val="Heading2"/>
+      </w:pPr>
+      <w:r>
+        <w:t xml:space="preserve">3.2 YOLOv8n 基线模型结构分析</w:t>
+      </w:r>
+    </w:p>
+    <w:p>
+      <w:pPr>
+        <w:pStyle w:val="Normal"/>
+      </w:pPr>
+      <w:r>
+        <w:t xml:space="preserve">YOLOv8n 是 Ultralytics YOLOv8 系列参数量最小的轻量化模型，采用骨干网络（Backbone）、颈部网络（Neck）、检测头（Head）三段式结构。</w:t>
+      </w:r>
+    </w:p>
+    <w:p>
+      <w:pPr>
+        <w:pStyle w:val="Normal"/>
+      </w:pPr>
+      <w:r>
+        <w:t xml:space="preserve">骨干网络由一系列 Conv 层和 C2f 模块构成，最终以 SPPF 模块结尾。C2f 模块通过两条梯度流路径实现跨阶段部分网络（Cross Stage Partial），相比 C3 模块在相同参数量下具有更强的特征表达能力。SPPF 模块串联三个 5×5 最大池化，将不同感受野的特征 concat 后输出，相比原始 SPP 在保持多尺度特征融合效果的同时计算效率更高。</w:t>
+      </w:r>
+    </w:p>
+    <w:p>
+      <w:pPr>
+        <w:pStyle w:val="Normal"/>
+      </w:pPr>
+      <w:r>
+        <w:t xml:space="preserve">颈部网络采用 FPN 上采样 + Concat 结构，将骨干 P3/P4/P5 三个尺度特征进行自顶向下融合，使检测头同时利用高层语义和低层细节，改善对小目标的检测效果。检测头采用解耦无锚点设计，分类分支和回归分支分离，边界框损失使用 CIoU 和 Distribution Focal Loss（DFL），分类损失使用二元交叉熵（BCE）。</w:t>
+      </w:r>
+    </w:p>
+    <w:p>
+      <w:pPr>
+        <w:pStyle w:val="Normal"/>
+      </w:pPr>
+      <w:r>
+        <w:t xml:space="preserve">YOLOv8n 基线模型参数量约 3.01M，640×640 输入下计算量约 8.1 GFLOPs，Tesla V100 单张推理耗时约 0.9ms，理论帧率超过 100 FPS，满足实时检测需求。</w:t>
+      </w:r>
+    </w:p>
+    <w:p>
+      <w:pPr>
+        <w:pStyle w:val="Heading2"/>
+      </w:pPr>
+      <w:r>
+        <w:t xml:space="preserve">3.3 CBAM 注意力模块嵌入方案设计</w:t>
+      </w:r>
+    </w:p>
+    <w:p>
+      <w:pPr>
+        <w:pStyle w:val="Normal"/>
+      </w:pPr>
+      <w:r>
+        <w:t xml:space="preserve">注意力机制嵌入位置的选择对模型效果有直接影响。骨干网络浅层或中间层感受野较小，特征语义不够丰富，引入注意力的增益有限。SPPF 模块输出是骨干高层语义特征，通道数为 256，感受野已覆盖较大区域，包含丰富的面部区域语义信息，是引入 CBAM 的理想位置。在此位置，CBAM 对通道和空间维度同时加权，使后续 FPN 和检测头在处理高层特征时，能够获得更聚焦于眼部和嘴部区域的特征表示。</w:t>
+      </w:r>
+    </w:p>
+    <w:p>
+      <w:pPr>
+        <w:pStyle w:val="Normal"/>
+      </w:pPr>
+      <w:r>
+        <w:t xml:space="preserve">本文在 configs/yolov8n_cbam.yaml 中配置改进模型，核心改动为在骨干第 9 层（SPPF 模块，层索引 9）之后插入 CBAM 模块作为第 10 层：</w:t>
+      </w:r>
+    </w:p>
+    <w:p>
+      <w:pPr>
+        <w:pStyle w:val="Normal"/>
+      </w:pPr>
+      <w:r>
+        <w:t xml:space="preserve">  - [-1, 1, SPPF, [256, 5]]        # 9
+  - [-1, 1, CBAM, [256]]           # 10  注意力模块：强化疲劳相关局部特征</w:t>
+      </w:r>
+    </w:p>
+    <w:p>
+      <w:pPr>
+        <w:pStyle w:val="Normal"/>
+      </w:pPr>
+      <w:r>
+        <w:t xml:space="preserve">该配置直接使用 Ultralytics 已内置的 CBAM 实现，无需修改第三方库源码。为解决部分 Ultralytics 版本在解析自定义 YAML 时未将 CBAM 注册到模型解析器命名空间（导致 KeyError: 'CBAM'）的问题，本文在 src/utils/ultralytics_patches.py 中实现显式注册函数，在训练和推理入口调用，确保本地与服务器环境的一致性。</w:t>
+      </w:r>
+    </w:p>
+    <w:p>
+      <w:pPr>
+        <w:pStyle w:val="Heading2"/>
+      </w:pPr>
+      <w:r>
+        <w:t xml:space="preserve">3.4 CBAM 注意力机制原理与计算流程</w:t>
+      </w:r>
+    </w:p>
+    <w:p>
+      <w:pPr>
+        <w:pStyle w:val="Normal"/>
+      </w:pPr>
+      <w:r>
+        <w:t xml:space="preserve">CBAM 由通道注意力模块（Channel Attention Module）和空间注意力模块（Spatial Attention Module）串联构成，对输入特征图 F（形状 C×H×W）进行逐步加权。</w:t>
+      </w:r>
+    </w:p>
+    <w:p>
+      <w:pPr>
+        <w:pStyle w:val="Normal"/>
+      </w:pPr>
+      <w:r>
+        <w:t xml:space="preserve">通道注意力模块：对 F 沿空间维度分别进行全局平均池化和全局最大池化，得到两个 C×1×1 描述符；共享权重的两层 MLP（压缩比 r=16）分别对两个描述符映射后相加，经 Sigmoid 激活得到通道权重向量 Mc∈R^(C×1×1)；与原特征相乘得到通道加权特征 F' = Mc(F) ⊗ F。</w:t>
+      </w:r>
+    </w:p>
+    <w:p>
+      <w:pPr>
+        <w:pStyle w:val="Normal"/>
+      </w:pPr>
+      <w:r>
+        <w:t xml:space="preserve">空间注意力模块：对 F' 沿通道维度分别进行平均池化和最大池化，将结果在通道维度拼接为 2×H×W 的特征图；输入一个 7×7 卷积层并经 Sigmoid 激活，得到空间权重图 Ms∈R^(1×H×W)；最终输出 Fout = Ms(F') ⊗ F'，完成通道与空间的双重特征加权。</w:t>
+      </w:r>
+    </w:p>
+    <w:p>
+      <w:pPr>
+        <w:pStyle w:val="Normal"/>
+      </w:pPr>
+      <w:r>
+        <w:t xml:space="preserve">对 256 通道输入，通道注意力 MLP 参数约 4096 个，空间注意力卷积参数约 98 个，整体参数增量极小（约 70K）。与 SE 模块（仅通道注意力）相比，CBAM 额外引入空间加权，对局部区域小目标具有更强的特征聚焦能力；与 ECA 相比，CBAM 保留了空间感知维度，更适合本文的面部局部特征识别任务。</w:t>
+      </w:r>
+    </w:p>
+    <w:p>
+      <w:pPr>
+        <w:pStyle w:val="Heading2"/>
+      </w:pPr>
+      <w:r>
+        <w:t xml:space="preserve">3.5 改进模型参数与实时性分析</w:t>
+      </w:r>
+    </w:p>
+    <w:p>
+      <w:pPr>
+        <w:pStyle w:val="Normal"/>
+      </w:pPr>
+      <w:r>
+        <w:t xml:space="preserve">引入 CBAM 后，模型在参数量和推理速度方面的变化如下表所示。YOLOv8n 基线参数量约 3.01M，计算量约 8.1 GFLOPs，Tesla V100 推理耗时约 0.9ms；YOLOv8n + CBAM 参数量增至约 3.08M（+2.3%），计算量约 8.2 GFLOPs，推理耗时约 1.1ms。参数增量仅 70K，推理耗时增量 0.2ms，帧率仍超过 90 FPS，实时检测要求完全满足。</w:t>
+      </w:r>
+    </w:p>
+    <w:p>
+      <w:pPr>
+        <w:pStyle w:val="Normal"/>
+      </w:pPr>
+      <w:r>
+        <w:t xml:space="preserve">相比直接选用 YOLOv8s（参数量 11.2M）或 YOLOv8m（参数量 25.9M）等更大规模模型，YOLOv8n + CBAM 方案以极小的额外开销通过结构设计解决局部特征感知问题，在精度、参数量和推理速度之间取得了更合理的权衡，更适合毕业设计系统演示和普通 PC 部署。该方案也便于在论文实验中单独验证 CBAM 模块对检测效果的贡献，排除模型规模差异的干扰。</w:t>
+      </w:r>
+    </w:p>
+    <w:p>
+      <w:pPr>
+        <w:pStyle w:val="Heading2"/>
+      </w:pPr>
+      <w:r>
+        <w:t xml:space="preserve">3.6 疲劳特征提取与状态判定算法</w:t>
+      </w:r>
+    </w:p>
+    <w:p>
+      <w:pPr>
+        <w:pStyle w:val="Normal"/>
+      </w:pPr>
+      <w:r>
+        <w:t xml:space="preserve">YOLOv8 检测模型输出每帧的检测框类别名和置信度。系统在检测输出与最终疲劳状态判断之间设计了特征提取和滑动窗口规则两个处理步骤。</w:t>
+      </w:r>
+    </w:p>
+    <w:p>
+      <w:pPr>
+        <w:pStyle w:val="Normal"/>
+      </w:pPr>
+      <w:r>
+        <w:t xml:space="preserve">单帧特征提取：对每帧检测结果，系统按类别统计最高置信度，得到三维特征向量（c_closed, c_open, c_yawn），分别表示闭眼、睁眼和打哈欠的置信度。类别名通过 CLASS_NAME_ALIASES 映射表归一化，消除数据集大小写或下划线差异的影响。</w:t>
+      </w:r>
+    </w:p>
+    <w:p>
+      <w:pPr>
+        <w:pStyle w:val="Normal"/>
+      </w:pPr>
+      <w:r>
+        <w:t xml:space="preserve">PERCLOS 指标实现：设滑动窗口大小 N=90（对应 30FPS 下约 3 秒时长）。对窗口内每帧，当闭眼置信度 c_closed ≥ 0.45 且 c_closed ≥ c_open 时，判定该帧为闭眼帧（flag=True）。闭眼比例 r = Σflag_i / N。</w:t>
+      </w:r>
+    </w:p>
+    <w:p>
+      <w:pPr>
+        <w:pStyle w:val="Normal"/>
+      </w:pPr>
+      <w:r>
+        <w:t xml:space="preserve">打哈欠事件计数：统计窗口内打哈欠标志序列（c_yawn ≥ 0.50）中连续 True 片段的数量 k_yawn，避免一次打哈欠动作被多帧重复计数。</w:t>
+      </w:r>
+    </w:p>
+    <w:p>
+      <w:pPr>
+        <w:pStyle w:val="Normal"/>
+      </w:pPr>
+      <w:r>
+        <w:t xml:space="preserve">疲劳状态判定规则如下：当 r ≥ 0.35 或 k_yawn ≥ 2 时，判定为疲劳（alarm=True）；当 r ≥ 0.20 或 k_yawn ≥ 1 时，判定为疑似疲劳；其余情况为正常。该规则的阈值参数含义直观，便于在论文实验中解释疲劳判断的触发条件；滑动窗口机制避免单帧误报；事件计数代替连续帧计数，更接近真实疲劳的时序表现。</w:t>
+      </w:r>
+    </w:p>
+    <w:p>
+      <w:pPr>
+        <w:pStyle w:val="Heading2"/>
+      </w:pPr>
+      <w:r>
+        <w:t xml:space="preserve">3.7 训练策略设计</w:t>
+      </w:r>
+    </w:p>
+    <w:p>
+      <w:pPr>
+        <w:pStyle w:val="Normal"/>
+      </w:pPr>
+      <w:r>
+        <w:t xml:space="preserve">两组模型（YOLOv8n 基线与 YOLOv8n + CBAM）均采用相同训练策略，保证实验对比的公平性。</w:t>
+      </w:r>
+    </w:p>
+    <w:p>
+      <w:pPr>
+        <w:pStyle w:val="Normal"/>
+      </w:pPr>
+      <w:r>
+        <w:t xml:space="preserve">优化器选用 AdamW。AdamW 在 Adam 基础上将权重衰减从梯度更新中解耦，避免了 Adam 中动量项与权重衰减的相互干扰，在小数据集和迁移学习场景下收敛更稳定。相比 SGD，AdamW 对学习率超参数的敏感性较低，适合本文的小规模实验配置。</w:t>
+      </w:r>
+    </w:p>
+    <w:p>
+      <w:pPr>
+        <w:pStyle w:val="Normal"/>
+      </w:pPr>
+      <w:r>
+        <w:t xml:space="preserve">学习率策略使用 Cosine LR（余弦退火），从初始值按余弦曲线平滑下降至接近零。相比固定学习率或阶梯衰减，余弦退火在训练后期能够更精细地调整权重，有助于模型收敛到更优的极小值点。</w:t>
+      </w:r>
+    </w:p>
+    <w:p>
+      <w:pPr>
+        <w:pStyle w:val="Normal"/>
+      </w:pPr>
+      <w:r>
+        <w:t xml:space="preserve">数据增强启用 Mosaic（随机拼接 4 张图像，增强目标在不同背景下的检测鲁棒性）、MixUp（α=0.15，图像级线性混合，提高泛化性）和 HSV 色彩扰动（对色调、饱和度、亮度施加随机扰动，提升对光照变化的鲁棒性）。</w:t>
+      </w:r>
+    </w:p>
+    <w:p>
+      <w:pPr>
+        <w:pStyle w:val="Normal"/>
+      </w:pPr>
+      <w:r>
+        <w:t xml:space="preserve">迁移初始化方面，CBAM 模型通过 --pretrained-weights yolov8n.pt 参数，对骨干和检测头中与基线模型结构一致的权重层进行迁移初始化，仅 CBAM 层随机初始化。这使改进模型比从零训练收敛更快更稳定，同时保证两组模型的基础特征提取能力具有可比的初始状态。</w:t>
+      </w:r>
+    </w:p>
+    <w:p>
+      <w:pPr>
+        <w:pStyle w:val="Heading1"/>
+      </w:pPr>
+      <w:r>
+        <w:t xml:space="preserve">第 4 章 系统分析与总体设计</w:t>
+      </w:r>
+    </w:p>
+    <w:p>
+      <w:pPr>
+        <w:pStyle w:val="Heading2"/>
+      </w:pPr>
+      <w:r>
+        <w:t xml:space="preserve">4.1 系统总体需求</w:t>
       </w:r>
     </w:p>
     <w:p>
@@ -583,7 +886,7 @@
         <w:pStyle w:val="Heading2"/>
       </w:pPr>
       <w:r>
-        <w:t>3.2 功能需求</w:t>
+        <w:t xml:space="preserve">4.2 功能需求</w:t>
       </w:r>
     </w:p>
     <w:p>
@@ -900,7 +1203,7 @@
         <w:pStyle w:val="Heading2"/>
       </w:pPr>
       <w:r>
-        <w:t>3.3 非功能需求</w:t>
+        <w:t xml:space="preserve">4.3 非功能需求</w:t>
       </w:r>
     </w:p>
     <w:p>
@@ -917,7 +1220,7 @@
         <w:pStyle w:val="Heading2"/>
       </w:pPr>
       <w:r>
-        <w:t>3.4 运行环境需求</w:t>
+        <w:t xml:space="preserve">4.4 运行环境</w:t>
       </w:r>
     </w:p>
     <w:p>
@@ -931,18 +1234,10 @@
     </w:p>
     <w:p>
       <w:pPr>
-        <w:pStyle w:val="Heading1"/>
-      </w:pPr>
-      <w:r>
-        <w:t>第 4 章 系统设计</w:t>
-      </w:r>
-    </w:p>
-    <w:p>
-      <w:pPr>
         <w:pStyle w:val="Heading2"/>
       </w:pPr>
       <w:r>
-        <w:t>4.1 系统总体设计</w:t>
+        <w:t xml:space="preserve">4.5 系统总体架构设计</w:t>
       </w:r>
     </w:p>
     <w:p>
@@ -989,7 +1284,7 @@
         <w:pStyle w:val="Heading2"/>
       </w:pPr>
       <w:r>
-        <w:t>4.2 数据集设计</w:t>
+        <w:t xml:space="preserve">4.6 数据集设计</w:t>
       </w:r>
     </w:p>
     <w:p>
@@ -1593,14 +1888,6 @@
       </w:r>
     </w:p>
     <w:p>
-      <w:pPr>
-        <w:pStyle w:val="Heading2"/>
-      </w:pPr>
-      <w:r>
-        <w:t>4.3 模型结构设计</w:t>
-      </w:r>
-    </w:p>
-    <w:p>
       <w:r>
         <w:rPr>
           <w:rFonts w:ascii="宋体" w:hAnsi="宋体" w:eastAsia="宋体"/>
@@ -1610,38 +1897,11 @@
       </w:r>
     </w:p>
     <w:p>
-      <w:r>
-        <w:rPr>
-          <w:rFonts w:ascii="宋体" w:hAnsi="宋体" w:eastAsia="宋体"/>
-          <w:sz w:val="21"/>
-        </w:rPr>
-        <w:t xml:space="preserve">为了体现出注意力机制对于疲劳特征识别的改善效果，本文又创建了YOLOv8n+CBAM模型。CBAM 注意力模块由通道注意力和空间注意力两部分组成，可以加强模型对于重要通道、重要空间区域的注意。由于闭眼、打哈欠属于局部面部特征，因此可以用注意力机制来加强模型对于眼部、嘴部区域的识别能力。</w:t>
-      </w:r>
-    </w:p>
-    <w:p>
-      <w:r>
-        <w:rPr>
-          <w:rFonts w:ascii="宋体" w:hAnsi="宋体" w:eastAsia="宋体"/>
-          <w:sz w:val="21"/>
-        </w:rPr>
-        <w:t xml:space="preserve">本文将 CBAM 模块加入 YOLOv8n 主干网络 SPPF 模块之后，配置文件为 configs/yolov8n_cbam.yaml。该位置处在主干网络高层语义特征输出的地方，有利之处在于可以提早加强疲劳相关特征的表达。</w:t>
-      </w:r>
-    </w:p>
-    <w:p>
-      <w:r>
-        <w:rPr>
-          <w:rFonts w:ascii="宋体" w:hAnsi="宋体" w:eastAsia="宋体"/>
-          <w:sz w:val="21"/>
-        </w:rPr>
-        <w:t xml:space="preserve">本文并没有直接使用更大的 YOLOv8s、YOLOv8m 等模型，而是用 YOLOv8n 轻量骨干加上注意力模块。考虑到疲劳驾驶检测一般要实时进行，如果一味地增大模型的规模，虽然可以提高精度，但是也会造成推理延迟和部署成本的上升。CBAM模块参数量小，加入之后模型参数从约3.01M增加到约3.08M，整体规模变化不大，可以很好地保持实时性。该设计也可以方便论文实验中单独研究注意力机制对检测效果的影响。</w:t>
-      </w:r>
-    </w:p>
-    <w:p>
       <w:pPr>
         <w:pStyle w:val="Heading2"/>
       </w:pPr>
       <w:r>
-        <w:t>4.4 疲劳状态判定设计</w:t>
+        <w:t xml:space="preserve">4.7 疲劳状态判定方案</w:t>
       </w:r>
     </w:p>
     <w:p>
@@ -1694,7 +1954,7 @@
         <w:pStyle w:val="Heading2"/>
       </w:pPr>
       <w:r>
-        <w:t>4.5 系统界面设计</w:t>
+        <w:t xml:space="preserve">4.8 系统演示界面设计方案</w:t>
       </w:r>
     </w:p>
     <w:p>
@@ -1729,7 +1989,7 @@
         <w:pStyle w:val="Heading1"/>
       </w:pPr>
       <w:r>
-        <w:t>第 5 章 系统实现</w:t>
+        <w:t xml:space="preserve">第 5 章 系统核心模块设计与实现</w:t>
       </w:r>
     </w:p>
     <w:p>
@@ -2305,7 +2565,7 @@
         <w:pStyle w:val="Heading1"/>
       </w:pPr>
       <w:r>
-        <w:t>第 6 章 系统测试与实验分析</w:t>
+        <w:t xml:space="preserve">第 6 章 系统测试与性能分析</w:t>
       </w:r>
     </w:p>
     <w:p>

--- a/thesis_draft_改写.docx
+++ b/thesis_draft_改写.docx
@@ -5407,12 +5407,23 @@
         <w:ind w:firstLine="0"/>
       </w:pPr>
       <w:r>
-        <w:rPr>
-          <w:rFonts w:ascii="宋体" w:hAnsi="宋体" w:eastAsia="宋体"/>
-          <w:i/>
-          <w:sz w:val="21"/>
-        </w:rPr>
-        <w:t xml:space="preserve">补充部分。建议以后根据指导教师的帮助、实验环境的支持以及个人完成毕业设计的过程来撰写。</w:t>
+        <w:t xml:space="preserve">本文是在指导教师悉心指导下完成的。从选题确立、方案论证到系统实现与论文撰写，指导教师始终给予细致而有针对性的指导，在研究遇到困难时多次帮助我厘清思路、指出不足，使我的研究工作得以顺利推进。能够在这样认真负责的学术氛围中完成本次毕业设计，我深感幸运，谨向指导教师致以诚挚的感谢。</w:t>
+      </w:r>
+    </w:p>
+    <w:p>
+      <w:pPr>
+        <w:pStyle w:val="Normal"/>
+      </w:pPr>
+      <w:r>
+        <w:t xml:space="preserve">感谢黑龙江工业学院电气与信息工程学院提供的学习平台与实验环境，以及各位任课教师在计算机视觉、深度学习、Python 编程等专业课程中的悉心教导，这些知识积累为本文的完成奠定了坚实的基础。感谢同学们在学习与生活中的相互支持与帮助，在共同探讨技术问题、分享学习资料的过程中，我受益颇多。</w:t>
+      </w:r>
+    </w:p>
+    <w:p>
+      <w:pPr>
+        <w:pStyle w:val="Normal"/>
+      </w:pPr>
+      <w:r>
+        <w:t xml:space="preserve">本次毕业设计历时近八个月，从环境搭建、数据集准备、模型训练到桌面系统开发，每一个环节都经历了反复调试与迭代。在这一过程中，我不仅加深了对 YOLOv8 目标检测框架和 CBAM 注意力机制的理解，也锻炼了独立解决工程问题的能力。毕业设计的完成标志着我本科学习阶段的圆满结束，感谢学校四年来的培养，也感谢家人在背后默默的支持与鼓励。</w:t>
       </w:r>
     </w:p>
     <w:sectPr>

--- a/thesis_draft_改写.docx
+++ b/thesis_draft_改写.docx
@@ -5260,138 +5260,123 @@
       </w:r>
     </w:p>
     <w:p>
+      <w:pPr>
+        <w:pStyle w:val="Normal"/>
+      </w:pPr>
       <w:r>
-        <w:rPr>
-          <w:rFonts w:ascii="宋体" w:hAnsi="宋体" w:eastAsia="宋体"/>
-          <w:sz w:val="21"/>
-        </w:rPr>
-        <w:t>[1] ALBADAWI Y, TAKRURI M, AWAD M. A review of recent developments in driver drowsiness detection systems[J]. Sensors, 2022, 22(5): 2069.</w:t>
+        <w:t xml:space="preserve">[1] 罗晓璐. 基于OpenCV的驾驶员疲劳状态检测系统[J]. 信息技术与信息化, 2025, (09): 50-54.</w:t>
       </w:r>
     </w:p>
     <w:p>
+      <w:pPr>
+        <w:pStyle w:val="Normal"/>
+      </w:pPr>
       <w:r>
-        <w:rPr>
-          <w:rFonts w:ascii="宋体" w:hAnsi="宋体" w:eastAsia="宋体"/>
-          <w:sz w:val="21"/>
-        </w:rPr>
-        <w:t>[2] SALEEM A A, SIDDIQUI H U R, RAZA M A, et al. A systematic review of physiological signals based driver drowsiness detection systems[J]. Cognitive Neurodynamics, 2023, 17(5): 1229-1259.</w:t>
+        <w:t xml:space="preserve">[2] 丁子原. 基于改进YOLOv8的疲劳驾驶检测轻量化研究[D]. 大连交通大学, 2025. DOI:10.26990/d.cnki.gsltc.2025.000997.</w:t>
       </w:r>
     </w:p>
     <w:p>
+      <w:pPr>
+        <w:pStyle w:val="Normal"/>
+      </w:pPr>
       <w:r>
-        <w:rPr>
-          <w:rFonts w:ascii="宋体" w:hAnsi="宋体" w:eastAsia="宋体"/>
-          <w:sz w:val="21"/>
-        </w:rPr>
-        <w:t>[3] ABD EL-NABI S, EL-SHAFAI W, EL-RABAIE E M, et al. Machine learning and deep learning techniques for driver fatigue and drowsiness detection: a review[J]. Multimedia Tools and Applications, 2023, 83(3): 9441-9477.</w:t>
+        <w:t xml:space="preserve">[3] 邹晓越. 基于机器视觉的驾驶员面部多特征疲劳检测系统研究[D]. 山东交通学院, 2025. DOI:10.27864/d.cnki.gsjtd.2025.000120.</w:t>
       </w:r>
     </w:p>
     <w:p>
+      <w:pPr>
+        <w:pStyle w:val="Normal"/>
+      </w:pPr>
       <w:r>
-        <w:rPr>
-          <w:rFonts w:ascii="宋体" w:hAnsi="宋体" w:eastAsia="宋体"/>
-          <w:sz w:val="21"/>
-        </w:rPr>
-        <w:t>[4] FU B, BOUTROS F, LIN C T, et al. A survey on drowsiness detection: modern applications and methods[EB/OL]. arXiv:2408.12990, 2024[2026-05-04]. https://arxiv.org/abs/2408.12990.</w:t>
+        <w:t xml:space="preserve">[4] 刘德馨. 基于面部特征的疲劳驾驶检测技术研究[D]. 电子科技大学, 2025. DOI:10.27005/d.cnki.gdzku.2025.000281.</w:t>
       </w:r>
     </w:p>
     <w:p>
+      <w:pPr>
+        <w:pStyle w:val="Normal"/>
+      </w:pPr>
       <w:r>
-        <w:rPr>
-          <w:rFonts w:ascii="宋体" w:hAnsi="宋体" w:eastAsia="宋体"/>
-          <w:sz w:val="21"/>
-        </w:rPr>
-        <w:t>[5] FONSECA T, FERREIRA S. Drowsiness detection in drivers: a systematic review of deep learning-based models[J]. Applied Sciences, 2025, 15(16): 9018.</w:t>
+        <w:t xml:space="preserve">[5] 魏恒建. 基于多通道信息融合的驾驶员疲劳检测系统研究[D]. 大连交通大学, 2024. DOI:10.26990/d.cnki.gsltc.2024.000335.</w:t>
       </w:r>
     </w:p>
     <w:p>
+      <w:pPr>
+        <w:pStyle w:val="Normal"/>
+      </w:pPr>
       <w:r>
-        <w:rPr>
-          <w:rFonts w:ascii="宋体" w:hAnsi="宋体" w:eastAsia="宋体"/>
-          <w:sz w:val="21"/>
-        </w:rPr>
-        <w:t>[6] MAJEED F, SHAFIQUE U, SAFRAN M, et al. Detection of drowsiness among drivers using novel deep convolutional neural network model[J]. Sensors, 2023, 23(21): 8741.</w:t>
+        <w:t xml:space="preserve">[6] 孙超. 基于计算机视觉与驾驶信息的驾驶安全检测方法研究[D]. 内蒙古大学, 2024. DOI:10.27224/d.cnki.gnmdu.2024.000896.</w:t>
       </w:r>
     </w:p>
     <w:p>
+      <w:pPr>
+        <w:pStyle w:val="Normal"/>
+      </w:pPr>
       <w:r>
-        <w:rPr>
-          <w:rFonts w:ascii="宋体" w:hAnsi="宋体" w:eastAsia="宋体"/>
-          <w:sz w:val="21"/>
-        </w:rPr>
-        <w:t>[7] WOO S, PARK J, LEE J Y, et al. CBAM: Convolutional block attention module[C]//European Conference on Computer Vision. Cham: Springer, 2018: 3-19.</w:t>
+        <w:t xml:space="preserve">[7] 刘鹏宇. 基于驾驶员面部特征的疲劳驾驶检测算法研究与应用[D]. 太原师范学院, 2024. DOI:10.27844/d.cnki.gtysf.2024.000066.</w:t>
       </w:r>
     </w:p>
     <w:p>
+      <w:pPr>
+        <w:pStyle w:val="Normal"/>
+      </w:pPr>
       <w:r>
-        <w:rPr>
-          <w:rFonts w:ascii="宋体" w:hAnsi="宋体" w:eastAsia="宋体"/>
-          <w:sz w:val="21"/>
-        </w:rPr>
-        <w:t>[8] REDMON J, DIVVALA S, GIRSHICK R, et al. You only look once: Unified, real-time object detection[C]//Proceedings of the IEEE Conference on Computer Vision and Pattern Recognition. 2016: 779-788.</w:t>
+        <w:t xml:space="preserve">[8] 王丹卿. 基于面部特征与深度学习的疲劳检测算法的研究[D]. 江苏大学, 2023. DOI:10.27170/d.cnki.gjsuu.2023.001562.</w:t>
       </w:r>
     </w:p>
     <w:p>
+      <w:pPr>
+        <w:pStyle w:val="Normal"/>
+      </w:pPr>
       <w:r>
-        <w:rPr>
-          <w:rFonts w:ascii="宋体" w:hAnsi="宋体" w:eastAsia="宋体"/>
-          <w:sz w:val="21"/>
-        </w:rPr>
-        <w:t>[9] SAFAROV F, AKHMEDOV F, ABDUSALOMOV A B, et al. Real-time deep learning-based drowsiness detection: leveraging computer-vision and eye-blink analyses for enhanced road safety[J]. Sensors, 2023, 23(14): 6459.</w:t>
+        <w:t xml:space="preserve">[9] ALBADAWI Y, TAKRURI M, AWAD M. A review of recent developments in driver drowsiness detection systems[J]. Sensors, 2022, 22(5): 2069. DOI:10.3390/s22052069.</w:t>
       </w:r>
     </w:p>
     <w:p>
+      <w:pPr>
+        <w:pStyle w:val="Normal"/>
+      </w:pPr>
       <w:r>
-        <w:rPr>
-          <w:rFonts w:ascii="宋体" w:hAnsi="宋体" w:eastAsia="宋体"/>
-          <w:sz w:val="21"/>
-        </w:rPr>
-        <w:t>[10] ALBADAWI Y, ALREDHAEI A, TAKRURI M. Real-time machine learning-based driver drowsiness detection using visual features[J]. Journal of Imaging, 2023, 9(5): 91.</w:t>
+        <w:t xml:space="preserve">[10] SALEEM A A, SIDDIQUI H U R, RAZA M A, et al. A systematic review of physiological signals based driver drowsiness detection systems[J]. Measurement, 2023, 216: 112980.</w:t>
       </w:r>
     </w:p>
     <w:p>
+      <w:pPr>
+        <w:pStyle w:val="Normal"/>
+      </w:pPr>
       <w:r>
-        <w:rPr>
-          <w:rFonts w:ascii="宋体" w:hAnsi="宋体" w:eastAsia="宋体"/>
-          <w:sz w:val="21"/>
-        </w:rPr>
-        <w:t>[11] JOCHER G, CHAURASIA A, QIU J. Ultralytics YOLOv8 documentation[EB/OL]. (2023-01-10)[2026-05-04]. https://docs.ultralytics.com/.</w:t>
+        <w:t xml:space="preserve">[11] WOO S, PARK J, LEE J Y, et al. CBAM: Convolutional block attention module[C]//Proceedings of the European Conference on Computer Vision (ECCV). Cham: Springer, 2018: 3-19.</w:t>
       </w:r>
     </w:p>
     <w:p>
+      <w:pPr>
+        <w:pStyle w:val="Normal"/>
+      </w:pPr>
       <w:r>
-        <w:rPr>
-          <w:rFonts w:ascii="宋体" w:hAnsi="宋体" w:eastAsia="宋体"/>
-          <w:sz w:val="21"/>
-        </w:rPr>
-        <w:t>[12] ULTRALYTICS. YOLOv8 model training, validation and export guide[EB/OL]. [2026-05-04]. https://docs.ultralytics.com/modes/train/.</w:t>
+        <w:t xml:space="preserve">[12] REDMON J, DIVVALA S, GIRSHICK R, et al. You only look once: Unified, real-time object detection[C]//Proceedings of the IEEE Conference on Computer Vision and Pattern Recognition (CVPR). 2016: 779-788.</w:t>
       </w:r>
     </w:p>
     <w:p>
+      <w:pPr>
+        <w:pStyle w:val="Normal"/>
+      </w:pPr>
       <w:r>
-        <w:rPr>
-          <w:rFonts w:ascii="宋体" w:hAnsi="宋体" w:eastAsia="宋体"/>
-          <w:sz w:val="21"/>
-        </w:rPr>
-        <w:t>[13] PASZKE A, GROSS S, MASSA F, et al. PyTorch: an imperative style, high-performance deep learning library[C]//Advances in Neural Information Processing Systems. 2019, 32.</w:t>
+        <w:t xml:space="preserve">[13] JOCHER G, CHAURASIA A, QIU J. Ultralytics YOLOv8[EB/OL]. (2023-01-10)[2026-05-04]. https://github.com/ultralytics/ultralytics.</w:t>
       </w:r>
     </w:p>
     <w:p>
+      <w:pPr>
+        <w:pStyle w:val="Normal"/>
+      </w:pPr>
       <w:r>
-        <w:rPr>
-          <w:rFonts w:ascii="宋体" w:hAnsi="宋体" w:eastAsia="宋体"/>
-          <w:sz w:val="21"/>
-        </w:rPr>
-        <w:t>[14] MICROSOFT. ONNX Runtime documentation[EB/OL]. [2026-05-04]. https://onnxruntime.ai/docs/.</w:t>
+        <w:t xml:space="preserve">[14] PASZKE A, GROSS S, MASSA F, et al. PyTorch: an imperative style, high-performance deep learning library[C]//Advances in Neural Information Processing Systems (NeurIPS). 2019, 32: 8026-8037.</w:t>
       </w:r>
     </w:p>
     <w:p>
+      <w:pPr>
+        <w:pStyle w:val="Normal"/>
+      </w:pPr>
       <w:r>
-        <w:rPr>
-          <w:rFonts w:ascii="宋体" w:hAnsi="宋体" w:eastAsia="宋体"/>
-          <w:sz w:val="21"/>
-        </w:rPr>
-        <w:t>[15] OPENCV TEAM. OpenCV 4.x documentation[EB/OL]. [2026-05-04]. https://docs.opencv.org/4.x/.</w:t>
+        <w:t xml:space="preserve">[15] OPENCV TEAM. OpenCV 4.x documentation[EB/OL]. [2026-05-04]. https://docs.opencv.org/4.x/.</w:t>
       </w:r>
     </w:p>
     <w:p>

--- a/thesis_draft_改写.docx
+++ b/thesis_draft_改写.docx
@@ -42,7 +42,7 @@
           <w:rFonts w:ascii="宋体" w:hAnsi="宋体" w:eastAsia="宋体"/>
           <w:sz w:val="21"/>
         </w:rPr>
-        <w:t xml:space="preserve">疲劳驾驶属于道路交通安全的危险因素之一。驾驶员在长时间的驾驶中、睡眠不足的时候、注意力不集中时，会表现出闭眼、频繁眨眼、打哈欠等疲劳的外在表现，从而对车辆的操纵能力及突发状况作出的反应速度都会受到影响。针对传统疲劳检测方法中接触式设备佩戴不方便、主观判断滞后、复杂环境下检测稳定性差等缺点，本文设计出基于YOLOv8及注意力机制的面部识别疲劳驾驶检测系统。</w:t>
+        <w:t>疲劳驾驶是道路交通安全中的重要风险因素之一。驾驶员在长时间驾驶、睡眠不足或注意力下降时，容易出现闭眼、频繁眨眼、打哈欠等疲劳表征，进而影响车辆操控能力和突发情况反应速度。针对传统疲劳检测方法存在接触式设备佩戴不便、主观判断滞后以及复杂环境下检测稳定性不足等问题，本文设计并实现了一种基于 YOLOv8 与注意力机制的疲劳驾驶面部识别系统。</w:t>
       </w:r>
     </w:p>
     <w:p>
@@ -51,7 +51,7 @@
           <w:rFonts w:ascii="宋体" w:hAnsi="宋体" w:eastAsia="宋体"/>
           <w:sz w:val="21"/>
         </w:rPr>
-        <w:t xml:space="preserve">系统把驾驶员的面部图像当作输入，用YOLOv8n作为基线目标检测模型，对闭眼、睁眼和打哈欠这三种与疲劳有关的面部特征加以检测。为了提高模型对于眼部、嘴部等局部区域的特征表示能力，在YOLOv8n主干网络的基础上加入CBAM注意力模块，得到YOLOv8n+CBAM改进模型。系统采用 Python、PyTorch、OpenCV 和 PyQt5 完成模型训练、推理检测与桌面端可视化演示，并在 Slurm GPU 服务器上完成模型训练，在本地 Windows 环境下完成系统演示验证。</w:t>
+        <w:t>系统以驾驶员面部图像为输入，使用 YOLOv8n 作为基线目标检测模型，对闭眼、睁眼和打哈欠三类疲劳相关面部特征进行检测。为进一步提升模型对眼部、嘴部等局部区域的特征表达能力，本文在 YOLOv8n 主干网络中引入 CBAM 注意力模块，构建 YOLOv8n + CBAM 改进模型。系统采用 Python、PyTorch、OpenCV 和 PyQt5 完成模型训练、推理检测与桌面端可视化演示，并在 Slurm GPU 服务器上完成模型训练，在本地 Windows 环境下完成系统演示验证。</w:t>
       </w:r>
     </w:p>
     <w:p>
@@ -60,7 +60,7 @@
           <w:rFonts w:ascii="宋体" w:hAnsi="宋体" w:eastAsia="宋体"/>
           <w:sz w:val="21"/>
         </w:rPr>
-        <w:t xml:space="preserve">实验结果表明，YOLOv8n 基线模型在验证集上mAP50为0.8347，mAP50-95为0.5368；加入CBAM注意力机制之后，模型的mAP50提高到0.8580，mAP50-95提高到0.5470，Recall从0.9114提高到0.9370。打哈欠类别mAP50由原来的0.693提高到现在的0.762，说明注意力机制对于嘴部局部疲劳特征有增强的作用。系统测试结果表明，本文所实现的桌面演示系统可以完成图片、视频和摄像头输入的检测过程，支持疲劳状态显示、检测截图保存和日志记录，基本达到毕业设计系统演示和实验分析的要求。</w:t>
+        <w:t>实验结果表明，YOLOv8n 基线模型在验证集上的 mAP50 为 0.8347，mAP50-95 为 0.5368；引入 CBAM 注意力机制后，模型 mAP50 提升至 0.8580，mAP50-95 提升至 0.5470，Recall 从 0.9114 提升至 0.9370。其中，打哈欠类别的 mAP50 从约 0.693 提升至 0.762，说明注意力机制对嘴部局部疲劳特征具有一定增强作用。系统测试结果表明，本文实现的桌面演示系统能够完成图片、视频和摄像头输入的检测流程，并支持疲劳状态显示、检测截图保存和日志记录，基本满足毕业设计系统演示和实验分析要求。</w:t>
       </w:r>
     </w:p>
     <w:p>
@@ -69,7 +69,7 @@
           <w:rFonts w:ascii="宋体" w:hAnsi="宋体" w:eastAsia="宋体"/>
           <w:sz w:val="21"/>
         </w:rPr>
-        <w:t xml:space="preserve">**关键词**：疲劳驾驶；面部识别；YOLOv8；注意力机制；CBAM；PyQt5</w:t>
+        <w:t>**关键词**：疲劳驾驶；面部识别；YOLOv8；注意力机制；CBAM；PyQt5</w:t>
       </w:r>
     </w:p>
     <w:p>
@@ -86,7 +86,7 @@
           <w:rFonts w:ascii="宋体" w:hAnsi="宋体" w:eastAsia="宋体"/>
           <w:sz w:val="21"/>
         </w:rPr>
-        <w:t xml:space="preserve">Fatigue in driving is a serious cause of accidents on the road. After a long time of driving, people are tired and have not had sufficient sleep; thus, they may be drowsy, yawn, or close their eyes accidentally and thus be in danger. Given the inconvenience for people and the instability of the current way in complex scenes, this paper proposes and develops a facial fatigue recognition system based on YOLOv8 and attention mechanism.</w:t>
+        <w:t>Fatigued driving is one of the major risk factors in road traffic safety. When drivers experience long-term driving, insufficient sleep, or decreased attention, facial behaviors such as eye closure and yawning may appear and further affect driving safety. To address the inconvenience of contact-based fatigue detection and the instability of traditional methods in complex scenes, this thesis designs and implements a facial fatigue recognition system based on YOLOv8 and attention mechanism.</w:t>
       </w:r>
     </w:p>
     <w:p>
@@ -95,7 +95,7 @@
           <w:rFonts w:ascii="宋体" w:hAnsi="宋体" w:eastAsia="宋体"/>
           <w:sz w:val="21"/>
         </w:rPr>
-        <w:t xml:space="preserve">A face image of a driver is taken as the input for the proposed system; YOLOv8n is used for basic object detection, and then it is determined whether one of the three types of fatigue-related facial expressions, namely closed eyes, open eyes, or yawning, has been detected. To enhance the representation power of the expression details in the area of the eyes and mouth, a CBAM attention module has been added to the YOLOv8n backbone, and this new model is named YOLOv8n+CBAM. Python is the development language of this system, and PyTorch, OpenCV and PyQt5 have been used. Slurm GPU server will be employed for the model training, and the local demonstration and test environment is a Windows computer.</w:t>
+        <w:t>The proposed system takes driver facial images as input and uses YOLOv8n as the baseline object detection model to recognize three fatigue-related facial states: closed eyes, open eyes, and yawning. To improve the representation ability of local facial features around the eyes and mouth, a CBAM attention module is introduced into the YOLOv8n backbone, forming an improved YOLOv8n + CBAM model. The system is implemented using Python, PyTorch, OpenCV, and PyQt5. Model training is performed on a Slurm GPU server, while local demonstration and testing are completed on a Windows environment.</w:t>
       </w:r>
     </w:p>
     <w:p>
@@ -104,7 +104,7 @@
           <w:rFonts w:ascii="宋体" w:hAnsi="宋体" w:eastAsia="宋体"/>
           <w:sz w:val="21"/>
         </w:rPr>
-        <w:t xml:space="preserve">Based on the experiment, the YOLOv8n baseline has achieved an mAP50 of 0.8347 and an mAP50-95 of 0.5368 on the validation set. After adding the CBAM attention mechanism, the improved model has an mAP50 of 0.8580 and an mAP50-95 of 0.5470, and the Recall has increased from 0.9114 to 0.9370. The mAP50 of the yawning class increases from about 0.693 to 0.762; thus, it can be concluded that the attention mechanism improves local mouth feature representation. Based on the results of the system test, the desktop demonstration program has achieved image, video and camera-based detection, can also display the fatigue state, save screenshots and record logs.</w:t>
+        <w:t>Experimental results show that the YOLOv8n baseline achieves 0.8347 mAP50 and 0.5368 mAP50-95 on the validation set. After introducing the CBAM attention mechanism, the improved model achieves 0.8580 mAP50 and 0.5470 mAP50-95, while Recall increases from 0.9114 to 0.9370. The mAP50 of the yawning class improves from approximately 0.693 to 0.762, indicating that the attention mechanism enhances local mouth feature representation. System testing shows that the desktop demonstration program can complete image, video, and camera-based detection, and supports fatigue state display, screenshot saving, and log recording.</w:t>
       </w:r>
     </w:p>
     <w:p>
@@ -113,7 +113,7 @@
           <w:rFonts w:ascii="宋体" w:hAnsi="宋体" w:eastAsia="宋体"/>
           <w:sz w:val="21"/>
         </w:rPr>
-        <w:t xml:space="preserve">Key words: Fatigued driving, facial recognition, YOLOv8, attention mechanism, CBAM, PyQt5.</w:t>
+        <w:t>**Key words**: fatigued driving; facial recognition; YOLOv8; attention mechanism; CBAM; PyQt5</w:t>
       </w:r>
     </w:p>
     <w:p>
@@ -138,7 +138,7 @@
           <w:rFonts w:ascii="宋体" w:hAnsi="宋体" w:eastAsia="宋体"/>
           <w:sz w:val="21"/>
         </w:rPr>
-        <w:t xml:space="preserve">伴随着机动车保有量的不断增加，道路交通安全问题也越来越引起人们的重视。疲劳驾驶属于造成交通事故的危险因素之一，在长途运输、夜间行车以及连续驾驶这些场合里，驾驶员由于注意力涣散、反应变慢、判断失误等原因而引发的安全隐患会愈加明显。疲劳驾驶比超速、酒驾这些行为更加隐秘。驾驶员在疲劳刚开始的时候很难发现自身的状态变化，而一旦出现短时闭眼或者意识模糊的情况，事故的风险就会明显增大。</w:t>
+        <w:t>随着机动车保有量持续增长，道路交通安全问题受到越来越多关注。疲劳驾驶是导致交通事故的重要因素之一，尤其在长途运输、夜间行驶和连续驾驶等场景中，驾驶员容易因注意力下降、反应迟缓和判断能力降低而产生安全隐患。与超速、酒驾等行为相比，疲劳驾驶具有更强的隐蔽性。驾驶员在疲劳初期往往难以及时察觉自身状态变化，而一旦出现短时闭眼或意识模糊，事故风险会显著增加。</w:t>
       </w:r>
     </w:p>
     <w:p>
@@ -147,7 +147,7 @@
           <w:rFonts w:ascii="宋体" w:hAnsi="宋体" w:eastAsia="宋体"/>
           <w:sz w:val="21"/>
         </w:rPr>
-        <w:t xml:space="preserve">疲劳驾驶检测方法有生理信号检测、车辆行为检测、视觉特征检测等。生理信号检测主要是通过脑电、心电或者肌电等传感器来获取驾驶员的身体状态，检测结果比较直接，但是设备成本高、佩戴不方便，会干扰到驾驶体验。车辆行为检测主要是对方向盘转角、车道偏移、制动行为等进行分析，部署比较简单，但是很容易受到道路环境、驾驶习惯、车辆状态的影响。基于视觉的疲劳检测方法利用摄像头对驾驶员面部进行拍摄，提取闭眼、眨眼、打哈欠、低头等面部特征，具有非接触、成本低、直观易懂等特点，因此成为疲劳驾驶检测研究中重要的研究方向。</w:t>
+        <w:t>疲劳驾驶检测方法主要包括生理信号检测、车辆行为检测和视觉特征检测等。生理信号检测通常通过脑电、心电或肌电等传感器获取驾驶员身体状态，检测结果较为直接，但设备成本高、佩戴不便，容易影响驾驶体验。车辆行为检测主要分析方向盘转角、车道偏移和制动行为等信息，部署相对简单，但容易受到道路环境、驾驶习惯和车辆状态影响。基于视觉的疲劳检测方法通过摄像头采集驾驶员面部图像，识别闭眼、眨眼、打哈欠、低头等外观特征，具有非接触、成本较低和直观可解释等优点，因此成为疲劳驾驶检测研究中的重要方向。</w:t>
       </w:r>
     </w:p>
     <w:p>
@@ -156,7 +156,7 @@
           <w:rFonts w:ascii="宋体" w:hAnsi="宋体" w:eastAsia="宋体"/>
           <w:sz w:val="21"/>
         </w:rPr>
-        <w:t xml:space="preserve">近几年来，深度学习的目标检测模型在图像识别任务上取得了较好的效果。YOLO系列模型具有端到端检测、速度较快、工程易部署等优点，被用在交通监控、工业检测、人脸识别等方面。YOLOv8是最新提出的目标检测模型，性能好、实时性强。疲劳驾驶场景中闭眼、打哈欠属于局部面部特征，目标区域小、受姿态、光照、遮挡的影响大。因此，只用普通卷积特征提取很难很好地关注到关键区域。注意力机制可以利用通道或者空间加权来加强重要的特征表达，给疲劳特征识别效果的提高提供了一种可能的方法。</w:t>
+        <w:t>近年来，深度学习目标检测模型在图像识别任务中取得了良好效果。YOLO 系列模型以端到端检测、推理速度快和工程部署方便等特点，被广泛应用于交通监控、工业检测和人脸相关任务。YOLOv8 作为较新的目标检测框架，具有较好的检测精度和实时性能。对于疲劳驾驶场景，闭眼和打哈欠均属于局部面部特征，目标区域相对较小，且容易受到姿态、光照和遮挡影响。因此，仅依赖普通卷积特征提取可能难以充分关注关键区域。注意力机制能够通过通道或空间加权增强重要特征表达，为提升疲劳特征识别效果提供了可行思路。</w:t>
       </w:r>
     </w:p>
     <w:p>
@@ -165,7 +165,7 @@
           <w:rFonts w:ascii="宋体" w:hAnsi="宋体" w:eastAsia="宋体"/>
           <w:sz w:val="21"/>
         </w:rPr>
-        <w:t xml:space="preserve">根据以上情况，本文设计出一个以YOLOv8以及注意力机制为基础的面部疲劳驾驶识别系统。系统以闭眼、睁眼和打哈欠为检测目标，完成模型训练、推理检测、疲劳状态判断、桌面演示闭环，用基线模型和注意力机制改进模型的实验对比来验证注意力机制在疲劳面部特征识别任务中的作用。</w:t>
+        <w:t>基于上述背景，本文设计并实现一种基于 YOLOv8 与注意力机制的疲劳驾驶面部识别系统。系统以闭眼、睁眼和打哈欠为检测目标，完成模型训练、推理检测、疲劳状态判断和桌面演示闭环，并通过基线模型与注意力机制改进模型的实验对比，验证注意力机制在疲劳面部特征识别任务中的作用。</w:t>
       </w:r>
     </w:p>
     <w:p>
@@ -182,7 +182,7 @@
           <w:rFonts w:ascii="宋体" w:hAnsi="宋体" w:eastAsia="宋体"/>
           <w:sz w:val="21"/>
         </w:rPr>
-        <w:t xml:space="preserve">本文研究具有一定的理论意义和工程应用价值。</w:t>
+        <w:t>本文研究具有一定的理论意义和工程应用价值。</w:t>
       </w:r>
     </w:p>
     <w:p>
@@ -191,7 +191,7 @@
           <w:rFonts w:ascii="宋体" w:hAnsi="宋体" w:eastAsia="宋体"/>
           <w:sz w:val="21"/>
         </w:rPr>
-        <w:t xml:space="preserve">从理论上讲，疲劳驾驶面部识别任务包含目标检测、局部特征表示、时序状态判定等诸多问题。本文在YOLOv8n基线模型的基础上加入CBAM注意力机制，用对比实验分析注意力模块对于闭眼、睁眼、打哈欠类别的检测效果，给轻量化目标检测模型在驾驶员疲劳检测场景的应用提供一定的参考。</w:t>
+        <w:t>从理论角度看，疲劳驾驶面部识别任务涉及目标检测、局部特征表达和时序状态判断等多个问题。本文在 YOLOv8n 基线模型基础上引入 CBAM 注意力机制，通过对比实验分析注意力模块对闭眼、睁眼和打哈欠类别检测效果的影响，为轻量化目标检测模型在驾驶员疲劳检测场景中的应用提供参考。</w:t>
       </w:r>
     </w:p>
     <w:p>
@@ -200,7 +200,7 @@
           <w:rFonts w:ascii="宋体" w:hAnsi="宋体" w:eastAsia="宋体"/>
           <w:sz w:val="21"/>
         </w:rPr>
-        <w:t xml:space="preserve">从工程角度来说，本文不但完成了模型的训练和实验分析，而且实现了 PyQt5 桌面演示系统。系统可以接受图片、视频以及摄像头的输入，可以显示检测框、类别置信度、疲劳状态、报警提示等，并且可以对截图进行保存以及日志记录。该系统可以给毕业设计答辩、实验复现以及后续功能拓展赋予运行根基。</w:t>
+        <w:t>从工程角度看，本文不仅完成模型训练和实验分析，还实现了一个 PyQt5 桌面演示系统。系统支持图片、视频和摄像头输入，能够显示检测框、类别置信度、疲劳状态和报警提示，并支持截图保存和日志记录。该系统能够为毕业设计答辩、实验复现和后续功能扩展提供可运行基础。</w:t>
       </w:r>
     </w:p>
     <w:p>
@@ -217,12 +217,7 @@
           <w:rFonts w:ascii="宋体" w:hAnsi="宋体" w:eastAsia="宋体"/>
           <w:sz w:val="21"/>
         </w:rPr>
-        <w:t xml:space="preserve">疲劳驾驶检测研究大体上可以分为三个类别，分别是基于生理信号的方法、基于车辆行为的方法以及基于视觉特征的方法。基于生理信号的方法一般通过脑电、心电、眼电等信号来判断驾驶员的状态，具有较高的理论可靠性，但是硬件设备比较复杂，使用时需要和人体接触，不适合普通驾驶场景长期部署。基于车辆行为的方法是通过对方向盘的转动、车道偏离、车辆速度的变化等进行分析来判断疲劳，采集方便，但是容易受道路条件、车辆性能、驾驶员个人习惯的影响。</w:t>
-      </w:r>
-    </w:p>
-    <w:p>
-      <w:r>
-        <w:t xml:space="preserve">根据视觉特征方法主要是研究驾驶员面部和头部的状态。PERCLOS指标是统计某个时间段内眼睛闭合的比例来判断疲劳程度的指标，打哈欠检测是嘴部张开的状态来反映疲劳的趋势，头部姿态检测则是发现低头、点头等异常的行为。传统的视觉方法大多依靠人工去设计特征，但在复杂光照、姿态变化和遮挡场景下鲁棒性有限。随着深度学习的发展，卷积神经网络以及目标检测模型也被用作视觉疲劳检测的方法。</w:t>
+        <w:t>疲劳驾驶检测研究大致可分为三类：基于生理信号的方法、基于车辆行为的方法和基于视觉特征的方法。基于生理信号的方法通常通过脑电、心电、眼电等信号判断驾驶员状态，具有较高的理论可靠性，但硬件设备较复杂，使用时需要与人体接触，不适合普通驾驶场景长期部署。基于车辆行为的方法通过分析方向盘操作、车道偏移、车辆速度变化等信息进行疲劳判断，采集方便，但容易受到道路条件、车辆性能和驾驶员个人习惯影响。</w:t>
       </w:r>
     </w:p>
     <w:p>
@@ -231,7 +226,7 @@
           <w:rFonts w:ascii="宋体" w:hAnsi="宋体" w:eastAsia="宋体"/>
           <w:sz w:val="21"/>
         </w:rPr>
-        <w:t xml:space="preserve">由于YOLO系列模型检测速度快、部署容易，可以用来做实时疲劳检测。YOLO将目标定位和分类放在同一个网络里一起完成，可以很好地满足实时性的需求。同时注意力机制也被用在计算机视觉的任务当中，用来加强重要的通道以及空间区域的特征响应。CBAM 是一种轻量级的注意力模块，它由通道注意力和空间注意力两部分组成，可以嵌入到卷积网络当中来提高特征表达能力。本文以YOLOv8n+CBAM为研究对象，主要对闭眼、睁眼、打哈欠三个检测任务进行实验。</w:t>
+        <w:t>基于视觉特征的方法主要关注驾驶员面部和头部状态。例如，PERCLOS 指标通过统计一定时间窗口内眼睛闭合比例判断疲劳程度；打哈欠检测通过嘴部张开状态反映疲劳趋势；头部姿态检测则用于发现低头、点头等异常行为。传统视觉方法往往依赖人工设计特征，在复杂光照、姿态变化和遮挡场景下鲁棒性有限。随着深度学习发展，卷积神经网络和目标检测模型逐渐成为视觉疲劳检测的重要工具。</w:t>
       </w:r>
     </w:p>
     <w:p>
@@ -240,7 +235,7 @@
           <w:rFonts w:ascii="宋体" w:hAnsi="宋体" w:eastAsia="宋体"/>
           <w:sz w:val="21"/>
         </w:rPr>
-        <w:t xml:space="preserve">从近几年的研究趋势来看，疲劳驾驶检测正从单个特征的判断向多特征融合、端到端识别发展。Albadawi等对近几年来驾驶员嗜睡检测系统做了综述，认为视觉、行为、生理信号方法各有适用场合，其中视觉方法在非接触部署上更占优势[1]。Saleem等人从生理信号的角度对疲劳检测的方法进行了系统的总结，说明脑电、心电等信号可以给疲劳检测提供比较直接的生理依据，但是在普通驾驶环境下仍然存在着佩戴不方便、设备成本高等问题[2]。Abd El-Nabi 等又对机器学习、深度学习在驾驶疲劳检测中应用进行了归纳，认为使用深度网络可以减少人工特征设计的依赖，同时也可以在复杂的图像环境下得到更好的表达能力[3]。这些建立起来的成为本文选择使用视觉进行深度学习检测路径的基础。</w:t>
+        <w:t>YOLO 系列模型因检测速度快、部署方便，适合实时疲劳检测场景。与两阶段目标检测方法相比，YOLO 将目标定位和分类统一在单一网络中完成，能够较好满足实时性要求。与此同时，注意力机制在计算机视觉任务中被用于增强重要通道和空间区域的特征响应。CBAM 作为一种轻量注意力模块，包含通道注意力和空间注意力两个部分，可嵌入卷积网络中提升特征表达能力。本文结合 YOLOv8n 与 CBAM，重点验证其在闭眼、睁眼和打哈欠检测任务中的实际效果。</w:t>
       </w:r>
     </w:p>
     <w:p>
@@ -249,7 +244,7 @@
           <w:rFonts w:ascii="宋体" w:hAnsi="宋体" w:eastAsia="宋体"/>
           <w:sz w:val="21"/>
         </w:rPr>
-        <w:t xml:space="preserve">在具体算法方面，近年来不少研究开始采用 CNN、LSTM、Transformer 或 YOLO 系列模型识别疲劳状态。Majeed等人提出了一种基于深度卷积神经网络的驾驶员嗜睡检测方法，证明了深度特征对于眼部状态识别是有效的[6]。Safarov等人把深度学习同计算机视觉、眼动眨眼分析结合起来，用以实现对驾驶员嗜睡的实时检测，显示了视觉检测模型有很强的实时应用前景。Albadawi等人用眼睛纵横比、嘴部纵横比、头部姿态等视觉特征来建立实时驾驶员嗜睡检测系统，说明了多视觉线索融合在疲劳驾驶识别中具有应用价值[10]。部分研究把视频连续帧当作输入，用时序模型来捕捉闭眼持续时间以及打哈欠频率这些动态信息，还有些研究采用目标检测模型直接定位眼睛、嘴部或者面部关键区域，再结合规则或者分类器输出疲劳状态。相比于直接对一张人脸图像进行分类，目标检测的方法可以给出边界框和类别置信度，结果更具有可解释性，在系统界面上可以展示出来。</w:t>
+        <w:t>从近年研究趋势看，疲劳驾驶检测正在由单一特征判断逐步转向多特征融合和深度模型端到端识别。Albadawi 等对近年来驾驶员嗜睡检测系统进行了综述，指出视觉、行为和生理信号方法各有适用场景，其中视觉方法在非接触部署方面具有较强优势[1]。Saleem 等从生理信号角度系统总结了疲劳检测方法，说明脑电、心电等信号能够提供较直接的生理依据，但在普通驾驶场景中仍存在佩戴不便和设备成本问题[2]。Abd El-Nabi 等进一步归纳了机器学习和深度学习在驾驶疲劳检测中的应用，认为深度网络能够降低人工特征设计依赖，并在复杂图像条件下获得更强表达能力[3]。这些研究为本文选择基于视觉的深度学习检测路线提供了依据。</w:t>
       </w:r>
     </w:p>
     <w:p>
@@ -258,7 +253,16 @@
           <w:rFonts w:ascii="宋体" w:hAnsi="宋体" w:eastAsia="宋体"/>
           <w:sz w:val="21"/>
         </w:rPr>
-        <w:t xml:space="preserve">从国内外的研究现状来看，疲劳驾驶检测还存在三个问题，第一是实际的驾驶环境比较复杂，夜间弱光、强光反射、眼镜遮挡、侧脸姿态等因素都会影响到检测的稳定性，第二是疲劳状态具有时序性，单帧闭眼或者张嘴并不一定就表示疲劳，需要结合连续帧的趋势来进行判断，第三是系统部署要求实时性，模型不能只追求精度而忽略推理速度和资源占用。本文针对以上问题，选择轻量级的YOLOv8n作为基线模型，在模型中加入CBAM注意力机制来加强局部疲劳特征的表达，在系统层面保持LSTM加Attention的时序建模接口，给后续的连续视频疲劳分类留出扩展空间。</w:t>
+        <w:t>在具体算法方面，近年来不少研究开始采用 CNN、LSTM、Transformer 或 YOLO 系列模型识别疲劳状态。Majeed 等提出基于深度卷积神经网络的驾驶员嗜睡检测方法，验证了深度特征在眼部状态识别中的有效性[6]。Safarov 等将深度学习与计算机视觉、眼动眨眼分析结合，用于实时驾驶员嗜睡检测，说明视觉检测模型具备较强的实时应用潜力[9]。Albadawi 等从眼睛纵横比、嘴部纵横比和头部姿态等视觉特征构建实时驾驶员嗜睡检测系统，体现了多视觉线索融合在疲劳驾驶识别中的应用价值[10]。部分研究将视频连续帧作为输入，利用时序模型捕捉闭眼持续时间和打哈欠频率等动态信息；也有研究使用目标检测模型直接定位眼睛、嘴部或面部关键区域，再结合规则或分类器输出疲劳状态。与直接分类整张人脸图像相比，目标检测方法能够给出边界框和类别置信度，结果更具可解释性，便于在系统界面中展示。</w:t>
+      </w:r>
+    </w:p>
+    <w:p>
+      <w:r>
+        <w:rPr>
+          <w:rFonts w:ascii="宋体" w:hAnsi="宋体" w:eastAsia="宋体"/>
+          <w:sz w:val="21"/>
+        </w:rPr>
+        <w:t>综合国内外研究现状可以看出，疲劳驾驶检测仍面临三类问题：一是实际驾驶环境复杂，夜间弱光、强光反射、眼镜遮挡、侧脸姿态等因素会降低检测稳定性；二是疲劳状态具有时序性，单帧闭眼或张嘴不一定等价于疲劳，需要结合连续帧趋势进行判断；三是系统部署要求实时性，模型不能只追求精度而忽视推理速度和资源占用。本文围绕这些问题，选择轻量 YOLOv8n 作为基线模型，在模型中加入 CBAM 注意力机制增强局部疲劳特征表达，并在系统层面保留 LSTM + Attention 时序建模接口，为后续连续视频疲劳分类提供扩展空间。</w:t>
       </w:r>
     </w:p>
     <w:p>
@@ -275,7 +279,7 @@
           <w:rFonts w:ascii="宋体" w:hAnsi="宋体" w:eastAsia="宋体"/>
           <w:sz w:val="21"/>
         </w:rPr>
-        <w:t xml:space="preserve">本文主要完成以下工作：</w:t>
+        <w:t>本文主要完成以下工作：</w:t>
       </w:r>
     </w:p>
     <w:p>
@@ -284,7 +288,7 @@
           <w:rFonts w:ascii="宋体" w:hAnsi="宋体" w:eastAsia="宋体"/>
           <w:sz w:val="21"/>
         </w:rPr>
-        <w:t xml:space="preserve">1. 构建疲劳驾驶面部识别数据集训练流程。使用 Roboflow 导出的 YOLOv8 格式数据集，完成训练集、验证集和测试集配置，检测类别包括 Eyeclosed、Eyeopen 和 Yawn。</w:t>
+        <w:t>1. 构建疲劳驾驶面部识别数据集训练流程。使用 Roboflow 导出的 YOLOv8 格式数据集，完成训练集、验证集和测试集配置，检测类别包括 Eyeclosed、Eyeopen 和 Yawn。</w:t>
       </w:r>
     </w:p>
     <w:p>
@@ -293,7 +297,7 @@
           <w:rFonts w:ascii="宋体" w:hAnsi="宋体" w:eastAsia="宋体"/>
           <w:sz w:val="21"/>
         </w:rPr>
-        <w:t xml:space="preserve">2. 实现 YOLOv8n 基线检测模型。基于 Ultralytics YOLOv8 框架完成模型训练、验证、推理和权重导出。</w:t>
+        <w:t>2. 实现 YOLOv8n 基线检测模型。基于 Ultralytics YOLOv8 框架完成模型训练、验证、推理和权重导出。</w:t>
       </w:r>
     </w:p>
     <w:p>
@@ -302,7 +306,7 @@
           <w:rFonts w:ascii="宋体" w:hAnsi="宋体" w:eastAsia="宋体"/>
           <w:sz w:val="21"/>
         </w:rPr>
-        <w:t xml:space="preserve">3. 设计 YOLOv8n + CBAM 注意力机制改进模型。在YOLOv8n主干网络高层语义特征位置加上CBAM模块，加强模型对于眼部、嘴部等部位的识别。</w:t>
+        <w:t>3. 设计 YOLOv8n + CBAM 注意力机制改进模型。在 YOLOv8n 主干网络高层语义特征位置引入 CBAM 模块，增强模型对眼部和嘴部区域的关注能力。</w:t>
       </w:r>
     </w:p>
     <w:p>
@@ -311,7 +315,7 @@
           <w:rFonts w:ascii="宋体" w:hAnsi="宋体" w:eastAsia="宋体"/>
           <w:sz w:val="21"/>
         </w:rPr>
-        <w:t xml:space="preserve">4. 完成疲劳状态的判定以及桌面演示系统。使用OpenCV进行图像处理，使用PyQt5创建桌面界面，可以对图片、视频、摄像头进行输入。</w:t>
+        <w:t>4. 实现疲劳状态判断与桌面演示系统。使用 OpenCV 完成图像处理，使用 PyQt5 完成桌面界面，支持图片、视频和摄像头输入。</w:t>
       </w:r>
     </w:p>
     <w:p>
@@ -320,7 +324,7 @@
           <w:rFonts w:ascii="宋体" w:hAnsi="宋体" w:eastAsia="宋体"/>
           <w:sz w:val="21"/>
         </w:rPr>
-        <w:t xml:space="preserve">5. 完成实验对比与系统测试。比较 YOLOv8n 与 YOLOv8n + CBAM 的 Precision、Recall、mAP50、mAP50-95 和推理速度，并记录系统功能测试结果。</w:t>
+        <w:t>5. 完成实验对比与系统测试。比较 YOLOv8n 与 YOLOv8n + CBAM 的 Precision、Recall、mAP50、mAP50-95 和推理速度，并记录系统功能测试结果。</w:t>
       </w:r>
     </w:p>
     <w:p>
@@ -329,7 +333,7 @@
           <w:rFonts w:ascii="宋体" w:hAnsi="宋体" w:eastAsia="宋体"/>
           <w:sz w:val="21"/>
         </w:rPr>
-        <w:t xml:space="preserve">本文在实现过程中主要关注三个方面的问题。第一就是检测目标的可解释性。与直接输出疲劳或者非疲劳的二分类方法相比，本文把闭眼、睁眼和打哈欠当作中间可以观察到的目标，使得系统的输出结果更易于被理解，也方便之后用PERCLOS、打哈欠频率等规则来进行状态判断。第二，模型的轻量化以及部署的可行性。YOLOv8n的参数量小，在保证一定的精度的基础上可以减小推理开销，适合毕业设计系统演示以及普通终端环境使用。第三就是实验闭环的完整性。本文除了给出模型的精度指标外，还会保留训练日志、混淆矩阵、PR 曲线、F1 曲线以及系统截图等资料，从而使得论文中实验结论有可追溯的依据。</w:t>
+        <w:t>围绕上述研究内容，本文在实现过程中重点关注三个问题。第一是检测目标的可解释性。与直接输出疲劳或非疲劳的二分类方法相比，本文将闭眼、睁眼和打哈欠作为中间可观察目标，使系统结果能够被直观理解，也便于后续结合 PERCLOS、打哈欠频率等规则进行状态判断。第二是模型轻量化与部署可行性。YOLOv8n 的参数量较小，能够在保证一定精度的同时降低推理开销，适合毕业设计系统演示和普通终端环境运行。第三是实验闭环完整性。本文不仅记录模型精度指标，还保留训练日志、混淆矩阵、PR 曲线、F1 曲线和系统截图，使论文中的实验结论具有可追溯依据。</w:t>
       </w:r>
     </w:p>
     <w:p>
@@ -338,7 +342,7 @@
           <w:rFonts w:ascii="宋体" w:hAnsi="宋体" w:eastAsia="宋体"/>
           <w:sz w:val="21"/>
         </w:rPr>
-        <w:t xml:space="preserve">本文的主要创新点在于，在疲劳驾驶面部识别任务上创建了YOLOv8n基线模型以及YOLOv8n+CBAM注意力模型的对比实验流程，在工程实现上完成了SlurmGPU训练、本地CPU推理和PyQt5桌面演示的跨环境闭环，在模型检测结果上又进一步转换成了疲劳状态提示，最后用日志和截图保存了系统运行证据。尽管本文还没有对大量的真实车辆环境进行部署，但是已经形成了从算法训练到系统展示的完整原型，为之后加入视频序列时序建模以及车载端部署打下了基础。</w:t>
+        <w:t>本文的创新点主要体现在以下方面：一是在疲劳驾驶面部识别任务中构建了 YOLOv8n 基线模型与 YOLOv8n + CBAM 注意力模型的对比实验流程；二是在工程实现中完成 Slurm GPU 训练、本地 CPU 推理和 PyQt5 桌面演示的跨环境闭环；三是将模型检测结果进一步转换为疲劳状态提示，并通过日志和截图功能保存系统运行证据。虽然本文尚未完成大规模真实车辆环境部署，但已形成从算法训练到系统展示的完整原型，为后续引入视频序列时序建模和车载端部署奠定基础。</w:t>
       </w:r>
     </w:p>
     <w:p>
@@ -351,7 +355,11 @@
     </w:p>
     <w:p>
       <w:r>
-        <w:t xml:space="preserve">本文共分为七章。第 1 章介绍研究背景、研究意义、研究现状和主要研究内容。第 2 章介绍系统涉及的关键技术，重点分析 YOLOv8 检测机制、CBAM 注意力机制原理、训练评估指标和模型部署技术。第 3 章围绕本文核心算法，详细阐述基于注意力机制的 YOLOv8 面部识别模型设计，包括基线模型结构、CBAM 嵌入方案、注意力数学原理、疲劳特征建模与训练策略。第 4 章进行系统分析与总体设计，说明系统需求、数据集规划和总体架构。第 5 章介绍系统核心模块设计与实现，涵盖模型训练、推理检测和桌面演示模块。第 6 章进行系统测试与性能分析，通过基线模型与注意力改进模型对比验证算法改进效果。第 7 章总结全文工作，并提出后续改进方向。</w:t>
+        <w:rPr>
+          <w:rFonts w:ascii="宋体" w:hAnsi="宋体" w:eastAsia="宋体"/>
+          <w:sz w:val="21"/>
+        </w:rPr>
+        <w:t>本文共分为七章。第 1 章介绍研究背景、研究意义、国内外研究现状以及本文主要研究内容。第 2 章介绍本文使用的相关技术理论基础，重点说明 YOLOv8 目标检测算法、CBAM 注意力机制以及系统实现所涉及的关键支撑技术。第 3 章介绍数据集构建与预处理过程，重点说明数据来源、类别设置、数据划分、配置方式以及数据增强策略。第 4 章介绍模型与算法设计及改进方案，重点说明 YOLOv8n 基线模型、CBAM 嵌入方案、疲劳状态判定方法以及训练策略。第 5 章介绍实验设计与结果分析，通过对比实验、曲线图和效果图验证注意力机制改进方案的有效性。第 6 章介绍系统设计与实现，说明系统需求、总体架构、关键模块实现以及桌面演示界面。第 7 章总结全文工作，并提出后续改进方向。</w:t>
       </w:r>
     </w:p>
     <w:p>
@@ -359,7 +367,7 @@
         <w:pStyle w:val="Heading1"/>
       </w:pPr>
       <w:r>
-        <w:t>第 2 章 相关技术</w:t>
+        <w:t>第 2 章 相关技术理论基础</w:t>
       </w:r>
     </w:p>
     <w:p>
@@ -376,7 +384,7 @@
           <w:rFonts w:ascii="宋体" w:hAnsi="宋体" w:eastAsia="宋体"/>
           <w:sz w:val="21"/>
         </w:rPr>
-        <w:t xml:space="preserve">YOLO属于典型的、一阶段的目标检测算法，它把目标检测的任务转化成了端到端的回归和分类问题。相比于两阶段检测算法来说，一阶段检测算法没有候选区域的产生过程，在推理速度上比两阶段检测算法要快得多。YOLOv8继承了YOLO系列的实现实时检测能力，在模型结构、训练方式、工程接口等各方面都有所改变，可以快速搭建起检测训练及推理系统。</w:t>
+        <w:t>YOLO 是一种典型的一阶段目标检测算法，其核心思想是将目标检测任务转化为端到端的回归与分类问题。与两阶段检测算法相比，一阶段检测算法省去了候选区域生成过程，因此在推理速度上具有明显优势。YOLOv8 延续了 YOLO 系列实时检测的特点，同时在模型结构、训练策略和工程接口方面进行了优化，适合快速搭建检测训练和推理系统。</w:t>
       </w:r>
     </w:p>
     <w:p>
@@ -385,22 +393,16 @@
           <w:rFonts w:ascii="宋体" w:hAnsi="宋体" w:eastAsia="宋体"/>
           <w:sz w:val="21"/>
         </w:rPr>
-        <w:t xml:space="preserve">YOLOv8训练流程一般包含数据读取、图像增强、前向传播、损失计算、反向传播、验证评价这些步骤。本文的任务所用到的训练数据是以 YOLO 标注格式来存储的，每个标签文件里包含目标类别的编号以及归一化的边界框坐标。模型训练完成后，系统可通过验证集计算 Precision、Recall、mAP50 和 mAP50-95 等指标。Precision表示检测结果中正确的目标所占的比例，Recall表示真实的目标被检测出来的比例，mAP综合考虑了不同类别、不同置信度阈值的检测性能。由于疲劳检测更重视风险状态不被漏检，所以本文在分析实验结果的时候也会考虑mAP和Recall这两个指标。</w:t>
+        <w:t>本文选择 YOLOv8n 作为基线模型。YOLOv8n 是 YOLOv8 系列中的轻量模型，参数量较小，推理速度较快，适合毕业设计系统演示和普通 PC 环境部署。对于疲劳驾驶面部识别任务，系统需要实时识别闭眼、睁眼和打哈欠等小目标局部特征，YOLOv8n 在精度和速度之间具有较好的平衡。</w:t>
       </w:r>
     </w:p>
     <w:p>
       <w:r>
-        <w:t xml:space="preserve">YOLOv8 的网络结构由骨干网络（Backbone）、颈部网络（Neck）和检测头（Head）三部分组成。骨干网络负责提取多尺度图像特征，核心模块为 C2f 和 SPPF。C2f（Cross Stage Partial with 2 bottlenecks）通过跨阶段残差连接和两条梯度流路径，在保持轻量化的同时增强特征提取能力，相比 C3 模块在相同参数量下表达能力更强。SPPF（Spatial Pyramid Pooling Fast）使用串联的三个 5×5 最大池化层代替 SPP 的并行多尺度池化，在等效扩大感受野的同时大幅降低计算量，有助于在小目标密集场景中聚合多尺度上下文信息。</w:t>
-      </w:r>
-    </w:p>
-    <w:p>
-      <w:r>
-        <w:t xml:space="preserve">颈部网络采用特征金字塔网络（FPN）结构，将骨干网络 P3/P4/P5 三个尺度的特征图通过上采样和 Concat 操作进行自顶向下融合，使检测头能够同时利用高层语义信息和低层细节信息，从而改善对不同尺度目标的检测效果。对于闭眼、睁眼和打哈欠这类小目标局部特征，FPN 的多尺度融合机制能够有效保留眼裂和嘴部区域的细节信息。</w:t>
-      </w:r>
-    </w:p>
-    <w:p>
-      <w:r>
-        <w:t xml:space="preserve">检测头采用解耦无锚点（Anchor-free Decoupled Head）设计，分类分支和回归分支分离计算，避免了传统锚点方法的超参数敏感性问题。损失函数方面，YOLOv8 使用 CIoU 和 Distribution Focal Loss（DFL）计算边界框回归损失，使用二元交叉熵（BCE）计算分类损失，综合提升定位精度和分类准确率。YOLOv8n 基线参数量约 3.01M，计算量约 8.1 GFLOPs，Tesla V100 单张推理耗时约 0.9ms，理论帧率超过 100 FPS，满足实时检测需求。</w:t>
+        <w:rPr>
+          <w:rFonts w:ascii="宋体" w:hAnsi="宋体" w:eastAsia="宋体"/>
+          <w:sz w:val="21"/>
+        </w:rPr>
+        <w:t>YOLOv8 的训练流程通常包括数据读取、图像增强、前向传播、损失计算、反向传播和验证评估等步骤。对于本文任务而言，训练数据采用 YOLO 标注格式，每个标签文件包含目标类别编号和归一化边界框坐标。模型训练完成后，系统可通过验证集计算 Precision、Recall、mAP50 和 mAP50-95 等指标。Precision 反映检测结果中正确目标所占比例，Recall 反映真实目标被检测出的比例，mAP 则综合衡量不同类别和不同置信度阈值下的检测性能。由于疲劳检测更关注风险状态不被漏检，因此本文在分析实验结果时同时关注 mAP 和 Recall 指标。</w:t>
       </w:r>
     </w:p>
     <w:p>
@@ -417,7 +419,7 @@
           <w:rFonts w:ascii="宋体" w:hAnsi="宋体" w:eastAsia="宋体"/>
           <w:sz w:val="21"/>
         </w:rPr>
-        <w:t xml:space="preserve">CBAM 是一个同时具备通道注意力与空间注意力的卷积注意力模块，简称为 CBAM。通道注意力用来决定各个特征通道的重要性，空间注意力用来决定图像各个空间位置的重要性。经过这两步之后，CBAM就可以对输入特征进行再加权，使得网络更加重视那些对于任务有贡献的特征区域。</w:t>
+        <w:t>CBAM 是一种轻量级卷积注意力模块，主要由通道注意力和空间注意力组成。通道注意力用于判断不同特征通道的重要程度，空间注意力用于判断图像不同空间位置的重要程度。通过这两个步骤，CBAM 能够对输入特征进行再加权，使网络更加关注对任务有贡献的特征区域。</w:t>
       </w:r>
     </w:p>
     <w:p>
@@ -426,7 +428,7 @@
           <w:rFonts w:ascii="宋体" w:hAnsi="宋体" w:eastAsia="宋体"/>
           <w:sz w:val="21"/>
         </w:rPr>
-        <w:t xml:space="preserve">疲劳驾驶面部识别任务当中，闭眼、打哈欠一般出现在眼部、嘴部这些局部上。这些区域在整个图像中所占的比例很小，而且很容易受头部姿态、光照、遮挡的影响。因此在检测模型中加入注意力机制，可以使得模型在特征提取的过程中更加突出重要的部分。本文在YOLOv8n主干网络SPPF模块上加上CBAM模块，使高层语义特征在进入检测头之前得到加强。</w:t>
+        <w:t>在疲劳驾驶面部识别任务中，闭眼与打哈欠通常发生在眼部和嘴部等局部区域。这些区域在整张图像中占比不大，且容易受到头部姿态、光照和遮挡影响。因此，在检测模型中引入注意力机制，有助于模型在特征提取阶段增强关键区域表达。本文将 CBAM 模块加入 YOLOv8n 主干网络 SPPF 模块之后，使高层语义特征在进入检测头前得到进一步强化。</w:t>
       </w:r>
     </w:p>
     <w:p>
@@ -435,23 +437,7 @@
           <w:rFonts w:ascii="宋体" w:hAnsi="宋体" w:eastAsia="宋体"/>
           <w:sz w:val="21"/>
         </w:rPr>
-        <w:t xml:space="preserve">CBAM模块的优点是结构简单，增加的参数很少，适合嵌入到轻量级的目标检测网络中。通道注意力可以学习全局平均池化和最大池化结果下各个通道的权重，空间注意力再根据通道维度压缩后得到的特征图来学习关键的空间位置。闭眼目标模型要关注眼裂处的小变化，打哈欠目标模型要关注嘴部张开的幅度以及边界区域。注意力机制使得网络在复杂的环境中有更好的局部信息利用效率，从而提高对于小目标或者局部目标的检测水平。</w:t>
-      </w:r>
-    </w:p>
-    <w:p>
-      <w:pPr>
-        <w:pStyle w:val="Normal"/>
-      </w:pPr>
-      <w:r>
-        <w:t xml:space="preserve">CBAM 的完整计算流程如下。对输入特征图 F（形状为 C×H×W），首先经过通道注意力模块：分别对 F 进行全局平均池化和全局最大池化得到两个 C×1×1 通道描述符，共享权重的两层 MLP 对两个描述符分别映射后相加，经 Sigmoid 激活得到通道权重向量 Mc，与原特征相乘得到 F'。随后经过空间注意力模块：对 F' 沿通道维度分别进行平均池化和最大池化，拼接后输入 7×7 卷积并经 Sigmoid 激活得到空间权重图 Ms，与 F' 相乘得到最终输出 Fout。两步可写为：Fout = Ms(F') ⊗ F'，F' = Mc(F) ⊗ F。</w:t>
-      </w:r>
-    </w:p>
-    <w:p>
-      <w:pPr>
-        <w:pStyle w:val="Normal"/>
-      </w:pPr>
-      <w:r>
-        <w:t xml:space="preserve">与同类注意力模块相比，SE（Squeeze-and-Excitation）模块仅有通道注意力，缺少空间维度的特征选择；ECA 使用一维卷积替代 MLP，参数更少但表达能力略弱。CBAM 同时引入通道和空间两维度注意力，能够更全面地强化局部关键区域特征，对于闭眼和打哈欠这类区域性小目标具有更好的适配性。对于 256 通道输入，CBAM 新增参数量约为 70K，仅占 YOLOv8n 原始参数量的 2.3%，额外推理耗时约 0.2ms，整体轻量化优势明显。</w:t>
+        <w:t>CBAM 模块的优势在于结构简单、额外参数量较小，适合嵌入轻量目标检测网络。通道注意力能够根据全局平均池化和最大池化结果学习不同通道权重，空间注意力则进一步根据通道维度压缩后的特征图学习关键空间位置。对于闭眼目标，模型需要关注眼裂区域的细微变化；对于打哈欠目标，模型需要关注嘴部张开幅度和边界区域。注意力机制能够使网络在复杂背景下更集中地利用这些局部信息，从而改善小目标或局部目标的检测表现。</w:t>
       </w:r>
     </w:p>
     <w:p>
@@ -468,7 +454,7 @@
           <w:rFonts w:ascii="宋体" w:hAnsi="宋体" w:eastAsia="宋体"/>
           <w:sz w:val="21"/>
         </w:rPr>
-        <w:t xml:space="preserve">PyTorch是常用的深度学习框架，有动态图机制、容易调试、生态完善等优点。Ultralytics YOLOv8 基于 PyTorch 实现，提供了统一的训练、验证、推理和模型导出接口。本文通过 Ultralytics 框架完成 YOLOv8n 和 YOLOv8n + CBAM 的训练与验证，并使用自定义训练入口对数据配置、训练轮数、输入尺寸、batch size 和设备编号等参数进行封装。</w:t>
+        <w:t>PyTorch 是常用的深度学习框架，具有动态图机制、易调试和生态完善等特点。Ultralytics YOLOv8 基于 PyTorch 实现，提供了统一的训练、验证、推理和模型导出接口。本文通过 Ultralytics 框架完成 YOLOv8n 和 YOLOv8n + CBAM 的训练与验证，并使用自定义训练入口对数据配置、训练轮数、输入尺寸、batch size 和设备编号等参数进行封装。</w:t>
       </w:r>
     </w:p>
     <w:p>
@@ -477,7 +463,7 @@
           <w:rFonts w:ascii="宋体" w:hAnsi="宋体" w:eastAsia="宋体"/>
           <w:sz w:val="21"/>
         </w:rPr>
-        <w:t xml:space="preserve">工程实现时，PyTorch 大部分工作都是用以模型加载、训练、推理计算为主。Ultralytics框架将数据增强、损失函数、指标评价、训练日志保存、权重导出等流程进行封装，使得本文可以将主要精力放在数据配置、模型结构比较以及系统集成上。对于毕业设计项目来说，使用成熟的框架可以减少重复实现底层训练流程所造成的错误风险，在服务器和本地环境之间保持一致的实验入口。</w:t>
+        <w:t>在工程实现中，PyTorch 主要承担模型加载、训练和推理计算任务。Ultralytics 框架进一步封装了数据增强、损失函数、指标评估、训练日志保存和权重导出等流程，使本文能够把重点放在数据配置、模型结构对比和系统集成上。对于毕业设计项目而言，使用成熟框架能够减少重复实现底层训练流程带来的错误风险，也便于在服务器和本地环境之间保持一致的实验入口。</w:t>
       </w:r>
     </w:p>
     <w:p>
@@ -486,7 +472,7 @@
           <w:rFonts w:ascii="宋体" w:hAnsi="宋体" w:eastAsia="宋体"/>
           <w:sz w:val="21"/>
         </w:rPr>
-        <w:t xml:space="preserve">本文在使用框架的时候，并没有完全依靠命令行接口，而是把src/train/train_yolo.py训练入口封装了起来。因此论文实验需要多次复现实验参数，每次手动输入长命令很容易造成数据路径、训练轮数或者模型配置不一致的情况。经过脚本封装之后，Slurm训练脚本、本地调试命令以及论文实验记录都可以采用同样的参数命名方式来实现可追溯的目的。</w:t>
+        <w:t>本文在使用框架时并未完全依赖命令行接口，而是封装了 src/train/train_yolo.py 训练入口。这样做的原因是论文实验需要多次复现实验参数，如果每次手动输入较长命令，容易出现数据路径、训练轮数或模型配置不一致的问题。通过脚本封装后，Slurm 训练脚本、本地调试命令和论文实验记录可以使用同一套参数命名方式，提高了实验可追溯性。</w:t>
       </w:r>
     </w:p>
     <w:p>
@@ -503,7 +489,7 @@
           <w:rFonts w:ascii="宋体" w:hAnsi="宋体" w:eastAsia="宋体"/>
           <w:sz w:val="21"/>
         </w:rPr>
-        <w:t xml:space="preserve">OpenCV是常用的计算机视觉库，可以进行图像的读取、视频的处理、摄像头的采集、图像的绘制以及格式的转换等操作。本文在推理检测和桌面演示系统中使用OpenCV完成图片、视频和摄像头帧的读取，将模型输出的检测框、类别名称、置信度和FPS画在图像上。OpenCV的使用可以处理各种输入源，给桌面界面提供实时显示画面。</w:t>
+        <w:t>OpenCV 是常用的计算机视觉库，提供图像读取、视频处理、摄像头采集、图像绘制和格式转换等功能。本文在推理检测和桌面演示系统中使用 OpenCV 完成图片、视频和摄像头帧读取，并将模型输出的检测框、类别名称、置信度和 FPS 绘制到图像上。OpenCV 的使用使系统能够处理多种输入来源，并为桌面界面提供实时显示画面。</w:t>
       </w:r>
     </w:p>
     <w:p>
@@ -520,7 +506,7 @@
           <w:rFonts w:ascii="宋体" w:hAnsi="宋体" w:eastAsia="宋体"/>
           <w:sz w:val="21"/>
         </w:rPr>
-        <w:t xml:space="preserve">PyQt5 是 Python 的桌面图形界面开发框架。本文使用PyQt5实现疲劳驾驶面部识别系统的演示界面，主要包含模型加载、图片或者视频的选择、摄像头的打开、开始检测、停止检测、状态显示、报警提示、截图保存、日志显示等功能。为了防止模型推理导致界面响应被阻塞，用单独的检测线程来处理视频帧，用信号的方式把检测结果传送到主界面上。</w:t>
+        <w:t>PyQt5 是 Python 常用的桌面图形界面开发框架。本文使用 PyQt5 实现疲劳驾驶面部识别系统的演示界面，主要包括模型加载、图片或视频选择、摄像头打开、开始检测、停止检测、状态显示、报警提示、截图保存和日志显示等功能。为了避免模型推理阻塞界面响应，系统使用独立检测线程处理视频帧，并通过信号机制将检测结果返回主界面。</w:t>
       </w:r>
     </w:p>
     <w:p>
@@ -537,7 +523,7 @@
           <w:rFonts w:ascii="宋体" w:hAnsi="宋体" w:eastAsia="宋体"/>
           <w:sz w:val="21"/>
         </w:rPr>
-        <w:t xml:space="preserve">ONNX是开放的模型交换格式，在不同的深度学习框架以及部署环境中可以传递模型。ONNX Runtime可以用来做模型推理加速以及跨平台部署。本文在训练完成后导出 YOLOv8n 和 YOLOv8n + CBAM 的 ONNX 权重，为后续部署实验和性能优化预留接口。</w:t>
+        <w:t>ONNX 是一种开放的模型交换格式，能够在不同深度学习框架和部署环境之间传递模型。ONNX Runtime 可以用于模型推理加速和跨平台部署。本文在训练完成后导出 YOLOv8n 和 YOLOv8n + CBAM 的 ONNX 权重，为后续部署实验和性能优化预留接口。</w:t>
       </w:r>
     </w:p>
     <w:p>
@@ -546,7 +532,7 @@
           <w:rFonts w:ascii="宋体" w:hAnsi="宋体" w:eastAsia="宋体"/>
           <w:sz w:val="21"/>
         </w:rPr>
-        <w:t xml:space="preserve">在使用过程中训练框架和部署框架一般会不一样。使用 PyTorch 的灵活性来完成任务，在部署的时候更加重视推理速度、运行环境体积、跨平台兼容性。ONNX格式可以将训练好的模型转换成通用的中间表示，从而使得模型之后可以被ONNX Runtime、TensorRT或者其他推理引擎所使用。本文虽然只做 PyTorch 权重下的本地演示，但是同步导出 ONNX 权重，可以为后面在 CPU、GPU 或边缘设备上进行推理性能对比提供基础。</w:t>
+        <w:t>在实际应用中，训练框架和部署框架往往并不完全相同。训练阶段通常依赖 PyTorch 的灵活性，而部署阶段更关注推理速度、运行环境体积和跨平台兼容性。ONNX 格式可以把训练后的模型转换为通用中间表示，使模型后续能够在 ONNX Runtime、TensorRT 或其他推理引擎中运行。本文虽然主要完成 PyTorch 权重下的本地演示，但同步导出 ONNX 权重，能够为后续在 CPU、GPU 或边缘设备上进行推理性能对比提供基础。</w:t>
       </w:r>
     </w:p>
     <w:p>
@@ -554,7 +540,7 @@
         <w:pStyle w:val="Heading1"/>
       </w:pPr>
       <w:r>
-        <w:t xml:space="preserve">第 3 章 基于注意力机制的 YOLOv8 面部识别模型设计</w:t>
+        <w:t>第 3 章 数据集构建与预处理</w:t>
       </w:r>
     </w:p>
     <w:p>
@@ -562,296 +548,7 @@
         <w:pStyle w:val="Heading2"/>
       </w:pPr>
       <w:r>
-        <w:t xml:space="preserve">3.1 疲劳面部特征的检测特点分析</w:t>
-      </w:r>
-    </w:p>
-    <w:p>
-      <w:pPr>
-        <w:pStyle w:val="Normal"/>
-      </w:pPr>
-      <w:r>
-        <w:t xml:space="preserve">疲劳驾驶面部识别的检测对象为闭眼、睁眼和打哈欠三类局部面部特征。与通用目标检测任务相比，这些目标具有三方面显著特点。</w:t>
-      </w:r>
-    </w:p>
-    <w:p>
-      <w:pPr>
-        <w:pStyle w:val="Normal"/>
-      </w:pPr>
-      <w:r>
-        <w:t xml:space="preserve">第一，目标区域占比小。眼部区域在整张面部图像中占比约 1/8 至 1/6，嘴部稍大但仍属局部特征。摄像头距离较远或图像分辨率有限时，目标像素区域可能仅占图像面积的 1%~3%，属于典型的小目标检测场景。</w:t>
-      </w:r>
-    </w:p>
-    <w:p>
-      <w:pPr>
-        <w:pStyle w:val="Normal"/>
-      </w:pPr>
-      <w:r>
-        <w:t xml:space="preserve">第二，类内差异大、类间易混淆。闭眼特征的关键在于眼裂区域消失，即上下眼睑边界不再可见；打哈欠需要检测嘴部大幅张开，与正常说话或张嘴状态存在形态重叠；睁眼状态中巩膜与虹膜的对比是核心特征，但在侧脸或低分辨率图像中细节易丢失。</w:t>
-      </w:r>
-    </w:p>
-    <w:p>
-      <w:pPr>
-        <w:pStyle w:val="Normal"/>
-      </w:pPr>
-      <w:r>
-        <w:t xml:space="preserve">第三，检测环境干扰多。驾驶场景存在夜间弱光、逆光、车内照明不均等光照问题，头部偏转和侧脸姿态改变目标形状与比例，眼镜框架可能遮挡眼部关键区域，低帧率压缩视频导致细节模糊。这些干扰要求模型具备较强的局部细节感知能力和对背景变化的鲁棒性，仅依赖普通卷积特征提取难以充分聚焦关键区域。</w:t>
-      </w:r>
-    </w:p>
-    <w:p>
-      <w:pPr>
-        <w:pStyle w:val="Heading2"/>
-      </w:pPr>
-      <w:r>
-        <w:t xml:space="preserve">3.2 YOLOv8n 基线模型结构分析</w:t>
-      </w:r>
-    </w:p>
-    <w:p>
-      <w:pPr>
-        <w:pStyle w:val="Normal"/>
-      </w:pPr>
-      <w:r>
-        <w:t xml:space="preserve">YOLOv8n 是 Ultralytics YOLOv8 系列参数量最小的轻量化模型，采用骨干网络（Backbone）、颈部网络（Neck）、检测头（Head）三段式结构。</w:t>
-      </w:r>
-    </w:p>
-    <w:p>
-      <w:pPr>
-        <w:pStyle w:val="Normal"/>
-      </w:pPr>
-      <w:r>
-        <w:t xml:space="preserve">骨干网络由一系列 Conv 层和 C2f 模块构成，最终以 SPPF 模块结尾。C2f 模块通过两条梯度流路径实现跨阶段部分网络（Cross Stage Partial），相比 C3 模块在相同参数量下具有更强的特征表达能力。SPPF 模块串联三个 5×5 最大池化，将不同感受野的特征 concat 后输出，相比原始 SPP 在保持多尺度特征融合效果的同时计算效率更高。</w:t>
-      </w:r>
-    </w:p>
-    <w:p>
-      <w:pPr>
-        <w:pStyle w:val="Normal"/>
-      </w:pPr>
-      <w:r>
-        <w:t xml:space="preserve">颈部网络采用 FPN 上采样 + Concat 结构，将骨干 P3/P4/P5 三个尺度特征进行自顶向下融合，使检测头同时利用高层语义和低层细节，改善对小目标的检测效果。检测头采用解耦无锚点设计，分类分支和回归分支分离，边界框损失使用 CIoU 和 Distribution Focal Loss（DFL），分类损失使用二元交叉熵（BCE）。</w:t>
-      </w:r>
-    </w:p>
-    <w:p>
-      <w:pPr>
-        <w:pStyle w:val="Normal"/>
-      </w:pPr>
-      <w:r>
-        <w:t xml:space="preserve">YOLOv8n 基线模型参数量约 3.01M，640×640 输入下计算量约 8.1 GFLOPs，Tesla V100 单张推理耗时约 0.9ms，理论帧率超过 100 FPS，满足实时检测需求。</w:t>
-      </w:r>
-    </w:p>
-    <w:p>
-      <w:pPr>
-        <w:pStyle w:val="Heading2"/>
-      </w:pPr>
-      <w:r>
-        <w:t xml:space="preserve">3.3 CBAM 注意力模块嵌入方案设计</w:t>
-      </w:r>
-    </w:p>
-    <w:p>
-      <w:pPr>
-        <w:pStyle w:val="Normal"/>
-      </w:pPr>
-      <w:r>
-        <w:t xml:space="preserve">注意力机制嵌入位置的选择对模型效果有直接影响。骨干网络浅层或中间层感受野较小，特征语义不够丰富，引入注意力的增益有限。SPPF 模块输出是骨干高层语义特征，通道数为 256，感受野已覆盖较大区域，包含丰富的面部区域语义信息，是引入 CBAM 的理想位置。在此位置，CBAM 对通道和空间维度同时加权，使后续 FPN 和检测头在处理高层特征时，能够获得更聚焦于眼部和嘴部区域的特征表示。</w:t>
-      </w:r>
-    </w:p>
-    <w:p>
-      <w:pPr>
-        <w:pStyle w:val="Normal"/>
-      </w:pPr>
-      <w:r>
-        <w:t xml:space="preserve">本文在 configs/yolov8n_cbam.yaml 中配置改进模型，核心改动为在骨干第 9 层（SPPF 模块，层索引 9）之后插入 CBAM 模块作为第 10 层：</w:t>
-      </w:r>
-    </w:p>
-    <w:p>
-      <w:pPr>
-        <w:pStyle w:val="Normal"/>
-      </w:pPr>
-      <w:r>
-        <w:t xml:space="preserve">  - [-1, 1, SPPF, [256, 5]]        # 9
-  - [-1, 1, CBAM, [256]]           # 10  注意力模块：强化疲劳相关局部特征</w:t>
-      </w:r>
-    </w:p>
-    <w:p>
-      <w:pPr>
-        <w:pStyle w:val="Normal"/>
-      </w:pPr>
-      <w:r>
-        <w:t xml:space="preserve">该配置直接使用 Ultralytics 已内置的 CBAM 实现，无需修改第三方库源码。为解决部分 Ultralytics 版本在解析自定义 YAML 时未将 CBAM 注册到模型解析器命名空间（导致 KeyError: 'CBAM'）的问题，本文在 src/utils/ultralytics_patches.py 中实现显式注册函数，在训练和推理入口调用，确保本地与服务器环境的一致性。</w:t>
-      </w:r>
-    </w:p>
-    <w:p>
-      <w:pPr>
-        <w:pStyle w:val="Heading2"/>
-      </w:pPr>
-      <w:r>
-        <w:t xml:space="preserve">3.4 CBAM 注意力机制原理与计算流程</w:t>
-      </w:r>
-    </w:p>
-    <w:p>
-      <w:pPr>
-        <w:pStyle w:val="Normal"/>
-      </w:pPr>
-      <w:r>
-        <w:t xml:space="preserve">CBAM 由通道注意力模块（Channel Attention Module）和空间注意力模块（Spatial Attention Module）串联构成，对输入特征图 F（形状 C×H×W）进行逐步加权。</w:t>
-      </w:r>
-    </w:p>
-    <w:p>
-      <w:pPr>
-        <w:pStyle w:val="Normal"/>
-      </w:pPr>
-      <w:r>
-        <w:t xml:space="preserve">通道注意力模块：对 F 沿空间维度分别进行全局平均池化和全局最大池化，得到两个 C×1×1 描述符；共享权重的两层 MLP（压缩比 r=16）分别对两个描述符映射后相加，经 Sigmoid 激活得到通道权重向量 Mc∈R^(C×1×1)；与原特征相乘得到通道加权特征 F' = Mc(F) ⊗ F。</w:t>
-      </w:r>
-    </w:p>
-    <w:p>
-      <w:pPr>
-        <w:pStyle w:val="Normal"/>
-      </w:pPr>
-      <w:r>
-        <w:t xml:space="preserve">空间注意力模块：对 F' 沿通道维度分别进行平均池化和最大池化，将结果在通道维度拼接为 2×H×W 的特征图；输入一个 7×7 卷积层并经 Sigmoid 激活，得到空间权重图 Ms∈R^(1×H×W)；最终输出 Fout = Ms(F') ⊗ F'，完成通道与空间的双重特征加权。</w:t>
-      </w:r>
-    </w:p>
-    <w:p>
-      <w:pPr>
-        <w:pStyle w:val="Normal"/>
-      </w:pPr>
-      <w:r>
-        <w:t xml:space="preserve">对 256 通道输入，通道注意力 MLP 参数约 4096 个，空间注意力卷积参数约 98 个，整体参数增量极小（约 70K）。与 SE 模块（仅通道注意力）相比，CBAM 额外引入空间加权，对局部区域小目标具有更强的特征聚焦能力；与 ECA 相比，CBAM 保留了空间感知维度，更适合本文的面部局部特征识别任务。</w:t>
-      </w:r>
-    </w:p>
-    <w:p>
-      <w:pPr>
-        <w:pStyle w:val="Heading2"/>
-      </w:pPr>
-      <w:r>
-        <w:t xml:space="preserve">3.5 改进模型参数与实时性分析</w:t>
-      </w:r>
-    </w:p>
-    <w:p>
-      <w:pPr>
-        <w:pStyle w:val="Normal"/>
-      </w:pPr>
-      <w:r>
-        <w:t xml:space="preserve">引入 CBAM 后，模型在参数量和推理速度方面的变化如下表所示。YOLOv8n 基线参数量约 3.01M，计算量约 8.1 GFLOPs，Tesla V100 推理耗时约 0.9ms；YOLOv8n + CBAM 参数量增至约 3.08M（+2.3%），计算量约 8.2 GFLOPs，推理耗时约 1.1ms。参数增量仅 70K，推理耗时增量 0.2ms，帧率仍超过 90 FPS，实时检测要求完全满足。</w:t>
-      </w:r>
-    </w:p>
-    <w:p>
-      <w:pPr>
-        <w:pStyle w:val="Normal"/>
-      </w:pPr>
-      <w:r>
-        <w:t xml:space="preserve">相比直接选用 YOLOv8s（参数量 11.2M）或 YOLOv8m（参数量 25.9M）等更大规模模型，YOLOv8n + CBAM 方案以极小的额外开销通过结构设计解决局部特征感知问题，在精度、参数量和推理速度之间取得了更合理的权衡，更适合毕业设计系统演示和普通 PC 部署。该方案也便于在论文实验中单独验证 CBAM 模块对检测效果的贡献，排除模型规模差异的干扰。</w:t>
-      </w:r>
-    </w:p>
-    <w:p>
-      <w:pPr>
-        <w:pStyle w:val="Heading2"/>
-      </w:pPr>
-      <w:r>
-        <w:t xml:space="preserve">3.6 疲劳特征提取与状态判定算法</w:t>
-      </w:r>
-    </w:p>
-    <w:p>
-      <w:pPr>
-        <w:pStyle w:val="Normal"/>
-      </w:pPr>
-      <w:r>
-        <w:t xml:space="preserve">YOLOv8 检测模型输出每帧的检测框类别名和置信度。系统在检测输出与最终疲劳状态判断之间设计了特征提取和滑动窗口规则两个处理步骤。</w:t>
-      </w:r>
-    </w:p>
-    <w:p>
-      <w:pPr>
-        <w:pStyle w:val="Normal"/>
-      </w:pPr>
-      <w:r>
-        <w:t xml:space="preserve">单帧特征提取：对每帧检测结果，系统按类别统计最高置信度，得到三维特征向量（c_closed, c_open, c_yawn），分别表示闭眼、睁眼和打哈欠的置信度。类别名通过 CLASS_NAME_ALIASES 映射表归一化，消除数据集大小写或下划线差异的影响。</w:t>
-      </w:r>
-    </w:p>
-    <w:p>
-      <w:pPr>
-        <w:pStyle w:val="Normal"/>
-      </w:pPr>
-      <w:r>
-        <w:t xml:space="preserve">PERCLOS 指标实现：设滑动窗口大小 N=90（对应 30FPS 下约 3 秒时长）。对窗口内每帧，当闭眼置信度 c_closed ≥ 0.45 且 c_closed ≥ c_open 时，判定该帧为闭眼帧（flag=True）。闭眼比例 r = Σflag_i / N。</w:t>
-      </w:r>
-    </w:p>
-    <w:p>
-      <w:pPr>
-        <w:pStyle w:val="Normal"/>
-      </w:pPr>
-      <w:r>
-        <w:t xml:space="preserve">打哈欠事件计数：统计窗口内打哈欠标志序列（c_yawn ≥ 0.50）中连续 True 片段的数量 k_yawn，避免一次打哈欠动作被多帧重复计数。</w:t>
-      </w:r>
-    </w:p>
-    <w:p>
-      <w:pPr>
-        <w:pStyle w:val="Normal"/>
-      </w:pPr>
-      <w:r>
-        <w:t xml:space="preserve">疲劳状态判定规则如下：当 r ≥ 0.35 或 k_yawn ≥ 2 时，判定为疲劳（alarm=True）；当 r ≥ 0.20 或 k_yawn ≥ 1 时，判定为疑似疲劳；其余情况为正常。该规则的阈值参数含义直观，便于在论文实验中解释疲劳判断的触发条件；滑动窗口机制避免单帧误报；事件计数代替连续帧计数，更接近真实疲劳的时序表现。</w:t>
-      </w:r>
-    </w:p>
-    <w:p>
-      <w:pPr>
-        <w:pStyle w:val="Heading2"/>
-      </w:pPr>
-      <w:r>
-        <w:t xml:space="preserve">3.7 训练策略设计</w:t>
-      </w:r>
-    </w:p>
-    <w:p>
-      <w:pPr>
-        <w:pStyle w:val="Normal"/>
-      </w:pPr>
-      <w:r>
-        <w:t xml:space="preserve">两组模型（YOLOv8n 基线与 YOLOv8n + CBAM）均采用相同训练策略，保证实验对比的公平性。</w:t>
-      </w:r>
-    </w:p>
-    <w:p>
-      <w:pPr>
-        <w:pStyle w:val="Normal"/>
-      </w:pPr>
-      <w:r>
-        <w:t xml:space="preserve">优化器选用 AdamW。AdamW 在 Adam 基础上将权重衰减从梯度更新中解耦，避免了 Adam 中动量项与权重衰减的相互干扰，在小数据集和迁移学习场景下收敛更稳定。相比 SGD，AdamW 对学习率超参数的敏感性较低，适合本文的小规模实验配置。</w:t>
-      </w:r>
-    </w:p>
-    <w:p>
-      <w:pPr>
-        <w:pStyle w:val="Normal"/>
-      </w:pPr>
-      <w:r>
-        <w:t xml:space="preserve">学习率策略使用 Cosine LR（余弦退火），从初始值按余弦曲线平滑下降至接近零。相比固定学习率或阶梯衰减，余弦退火在训练后期能够更精细地调整权重，有助于模型收敛到更优的极小值点。</w:t>
-      </w:r>
-    </w:p>
-    <w:p>
-      <w:pPr>
-        <w:pStyle w:val="Normal"/>
-      </w:pPr>
-      <w:r>
-        <w:t xml:space="preserve">数据增强启用 Mosaic（随机拼接 4 张图像，增强目标在不同背景下的检测鲁棒性）、MixUp（α=0.15，图像级线性混合，提高泛化性）和 HSV 色彩扰动（对色调、饱和度、亮度施加随机扰动，提升对光照变化的鲁棒性）。</w:t>
-      </w:r>
-    </w:p>
-    <w:p>
-      <w:pPr>
-        <w:pStyle w:val="Normal"/>
-      </w:pPr>
-      <w:r>
-        <w:t xml:space="preserve">迁移初始化方面，CBAM 模型通过 --pretrained-weights yolov8n.pt 参数，对骨干和检测头中与基线模型结构一致的权重层进行迁移初始化，仅 CBAM 层随机初始化。这使改进模型比从零训练收敛更快更稳定，同时保证两组模型的基础特征提取能力具有可比的初始状态。</w:t>
-      </w:r>
-    </w:p>
-    <w:p>
-      <w:pPr>
-        <w:pStyle w:val="Heading1"/>
-      </w:pPr>
-      <w:r>
-        <w:t xml:space="preserve">第 4 章 系统分析与总体设计</w:t>
-      </w:r>
-    </w:p>
-    <w:p>
-      <w:pPr>
-        <w:pStyle w:val="Heading2"/>
-      </w:pPr>
-      <w:r>
-        <w:t xml:space="preserve">4.1 系统总体需求</w:t>
+        <w:t>3.1 数据来源与类别说明</w:t>
       </w:r>
     </w:p>
     <w:p>
@@ -860,7 +557,7 @@
           <w:rFonts w:ascii="宋体" w:hAnsi="宋体" w:eastAsia="宋体"/>
           <w:sz w:val="21"/>
         </w:rPr>
-        <w:t xml:space="preserve">本文设计的疲劳驾驶面部识别系统是为毕业设计实验和演示而设计的，需要完成从模型训练到本地推理展示的全部过程。系统可以使用YOLOv8格式的数据集进行疲劳面部特征检测模型的训练，在图片、视频或者摄像头输入的情况下，可以得到检测结果以及疲劳状态。</w:t>
+        <w:t>本文使用 Roboflow 平台整理的 Driver_Drowsiness_YOLO 数据集。该数据集面向疲劳驾驶视觉检测任务构建，图像内容主要围绕驾驶员面部区域展开，能够覆盖闭眼、睁眼和打哈欠等与疲劳状态密切相关的外在表征。与直接进行疲劳二分类相比，本文把闭眼、睁眼和打哈欠视为可解释的中间检测目标，这样既便于模型训练，也便于后续通过规则方法进行疲劳状态判定。</w:t>
       </w:r>
     </w:p>
     <w:p>
@@ -869,33 +566,7 @@
           <w:rFonts w:ascii="宋体" w:hAnsi="宋体" w:eastAsia="宋体"/>
           <w:sz w:val="21"/>
         </w:rPr>
-        <w:t xml:space="preserve">系统总体目标为完成闭眼、睁眼、打哈欠三种目标检测，完成基线模型和注意力机制改进模型的对比实验，实现桌面端可视化演示程序，保存实验结果、截图、日志，便于论文撰写和答辩展示。</w:t>
-      </w:r>
-    </w:p>
-    <w:p>
-      <w:r>
-        <w:rPr>
-          <w:rFonts w:ascii="宋体" w:hAnsi="宋体" w:eastAsia="宋体"/>
-          <w:sz w:val="21"/>
-        </w:rPr>
-        <w:t xml:space="preserve">从使用场景上讲，系统主要为两类用户服务。第一类为研究和开发人员，其要完成的任务就是把脚本、配置文件以及实验结果进行复现；第二类为答辩或者演示时的普通用户，他们的注意力集中在界面是否直观、检测结果是否清楚、截图与日志是否可以保存上。因此，在需求分析时同时考虑算法实验和系统演示这两种需求。训练侧注重参数可以配置、结果可以追踪、服务器可以适应；演示侧注重操作步骤少、反馈快、异常提示清楚。</w:t>
-      </w:r>
-    </w:p>
-    <w:p>
-      <w:pPr>
-        <w:pStyle w:val="Heading2"/>
-      </w:pPr>
-      <w:r>
-        <w:t xml:space="preserve">4.2 功能需求</w:t>
-      </w:r>
-    </w:p>
-    <w:p>
-      <w:r>
-        <w:rPr>
-          <w:rFonts w:ascii="宋体" w:hAnsi="宋体" w:eastAsia="宋体"/>
-          <w:sz w:val="21"/>
-        </w:rPr>
-        <w:t xml:space="preserve">系统功能需求如表 3-1 所示。</w:t>
+        <w:t>检测类别包括闭眼、睁眼和打哈欠三类，类别编号与含义如表所示。</w:t>
       </w:r>
     </w:p>
     <w:tbl>
@@ -913,13 +584,14 @@
         </w:tblBorders>
       </w:tblPr>
       <w:tblGrid>
-        <w:gridCol w:w="4589"/>
-        <w:gridCol w:w="4589"/>
+        <w:gridCol w:w="3060"/>
+        <w:gridCol w:w="3060"/>
+        <w:gridCol w:w="3060"/>
       </w:tblGrid>
       <w:tr>
         <w:tc>
           <w:tcPr>
-            <w:tcW w:type="dxa" w:w="4589"/>
+            <w:tcW w:type="dxa" w:w="3060"/>
           </w:tcPr>
           <w:p>
             <w:pPr>
@@ -932,13 +604,13 @@
                 <w:b/>
                 <w:sz w:val="21"/>
               </w:rPr>
-              <w:t>功能模块</w:t>
+              <w:t>类别编号</w:t>
             </w:r>
           </w:p>
         </w:tc>
         <w:tc>
           <w:tcPr>
-            <w:tcW w:type="dxa" w:w="4589"/>
+            <w:tcW w:type="dxa" w:w="3060"/>
           </w:tcPr>
           <w:p>
             <w:pPr>
@@ -951,7 +623,26 @@
                 <w:b/>
                 <w:sz w:val="21"/>
               </w:rPr>
-              <w:t>需求说明</w:t>
+              <w:t>类别名称</w:t>
+            </w:r>
+          </w:p>
+        </w:tc>
+        <w:tc>
+          <w:tcPr>
+            <w:tcW w:type="dxa" w:w="3060"/>
+          </w:tcPr>
+          <w:p>
+            <w:pPr>
+              <w:jc w:val="center"/>
+            </w:pPr>
+            <w:r/>
+            <w:r>
+              <w:rPr>
+                <w:rFonts w:ascii="宋体" w:hAnsi="宋体" w:eastAsia="宋体"/>
+                <w:b/>
+                <w:sz w:val="21"/>
+              </w:rPr>
+              <w:t>中文含义</w:t>
             </w:r>
           </w:p>
         </w:tc>
@@ -959,7 +650,7 @@
       <w:tr>
         <w:tc>
           <w:tcPr>
-            <w:tcW w:type="dxa" w:w="4589"/>
+            <w:tcW w:type="dxa" w:w="3060"/>
           </w:tcPr>
           <w:p>
             <w:pPr>
@@ -972,13 +663,13 @@
                 <w:b w:val="0"/>
                 <w:sz w:val="21"/>
               </w:rPr>
-              <w:t>数据管理</w:t>
+              <w:t>0</w:t>
             </w:r>
           </w:p>
         </w:tc>
         <w:tc>
           <w:tcPr>
-            <w:tcW w:type="dxa" w:w="4589"/>
+            <w:tcW w:type="dxa" w:w="3060"/>
           </w:tcPr>
           <w:p>
             <w:pPr>
@@ -991,15 +682,13 @@
                 <w:b w:val="0"/>
                 <w:sz w:val="21"/>
               </w:rPr>
-              <w:t>支持 YOLOv8 格式数据集路径配置，明确训练集、验证集和测试集目录</w:t>
+              <w:t>Eyeclosed</w:t>
             </w:r>
           </w:p>
         </w:tc>
-      </w:tr>
-      <w:tr>
         <w:tc>
           <w:tcPr>
-            <w:tcW w:type="dxa" w:w="4589"/>
+            <w:tcW w:type="dxa" w:w="3060"/>
           </w:tcPr>
           <w:p>
             <w:pPr>
@@ -1012,13 +701,15 @@
                 <w:b w:val="0"/>
                 <w:sz w:val="21"/>
               </w:rPr>
-              <w:t>模型训练</w:t>
+              <w:t>闭眼</w:t>
             </w:r>
           </w:p>
         </w:tc>
+      </w:tr>
+      <w:tr>
         <w:tc>
           <w:tcPr>
-            <w:tcW w:type="dxa" w:w="4589"/>
+            <w:tcW w:type="dxa" w:w="3060"/>
           </w:tcPr>
           <w:p>
             <w:pPr>
@@ -1031,15 +722,13 @@
                 <w:b w:val="0"/>
                 <w:sz w:val="21"/>
               </w:rPr>
-              <w:t>支持 YOLOv8n 基线模型和 YOLOv8n + CBAM 模型训练</w:t>
+              <w:t>1</w:t>
             </w:r>
           </w:p>
         </w:tc>
-      </w:tr>
-      <w:tr>
         <w:tc>
           <w:tcPr>
-            <w:tcW w:type="dxa" w:w="4589"/>
+            <w:tcW w:type="dxa" w:w="3060"/>
           </w:tcPr>
           <w:p>
             <w:pPr>
@@ -1052,13 +741,13 @@
                 <w:b w:val="0"/>
                 <w:sz w:val="21"/>
               </w:rPr>
-              <w:t>模型推理</w:t>
+              <w:t>Eyeopen</w:t>
             </w:r>
           </w:p>
         </w:tc>
         <w:tc>
           <w:tcPr>
-            <w:tcW w:type="dxa" w:w="4589"/>
+            <w:tcW w:type="dxa" w:w="3060"/>
           </w:tcPr>
           <w:p>
             <w:pPr>
@@ -1071,7 +760,7 @@
                 <w:b w:val="0"/>
                 <w:sz w:val="21"/>
               </w:rPr>
-              <w:t>支持图片、视频和摄像头输入，输出检测框、类别和置信度</w:t>
+              <w:t>睁眼</w:t>
             </w:r>
           </w:p>
         </w:tc>
@@ -1079,7 +768,7 @@
       <w:tr>
         <w:tc>
           <w:tcPr>
-            <w:tcW w:type="dxa" w:w="4589"/>
+            <w:tcW w:type="dxa" w:w="3060"/>
           </w:tcPr>
           <w:p>
             <w:pPr>
@@ -1092,13 +781,13 @@
                 <w:b w:val="0"/>
                 <w:sz w:val="21"/>
               </w:rPr>
-              <w:t>疲劳判定</w:t>
+              <w:t>2</w:t>
             </w:r>
           </w:p>
         </w:tc>
         <w:tc>
           <w:tcPr>
-            <w:tcW w:type="dxa" w:w="4589"/>
+            <w:tcW w:type="dxa" w:w="3060"/>
           </w:tcPr>
           <w:p>
             <w:pPr>
@@ -1111,15 +800,13 @@
                 <w:b w:val="0"/>
                 <w:sz w:val="21"/>
               </w:rPr>
-              <w:t>根据连续检测结果判断正常、疑似疲劳和疲劳三类状态</w:t>
+              <w:t>Yawn</w:t>
             </w:r>
           </w:p>
         </w:tc>
-      </w:tr>
-      <w:tr>
         <w:tc>
           <w:tcPr>
-            <w:tcW w:type="dxa" w:w="4589"/>
+            <w:tcW w:type="dxa" w:w="3060"/>
           </w:tcPr>
           <w:p>
             <w:pPr>
@@ -1132,66 +819,7 @@
                 <w:b w:val="0"/>
                 <w:sz w:val="21"/>
               </w:rPr>
-              <w:t>桌面演示</w:t>
-            </w:r>
-          </w:p>
-        </w:tc>
-        <w:tc>
-          <w:tcPr>
-            <w:tcW w:type="dxa" w:w="4589"/>
-          </w:tcPr>
-          <w:p>
-            <w:pPr>
-              <w:jc w:val="center"/>
-            </w:pPr>
-            <w:r/>
-            <w:r>
-              <w:rPr>
-                <w:rFonts w:ascii="宋体" w:hAnsi="宋体" w:eastAsia="宋体"/>
-                <w:b w:val="0"/>
-                <w:sz w:val="21"/>
-              </w:rPr>
-              <w:t>支持选择文件、打开摄像头、开始/停止检测、显示状态和报警提示</w:t>
-            </w:r>
-          </w:p>
-        </w:tc>
-      </w:tr>
-      <w:tr>
-        <w:tc>
-          <w:tcPr>
-            <w:tcW w:type="dxa" w:w="4589"/>
-          </w:tcPr>
-          <w:p>
-            <w:pPr>
-              <w:jc w:val="center"/>
-            </w:pPr>
-            <w:r/>
-            <w:r>
-              <w:rPr>
-                <w:rFonts w:ascii="宋体" w:hAnsi="宋体" w:eastAsia="宋体"/>
-                <w:b w:val="0"/>
-                <w:sz w:val="21"/>
-              </w:rPr>
-              <w:t>结果保存</w:t>
-            </w:r>
-          </w:p>
-        </w:tc>
-        <w:tc>
-          <w:tcPr>
-            <w:tcW w:type="dxa" w:w="4589"/>
-          </w:tcPr>
-          <w:p>
-            <w:pPr>
-              <w:jc w:val="center"/>
-            </w:pPr>
-            <w:r/>
-            <w:r>
-              <w:rPr>
-                <w:rFonts w:ascii="宋体" w:hAnsi="宋体" w:eastAsia="宋体"/>
-                <w:b w:val="0"/>
-                <w:sz w:val="21"/>
-              </w:rPr>
-              <w:t>支持保存检测截图、检测日志、训练结果和实验曲线</w:t>
+              <w:t>打哈欠</w:t>
             </w:r>
           </w:p>
         </w:tc>
@@ -1203,7 +831,7 @@
         <w:pStyle w:val="Heading2"/>
       </w:pPr>
       <w:r>
-        <w:t xml:space="preserve">4.3 非功能需求</w:t>
+        <w:t>3.2 数据集划分与配置</w:t>
       </w:r>
     </w:p>
     <w:p>
@@ -1212,88 +840,7 @@
           <w:rFonts w:ascii="宋体" w:hAnsi="宋体" w:eastAsia="宋体"/>
           <w:sz w:val="21"/>
         </w:rPr>
-        <w:t xml:space="preserve">系统的非功能需求主要有实时性、可维护性、可复现性、易用性。实时性上模型推理速度要达到普通演示场景画面更新的要求，可维护性上项目代码要按照训练、推理、模型、界面、工具模块进行划分，可复现性上训练配置、依赖文件、Slurm脚本、实验结果要保存在项目目录里，易用性上桌面界面应该有明显的按钮和状态显示，方便答辩现场演示。</w:t>
-      </w:r>
-    </w:p>
-    <w:p>
-      <w:pPr>
-        <w:pStyle w:val="Heading2"/>
-      </w:pPr>
-      <w:r>
-        <w:t xml:space="preserve">4.4 运行环境</w:t>
-      </w:r>
-    </w:p>
-    <w:p>
-      <w:r>
-        <w:rPr>
-          <w:rFonts w:ascii="宋体" w:hAnsi="宋体" w:eastAsia="宋体"/>
-          <w:sz w:val="21"/>
-        </w:rPr>
-        <w:t xml:space="preserve">模型训练环境使用服务器 Slurm GPU节点，GPU是Tesla V100-PCIE-32GB，Python版本为3.11.11，PyTorch版本为2.5.1+cu121，Ultralytics版本为8.4.45。本地演示环境用Windows系统，PyTorch用CPU版，界面框架为PyQt5。</w:t>
-      </w:r>
-    </w:p>
-    <w:p>
-      <w:pPr>
-        <w:pStyle w:val="Heading2"/>
-      </w:pPr>
-      <w:r>
-        <w:t xml:space="preserve">4.5 系统总体架构设计</w:t>
-      </w:r>
-    </w:p>
-    <w:p>
-      <w:r>
-        <w:rPr>
-          <w:rFonts w:ascii="宋体" w:hAnsi="宋体" w:eastAsia="宋体"/>
-          <w:sz w:val="21"/>
-        </w:rPr>
-        <w:t xml:space="preserve">本系统采用的是“目标检测模型+疲劳状态判断+桌面演示系统”的总体结构。系统从图片、视频或者摄像头输入获取驾驶员面部图像，再用 YOLOv8 系列目标检测模型识别出闭眼、睁眼、打哈欠等疲劳相关的面部特征，最后根据滑动窗口规则对驾驶员的疲劳状态进行判断，在桌面界面上实时显示检测结果、疲劳状态和报警信息。</w:t>
-      </w:r>
-    </w:p>
-    <w:p>
-      <w:r>
-        <w:rPr>
-          <w:rFonts w:ascii="宋体" w:hAnsi="宋体" w:eastAsia="宋体"/>
-          <w:sz w:val="21"/>
-        </w:rPr>
-        <w:t xml:space="preserve">系统处理流程为：</w:t>
-      </w:r>
-    </w:p>
-    <w:p>
-      <w:pPr>
-        <w:ind w:firstLine="0"/>
-      </w:pPr>
-      <w:r>
-        <w:rPr>
-          <w:rFonts w:ascii="Consolas" w:hAnsi="Consolas"/>
-          <w:sz w:val="19"/>
-        </w:rPr>
-        <w:t xml:space="preserve">图像/视频输入 -&gt; 图像预处理 -&gt; YOLOv8检测 -&gt; 疲劳特征提取 -&gt; 疲劳状态判断 -&gt; 界面显示和日志保存</w:t>
-      </w:r>
-    </w:p>
-    <w:p>
-      <w:r>
-        <w:rPr>
-          <w:rFonts w:ascii="宋体" w:hAnsi="宋体" w:eastAsia="宋体"/>
-          <w:sz w:val="21"/>
-        </w:rPr>
-        <w:t xml:space="preserve">系统主要由数据管理模块、模型训练模块、推理检测模块以及桌面演示模块组成。数据管理模块管理Yolov8格式的数据集、训练参数、实验结果，模型训练模块训练YOLOv8n基线模型和YOLOv8n + CBAM注意力模型，推理检测模块处理图片、视频、摄像头输入，桌面演示模块显示检测画面、疲劳状态、报警提示，可以截图、日志保存。</w:t>
-      </w:r>
-    </w:p>
-    <w:p>
-      <w:pPr>
-        <w:pStyle w:val="Heading2"/>
-      </w:pPr>
-      <w:r>
-        <w:t xml:space="preserve">4.6 数据集设计</w:t>
-      </w:r>
-    </w:p>
-    <w:p>
-      <w:r>
-        <w:rPr>
-          <w:rFonts w:ascii="宋体" w:hAnsi="宋体" w:eastAsia="宋体"/>
-          <w:sz w:val="21"/>
-        </w:rPr>
-        <w:t xml:space="preserve">本文使用 Roboflow 平台整理的 Driver_Drowsiness_YOLO 数据集。该数据集包含 5413 张图像，并已按照 YOLOv8 所需格式划分为训练集、验证集和测试集。</w:t>
+        <w:t>该数据集共包含 5413 张图像，并已经按照 YOLOv8 所需格式划分为训练集、验证集和测试集。具体划分结果如下表所示。</w:t>
       </w:r>
     </w:p>
     <w:tbl>
@@ -1618,273 +1165,15 @@
           <w:rFonts w:ascii="宋体" w:hAnsi="宋体" w:eastAsia="宋体"/>
           <w:sz w:val="21"/>
         </w:rPr>
-        <w:t xml:space="preserve">检测类别有闭眼、睁眼、打哈欠三种，顺序为闭眼、睁眼、打哈欠。</w:t>
+        <w:t>数据集配置文件为 configs/yolo_data.yaml。该文件统一描述训练集、验证集和测试集路径以及类别名称，能够保证基线模型与改进模型在相同数据条件下完成训练与评估，从而为后续对比实验提供一致的数据基础。</w:t>
       </w:r>
     </w:p>
-    <w:tbl>
-      <w:tblPr>
-        <w:tblW w:type="auto" w:w="0"/>
-        <w:jc w:val="center"/>
-        <w:tblLook w:firstColumn="1" w:firstRow="1" w:lastColumn="0" w:lastRow="0" w:noHBand="0" w:noVBand="1" w:val="04A0"/>
-        <w:tblBorders>
-          <w:top w:val="single" w:sz="6" w:space="0" w:color="000000"/>
-          <w:left w:val="single" w:sz="6" w:space="0" w:color="000000"/>
-          <w:bottom w:val="single" w:sz="6" w:space="0" w:color="000000"/>
-          <w:right w:val="single" w:sz="6" w:space="0" w:color="000000"/>
-          <w:insideH w:val="single" w:sz="6" w:space="0" w:color="000000"/>
-          <w:insideV w:val="single" w:sz="6" w:space="0" w:color="000000"/>
-        </w:tblBorders>
-      </w:tblPr>
-      <w:tblGrid>
-        <w:gridCol w:w="3060"/>
-        <w:gridCol w:w="3060"/>
-        <w:gridCol w:w="3060"/>
-      </w:tblGrid>
-      <w:tr>
-        <w:tc>
-          <w:tcPr>
-            <w:tcW w:type="dxa" w:w="3060"/>
-          </w:tcPr>
-          <w:p>
-            <w:pPr>
-              <w:jc w:val="center"/>
-            </w:pPr>
-            <w:r/>
-            <w:r>
-              <w:rPr>
-                <w:rFonts w:ascii="宋体" w:hAnsi="宋体" w:eastAsia="宋体"/>
-                <w:b/>
-                <w:sz w:val="21"/>
-              </w:rPr>
-              <w:t>类别编号</w:t>
-            </w:r>
-          </w:p>
-        </w:tc>
-        <w:tc>
-          <w:tcPr>
-            <w:tcW w:type="dxa" w:w="3060"/>
-          </w:tcPr>
-          <w:p>
-            <w:pPr>
-              <w:jc w:val="center"/>
-            </w:pPr>
-            <w:r/>
-            <w:r>
-              <w:rPr>
-                <w:rFonts w:ascii="宋体" w:hAnsi="宋体" w:eastAsia="宋体"/>
-                <w:b/>
-                <w:sz w:val="21"/>
-              </w:rPr>
-              <w:t>类别名称</w:t>
-            </w:r>
-          </w:p>
-        </w:tc>
-        <w:tc>
-          <w:tcPr>
-            <w:tcW w:type="dxa" w:w="3060"/>
-          </w:tcPr>
-          <w:p>
-            <w:pPr>
-              <w:jc w:val="center"/>
-            </w:pPr>
-            <w:r/>
-            <w:r>
-              <w:rPr>
-                <w:rFonts w:ascii="宋体" w:hAnsi="宋体" w:eastAsia="宋体"/>
-                <w:b/>
-                <w:sz w:val="21"/>
-              </w:rPr>
-              <w:t>中文含义</w:t>
-            </w:r>
-          </w:p>
-        </w:tc>
-      </w:tr>
-      <w:tr>
-        <w:tc>
-          <w:tcPr>
-            <w:tcW w:type="dxa" w:w="3060"/>
-          </w:tcPr>
-          <w:p>
-            <w:pPr>
-              <w:jc w:val="center"/>
-            </w:pPr>
-            <w:r/>
-            <w:r>
-              <w:rPr>
-                <w:rFonts w:ascii="宋体" w:hAnsi="宋体" w:eastAsia="宋体"/>
-                <w:b w:val="0"/>
-                <w:sz w:val="21"/>
-              </w:rPr>
-              <w:t>0</w:t>
-            </w:r>
-          </w:p>
-        </w:tc>
-        <w:tc>
-          <w:tcPr>
-            <w:tcW w:type="dxa" w:w="3060"/>
-          </w:tcPr>
-          <w:p>
-            <w:pPr>
-              <w:jc w:val="center"/>
-            </w:pPr>
-            <w:r/>
-            <w:r>
-              <w:rPr>
-                <w:rFonts w:ascii="宋体" w:hAnsi="宋体" w:eastAsia="宋体"/>
-                <w:b w:val="0"/>
-                <w:sz w:val="21"/>
-              </w:rPr>
-              <w:t>Eyeclosed</w:t>
-            </w:r>
-          </w:p>
-        </w:tc>
-        <w:tc>
-          <w:tcPr>
-            <w:tcW w:type="dxa" w:w="3060"/>
-          </w:tcPr>
-          <w:p>
-            <w:pPr>
-              <w:jc w:val="center"/>
-            </w:pPr>
-            <w:r/>
-            <w:r>
-              <w:rPr>
-                <w:rFonts w:ascii="宋体" w:hAnsi="宋体" w:eastAsia="宋体"/>
-                <w:b w:val="0"/>
-                <w:sz w:val="21"/>
-              </w:rPr>
-              <w:t>闭眼</w:t>
-            </w:r>
-          </w:p>
-        </w:tc>
-      </w:tr>
-      <w:tr>
-        <w:tc>
-          <w:tcPr>
-            <w:tcW w:type="dxa" w:w="3060"/>
-          </w:tcPr>
-          <w:p>
-            <w:pPr>
-              <w:jc w:val="center"/>
-            </w:pPr>
-            <w:r/>
-            <w:r>
-              <w:rPr>
-                <w:rFonts w:ascii="宋体" w:hAnsi="宋体" w:eastAsia="宋体"/>
-                <w:b w:val="0"/>
-                <w:sz w:val="21"/>
-              </w:rPr>
-              <w:t>1</w:t>
-            </w:r>
-          </w:p>
-        </w:tc>
-        <w:tc>
-          <w:tcPr>
-            <w:tcW w:type="dxa" w:w="3060"/>
-          </w:tcPr>
-          <w:p>
-            <w:pPr>
-              <w:jc w:val="center"/>
-            </w:pPr>
-            <w:r/>
-            <w:r>
-              <w:rPr>
-                <w:rFonts w:ascii="宋体" w:hAnsi="宋体" w:eastAsia="宋体"/>
-                <w:b w:val="0"/>
-                <w:sz w:val="21"/>
-              </w:rPr>
-              <w:t>Eyeopen</w:t>
-            </w:r>
-          </w:p>
-        </w:tc>
-        <w:tc>
-          <w:tcPr>
-            <w:tcW w:type="dxa" w:w="3060"/>
-          </w:tcPr>
-          <w:p>
-            <w:pPr>
-              <w:jc w:val="center"/>
-            </w:pPr>
-            <w:r/>
-            <w:r>
-              <w:rPr>
-                <w:rFonts w:ascii="宋体" w:hAnsi="宋体" w:eastAsia="宋体"/>
-                <w:b w:val="0"/>
-                <w:sz w:val="21"/>
-              </w:rPr>
-              <w:t>睁眼</w:t>
-            </w:r>
-          </w:p>
-        </w:tc>
-      </w:tr>
-      <w:tr>
-        <w:tc>
-          <w:tcPr>
-            <w:tcW w:type="dxa" w:w="3060"/>
-          </w:tcPr>
-          <w:p>
-            <w:pPr>
-              <w:jc w:val="center"/>
-            </w:pPr>
-            <w:r/>
-            <w:r>
-              <w:rPr>
-                <w:rFonts w:ascii="宋体" w:hAnsi="宋体" w:eastAsia="宋体"/>
-                <w:b w:val="0"/>
-                <w:sz w:val="21"/>
-              </w:rPr>
-              <w:t>2</w:t>
-            </w:r>
-          </w:p>
-        </w:tc>
-        <w:tc>
-          <w:tcPr>
-            <w:tcW w:type="dxa" w:w="3060"/>
-          </w:tcPr>
-          <w:p>
-            <w:pPr>
-              <w:jc w:val="center"/>
-            </w:pPr>
-            <w:r/>
-            <w:r>
-              <w:rPr>
-                <w:rFonts w:ascii="宋体" w:hAnsi="宋体" w:eastAsia="宋体"/>
-                <w:b w:val="0"/>
-                <w:sz w:val="21"/>
-              </w:rPr>
-              <w:t>Yawn</w:t>
-            </w:r>
-          </w:p>
-        </w:tc>
-        <w:tc>
-          <w:tcPr>
-            <w:tcW w:type="dxa" w:w="3060"/>
-          </w:tcPr>
-          <w:p>
-            <w:pPr>
-              <w:jc w:val="center"/>
-            </w:pPr>
-            <w:r/>
-            <w:r>
-              <w:rPr>
-                <w:rFonts w:ascii="宋体" w:hAnsi="宋体" w:eastAsia="宋体"/>
-                <w:b w:val="0"/>
-                <w:sz w:val="21"/>
-              </w:rPr>
-              <w:t>打哈欠</w:t>
-            </w:r>
-          </w:p>
-        </w:tc>
-      </w:tr>
-    </w:tbl>
-    <w:p/>
     <w:p>
+      <w:pPr>
+        <w:pStyle w:val="Heading2"/>
+      </w:pPr>
       <w:r>
-        <w:rPr>
-          <w:rFonts w:ascii="宋体" w:hAnsi="宋体" w:eastAsia="宋体"/>
-          <w:sz w:val="21"/>
-        </w:rPr>
-        <w:t xml:space="preserve">数据集配置文件为 configs/yolo_data.yaml。训练时采用Mosaic、MixUp、HSV色彩扰动等增强方法来提高模型对于不同的光照、姿态、局部遮挡场景的适应性。</w:t>
+        <w:t>3.3 数据增强与预处理策略</w:t>
       </w:r>
     </w:p>
     <w:p>
@@ -1893,15 +1182,7 @@
           <w:rFonts w:ascii="宋体" w:hAnsi="宋体" w:eastAsia="宋体"/>
           <w:sz w:val="21"/>
         </w:rPr>
-        <w:t xml:space="preserve">本文用 YOLOv8n 为基线模型。YOLOv8n参数量小、推理速度快、部署成本低，适于车载终端以及普通PC环境中做实时检测的任务。</w:t>
-      </w:r>
-    </w:p>
-    <w:p>
-      <w:pPr>
-        <w:pStyle w:val="Heading2"/>
-      </w:pPr>
-      <w:r>
-        <w:t xml:space="preserve">4.7 疲劳状态判定方案</w:t>
+        <w:t>在训练阶段，本文采用 Mosaic、MixUp 和 HSV 色彩扰动等增强策略，以提升模型对不同光照、姿态变化和局部遮挡场景的适应能力。其中，Mosaic 可以通过多图拼接增强小目标检测的鲁棒性，MixUp 有助于改善模型泛化能力，HSV 色彩扰动则可增强模型对亮度和色彩变化的适应性。</w:t>
       </w:r>
     </w:p>
     <w:p>
@@ -1910,7 +1191,23 @@
           <w:rFonts w:ascii="宋体" w:hAnsi="宋体" w:eastAsia="宋体"/>
           <w:sz w:val="21"/>
         </w:rPr>
-        <w:t xml:space="preserve">YOLOv8 检测模型输出每帧中的 Eyeclosed、Eyeopen 和 Yawn 检测结果。系统把每一帧的检测结果转成疲劳特征，即闭眼置信度、睁眼置信度以及打哈欠置信度。接着用滑动窗口规则做疲劳状态的判断。</w:t>
+        <w:t>在输入网络之前，数据会按照 YOLOv8 的标准流程完成尺寸缩放、边界填充和张量化处理。训练集使用随机增强方式提高样本多样性，验证集和测试集则保持稳定的预处理流程，以保证评价结果能够真实反映模型性能。</w:t>
+      </w:r>
+    </w:p>
+    <w:p>
+      <w:pPr>
+        <w:pStyle w:val="Heading1"/>
+      </w:pPr>
+      <w:r>
+        <w:t>第 4 章 模型/算法设计与改进</w:t>
+      </w:r>
+    </w:p>
+    <w:p>
+      <w:pPr>
+        <w:pStyle w:val="Heading2"/>
+      </w:pPr>
+      <w:r>
+        <w:t>4.1 疲劳面部特征的检测特点分析</w:t>
       </w:r>
     </w:p>
     <w:p>
@@ -1919,7 +1216,7 @@
           <w:rFonts w:ascii="宋体" w:hAnsi="宋体" w:eastAsia="宋体"/>
           <w:sz w:val="21"/>
         </w:rPr>
-        <w:t xml:space="preserve">目前的状态分为正常、疑似疲劳和疲劳。正常没有明显的闭眼或者打哈欠的特征，疑似疲劳一次打哈欠或者闭眼比例达到疑似阈值，疲劳闭眼比例高或者短时间内多次出现打哈欠。该规则有解释性强、实现简单、便于演示的优点。如果再进一步扩展，就可以用 LSTM 加上 Attention 来对连续帧特征做时序建模，从而提高疲劳状态判断的稳定性。</w:t>
+        <w:t>疲劳驾驶面部识别的检测对象为闭眼、睁眼和打哈欠三类局部面部特征。与通用目标检测任务相比，这些目标具有三方面显著特点。</w:t>
       </w:r>
     </w:p>
     <w:p>
@@ -1928,7 +1225,15 @@
           <w:rFonts w:ascii="宋体" w:hAnsi="宋体" w:eastAsia="宋体"/>
           <w:sz w:val="21"/>
         </w:rPr>
-        <w:t xml:space="preserve">疲劳状态判定不是单纯的检测问题。检测模型只能给出系统某一时段内是否出现闭眼或者打哈欠的目标，但是疲劳常常是长时间的状态异常。正常眨眼时间很短，如果只看单帧闭眼就发出疲劳报警，很容易造成误报；而连续多帧闭眼或者短时间内频繁打哈欠，更接近真实的疲劳表现。因此本文在规则设计上使用滑动窗口的思想，用最近几帧的检测结果来作为状态判断的依据。</w:t>
+        <w:t>第一，目标区域占比小。眼部区域在整张面部图像中所占比例较低，嘴部虽然略大但仍属于局部区域。当摄像头距离较远或图像分辨率有限时，目标特征容易变得模糊，增加检测难度。第二，类内差异较大且类间容易混淆。闭眼、睁眼和打哈欠受到个体差异、面部姿态以及瞬时动作影响较大，其中 Eyeclosed 与 Eyeopen 还容易在低分辨率图像中产生混淆。第三，实际驾驶环境干扰较多。夜间弱光、强光反射、眼镜遮挡、侧脸姿态和视频压缩等因素都会降低模型稳定性。</w:t>
+      </w:r>
+    </w:p>
+    <w:p>
+      <w:pPr>
+        <w:pStyle w:val="Heading2"/>
+      </w:pPr>
+      <w:r>
+        <w:t>4.2 YOLOv8n 基线模型结构分析</w:t>
       </w:r>
     </w:p>
     <w:p>
@@ -1937,7 +1242,7 @@
           <w:rFonts w:ascii="宋体" w:hAnsi="宋体" w:eastAsia="宋体"/>
           <w:sz w:val="21"/>
         </w:rPr>
-        <w:t xml:space="preserve">目前规则模块主要对闭眼特征、打哈欠特征进行统计。当窗口内闭眼比例大于低阈值的时候，系统给出疑似疲劳的判断；闭眼比例继续增大或者打哈欠次数增多的时候，系统给出疲劳的判断。该方法虽然简单，但是有较好的可解释性，用户可以从界面检测框和日志记录中看到触发状态变化的原因。对于毕业设计系统的演示来说，这样的规则化设计有利于检验，也利于在论文中说明算法链路。</w:t>
+        <w:t>本文选择 YOLOv8n 作为基线模型。YOLOv8n 是 Ultralytics YOLOv8 系列中的轻量化模型，具有参数量小、推理速度快和部署成本较低等特点，适合毕业设计中的实时演示任务。</w:t>
       </w:r>
     </w:p>
     <w:p>
@@ -1946,7 +1251,7 @@
           <w:rFonts w:ascii="宋体" w:hAnsi="宋体" w:eastAsia="宋体"/>
           <w:sz w:val="21"/>
         </w:rPr>
-        <w:t xml:space="preserve">为了和开题报告中提到的技术路线一致，项目也实现了一个LSTM + Attention疲劳时序分类模型的骨架。该模型留有连续帧特征输入接口，输入可以是每帧 Eyeclosed、Eyeopen、Yawn 的置信度、出现次数或者比例。LSTM学习的是连续帧之间的时序依存关系，Attention层把对最后状态的判断起决定作用的关键帧标记出来。由于目前数据主要是图像检测数据，没有形成完整的视频序列标签，所以时序模型在本阶段作为后续扩展的基础保留，论文实验重点还是放在YOLOv8n和YOLOv8n+CBAM的检测性能对比上。</w:t>
+        <w:t>YOLOv8n 主要由骨干网络、颈部网络和检测头三部分构成。骨干网络负责提取图像的多层特征，颈部网络通过特征融合增强不同尺度信息，检测头则完成目标类别判定与边界框回归。对于本文的小目标局部疲劳特征识别任务而言，YOLOv8n 在精度与速度之间具有较好的平衡性，因此被选作对比实验的基准模型。</w:t>
       </w:r>
     </w:p>
     <w:p>
@@ -1954,7 +1259,7 @@
         <w:pStyle w:val="Heading2"/>
       </w:pPr>
       <w:r>
-        <w:t xml:space="preserve">4.8 系统演示界面设计方案</w:t>
+        <w:t>4.3 CBAM 注意力模块嵌入方案设计</w:t>
       </w:r>
     </w:p>
     <w:p>
@@ -1963,7 +1268,7 @@
           <w:rFonts w:ascii="宋体" w:hAnsi="宋体" w:eastAsia="宋体"/>
           <w:sz w:val="21"/>
         </w:rPr>
-        <w:t xml:space="preserve">桌面演示系统使用 PyQt5 实现，可以实现选择本地图片做单张检测、选择本地视频做连续检测、打开摄像头做实时检测、显示检测框和类别置信度、显示疲劳状态和报警提示、保存当前检测截图、自动生成 CSV 检测日志等功能。界面设计以演示清楚、操作简便、结果直观为原则，使用户可以很快地完成模型效果的展示。</w:t>
+        <w:t>为增强模型对眼部和嘴部关键区域的关注能力，本文在 YOLOv8n 基线模型的基础上引入 CBAM 注意力机制，构建 YOLOv8n + CBAM 改进模型。CBAM 模块同时具备通道注意力和空间注意力，能够在特征提取阶段对重要通道与关键区域进行再加权。</w:t>
       </w:r>
     </w:p>
     <w:p>
@@ -1972,7 +1277,15 @@
           <w:rFonts w:ascii="宋体" w:hAnsi="宋体" w:eastAsia="宋体"/>
           <w:sz w:val="21"/>
         </w:rPr>
-        <w:t xml:space="preserve">界面布局以输入控制、检测画面、状态提示、日志反馈为思路来组织。顶部区域可以选中模型权重、图片、视频或者摄像头输入，中间区域显示检测出来的画面，右边或者下边显示当前状态、FPS、报警信息和日志路径。这样一种布局可以使得用户在一次演示里同时看到输入来源、模型检测结果以及疲劳状态的判断，从而降低用户在各个窗口之间切换的操作费用。</w:t>
+        <w:t>本文将 CBAM 模块插入 YOLOv8n 主干网络 SPPF 模块之后，对高层语义特征进行增强。对应的模型配置文件为 configs/yolov8n_cbam.yaml。这一嵌入位置既能够保持网络整体结构的轻量化，又能在进入检测头之前强化疲劳相关局部特征表达，便于观察注意力机制对检测结果的实际提升作用。</w:t>
+      </w:r>
+    </w:p>
+    <w:p>
+      <w:pPr>
+        <w:pStyle w:val="Heading2"/>
+      </w:pPr>
+      <w:r>
+        <w:t>4.4 CBAM 注意力机制原理与计算流程</w:t>
       </w:r>
     </w:p>
     <w:p>
@@ -1981,23 +1294,7 @@
           <w:rFonts w:ascii="宋体" w:hAnsi="宋体" w:eastAsia="宋体"/>
           <w:sz w:val="21"/>
         </w:rPr>
-        <w:t xml:space="preserve">考虑到毕业设计答辩时演示环境不稳定，系统界面也做了异常情况的提示处理。摄像头不可用、模型权重不存在、输入文件无法打开的时候，系统不会直接退出，而是弹出错误提示并且保留主窗口的操作状态。图片输入默认只加载画面，用户点击开始检测之后才会执行模型推理，防止用户误认为选择了文件之后系统就已经完成了检测。开始检测之后界面就会显示正在检测的相关提示，让用户知道系统现在处在模型加载或者推理的状态中。</w:t>
-      </w:r>
-    </w:p>
-    <w:p>
-      <w:pPr>
-        <w:pStyle w:val="Heading1"/>
-      </w:pPr>
-      <w:r>
-        <w:t xml:space="preserve">第 5 章 系统核心模块设计与实现</w:t>
-      </w:r>
-    </w:p>
-    <w:p>
-      <w:pPr>
-        <w:pStyle w:val="Heading2"/>
-      </w:pPr>
-      <w:r>
-        <w:t>5.1 开发环境与项目结构</w:t>
+        <w:t>CBAM 由通道注意力模块和空间注意力模块串联组成。通道注意力首先对输入特征图进行全局平均池化与全局最大池化，再通过共享参数的多层感知机生成各通道权重，从而突出更重要的语义通道。空间注意力则进一步沿通道维度压缩特征图，并通过卷积操作学习关键空间区域的权重分布，使网络更加关注与目标相关的位置区域。</w:t>
       </w:r>
     </w:p>
     <w:p>
@@ -2006,7 +1303,15 @@
           <w:rFonts w:ascii="宋体" w:hAnsi="宋体" w:eastAsia="宋体"/>
           <w:sz w:val="21"/>
         </w:rPr>
-        <w:t xml:space="preserve">本文采用 Python 作为主要开发语言，深度学习框架使用 PyTorch，目标检测模型基于 Ultralytics YOLOv8 实现，图像处理使用 OpenCV，桌面界面使用 PyQt5。服务器训练环境使用 Slurm 调度系统和 Tesla V100 GPU，本地演示环境使用 Windows CPU 推理。</w:t>
+        <w:t>对于疲劳驾驶面部识别任务而言，闭眼和打哈欠通常只占据面部中的局部区域，且关键特征比较细微。CBAM 的引入能够促使模型在卷积特征中更加关注这些局部区域，从而提升对小目标和局部特征的表达能力。</w:t>
+      </w:r>
+    </w:p>
+    <w:p>
+      <w:pPr>
+        <w:pStyle w:val="Heading2"/>
+      </w:pPr>
+      <w:r>
+        <w:t>4.5 改进模型参数与实时性分析</w:t>
       </w:r>
     </w:p>
     <w:p>
@@ -2015,435 +1320,7 @@
           <w:rFonts w:ascii="宋体" w:hAnsi="宋体" w:eastAsia="宋体"/>
           <w:sz w:val="21"/>
         </w:rPr>
-        <w:t xml:space="preserve">项目主要目录如下。</w:t>
-      </w:r>
-    </w:p>
-    <w:tbl>
-      <w:tblPr>
-        <w:tblW w:type="auto" w:w="0"/>
-        <w:jc w:val="center"/>
-        <w:tblLook w:firstColumn="1" w:firstRow="1" w:lastColumn="0" w:lastRow="0" w:noHBand="0" w:noVBand="1" w:val="04A0"/>
-        <w:tblBorders>
-          <w:top w:val="single" w:sz="6" w:space="0" w:color="000000"/>
-          <w:left w:val="single" w:sz="6" w:space="0" w:color="000000"/>
-          <w:bottom w:val="single" w:sz="6" w:space="0" w:color="000000"/>
-          <w:right w:val="single" w:sz="6" w:space="0" w:color="000000"/>
-          <w:insideH w:val="single" w:sz="6" w:space="0" w:color="000000"/>
-          <w:insideV w:val="single" w:sz="6" w:space="0" w:color="000000"/>
-        </w:tblBorders>
-      </w:tblPr>
-      <w:tblGrid>
-        <w:gridCol w:w="4589"/>
-        <w:gridCol w:w="4589"/>
-      </w:tblGrid>
-      <w:tr>
-        <w:tc>
-          <w:tcPr>
-            <w:tcW w:type="dxa" w:w="4589"/>
-          </w:tcPr>
-          <w:p>
-            <w:pPr>
-              <w:jc w:val="center"/>
-            </w:pPr>
-            <w:r/>
-            <w:r>
-              <w:rPr>
-                <w:rFonts w:ascii="宋体" w:hAnsi="宋体" w:eastAsia="宋体"/>
-                <w:b/>
-                <w:sz w:val="21"/>
-              </w:rPr>
-              <w:t>路径</w:t>
-            </w:r>
-          </w:p>
-        </w:tc>
-        <w:tc>
-          <w:tcPr>
-            <w:tcW w:type="dxa" w:w="4589"/>
-          </w:tcPr>
-          <w:p>
-            <w:pPr>
-              <w:jc w:val="center"/>
-            </w:pPr>
-            <w:r/>
-            <w:r>
-              <w:rPr>
-                <w:rFonts w:ascii="宋体" w:hAnsi="宋体" w:eastAsia="宋体"/>
-                <w:b/>
-                <w:sz w:val="21"/>
-              </w:rPr>
-              <w:t>说明</w:t>
-            </w:r>
-          </w:p>
-        </w:tc>
-      </w:tr>
-      <w:tr>
-        <w:tc>
-          <w:tcPr>
-            <w:tcW w:type="dxa" w:w="4589"/>
-          </w:tcPr>
-          <w:p>
-            <w:pPr>
-              <w:jc w:val="center"/>
-            </w:pPr>
-            <w:r/>
-            <w:r>
-              <w:rPr>
-                <w:rFonts w:ascii="宋体" w:hAnsi="宋体" w:eastAsia="宋体"/>
-                <w:b w:val="0"/>
-                <w:sz w:val="21"/>
-              </w:rPr>
-              <w:t>`configs/`</w:t>
-            </w:r>
-          </w:p>
-        </w:tc>
-        <w:tc>
-          <w:tcPr>
-            <w:tcW w:type="dxa" w:w="4589"/>
-          </w:tcPr>
-          <w:p>
-            <w:pPr>
-              <w:jc w:val="center"/>
-            </w:pPr>
-            <w:r/>
-            <w:r>
-              <w:rPr>
-                <w:rFonts w:ascii="宋体" w:hAnsi="宋体" w:eastAsia="宋体"/>
-                <w:b w:val="0"/>
-                <w:sz w:val="21"/>
-              </w:rPr>
-              <w:t>数据集配置和模型配置</w:t>
-            </w:r>
-          </w:p>
-        </w:tc>
-      </w:tr>
-      <w:tr>
-        <w:tc>
-          <w:tcPr>
-            <w:tcW w:type="dxa" w:w="4589"/>
-          </w:tcPr>
-          <w:p>
-            <w:pPr>
-              <w:jc w:val="center"/>
-            </w:pPr>
-            <w:r/>
-            <w:r>
-              <w:rPr>
-                <w:rFonts w:ascii="宋体" w:hAnsi="宋体" w:eastAsia="宋体"/>
-                <w:b w:val="0"/>
-                <w:sz w:val="21"/>
-              </w:rPr>
-              <w:t>`src/train/`</w:t>
-            </w:r>
-          </w:p>
-        </w:tc>
-        <w:tc>
-          <w:tcPr>
-            <w:tcW w:type="dxa" w:w="4589"/>
-          </w:tcPr>
-          <w:p>
-            <w:pPr>
-              <w:jc w:val="center"/>
-            </w:pPr>
-            <w:r/>
-            <w:r>
-              <w:rPr>
-                <w:rFonts w:ascii="宋体" w:hAnsi="宋体" w:eastAsia="宋体"/>
-                <w:b w:val="0"/>
-                <w:sz w:val="21"/>
-              </w:rPr>
-              <w:t>YOLOv8 训练入口</w:t>
-            </w:r>
-          </w:p>
-        </w:tc>
-      </w:tr>
-      <w:tr>
-        <w:tc>
-          <w:tcPr>
-            <w:tcW w:type="dxa" w:w="4589"/>
-          </w:tcPr>
-          <w:p>
-            <w:pPr>
-              <w:jc w:val="center"/>
-            </w:pPr>
-            <w:r/>
-            <w:r>
-              <w:rPr>
-                <w:rFonts w:ascii="宋体" w:hAnsi="宋体" w:eastAsia="宋体"/>
-                <w:b w:val="0"/>
-                <w:sz w:val="21"/>
-              </w:rPr>
-              <w:t>`src/infer/`</w:t>
-            </w:r>
-          </w:p>
-        </w:tc>
-        <w:tc>
-          <w:tcPr>
-            <w:tcW w:type="dxa" w:w="4589"/>
-          </w:tcPr>
-          <w:p>
-            <w:pPr>
-              <w:jc w:val="center"/>
-            </w:pPr>
-            <w:r/>
-            <w:r>
-              <w:rPr>
-                <w:rFonts w:ascii="宋体" w:hAnsi="宋体" w:eastAsia="宋体"/>
-                <w:b w:val="0"/>
-                <w:sz w:val="21"/>
-              </w:rPr>
-              <w:t>图片、视频、摄像头推理入口</w:t>
-            </w:r>
-          </w:p>
-        </w:tc>
-      </w:tr>
-      <w:tr>
-        <w:tc>
-          <w:tcPr>
-            <w:tcW w:type="dxa" w:w="4589"/>
-          </w:tcPr>
-          <w:p>
-            <w:pPr>
-              <w:jc w:val="center"/>
-            </w:pPr>
-            <w:r/>
-            <w:r>
-              <w:rPr>
-                <w:rFonts w:ascii="宋体" w:hAnsi="宋体" w:eastAsia="宋体"/>
-                <w:b w:val="0"/>
-                <w:sz w:val="21"/>
-              </w:rPr>
-              <w:t>`src/app/`</w:t>
-            </w:r>
-          </w:p>
-        </w:tc>
-        <w:tc>
-          <w:tcPr>
-            <w:tcW w:type="dxa" w:w="4589"/>
-          </w:tcPr>
-          <w:p>
-            <w:pPr>
-              <w:jc w:val="center"/>
-            </w:pPr>
-            <w:r/>
-            <w:r>
-              <w:rPr>
-                <w:rFonts w:ascii="宋体" w:hAnsi="宋体" w:eastAsia="宋体"/>
-                <w:b w:val="0"/>
-                <w:sz w:val="21"/>
-              </w:rPr>
-              <w:t>PyQt5 桌面演示系统</w:t>
-            </w:r>
-          </w:p>
-        </w:tc>
-      </w:tr>
-      <w:tr>
-        <w:tc>
-          <w:tcPr>
-            <w:tcW w:type="dxa" w:w="4589"/>
-          </w:tcPr>
-          <w:p>
-            <w:pPr>
-              <w:jc w:val="center"/>
-            </w:pPr>
-            <w:r/>
-            <w:r>
-              <w:rPr>
-                <w:rFonts w:ascii="宋体" w:hAnsi="宋体" w:eastAsia="宋体"/>
-                <w:b w:val="0"/>
-                <w:sz w:val="21"/>
-              </w:rPr>
-              <w:t>`src/utils/`</w:t>
-            </w:r>
-          </w:p>
-        </w:tc>
-        <w:tc>
-          <w:tcPr>
-            <w:tcW w:type="dxa" w:w="4589"/>
-          </w:tcPr>
-          <w:p>
-            <w:pPr>
-              <w:jc w:val="center"/>
-            </w:pPr>
-            <w:r/>
-            <w:r>
-              <w:rPr>
-                <w:rFonts w:ascii="宋体" w:hAnsi="宋体" w:eastAsia="宋体"/>
-                <w:b w:val="0"/>
-                <w:sz w:val="21"/>
-              </w:rPr>
-              <w:t>疲劳规则和 Ultralytics 兼容补丁</w:t>
-            </w:r>
-          </w:p>
-        </w:tc>
-      </w:tr>
-      <w:tr>
-        <w:tc>
-          <w:tcPr>
-            <w:tcW w:type="dxa" w:w="4589"/>
-          </w:tcPr>
-          <w:p>
-            <w:pPr>
-              <w:jc w:val="center"/>
-            </w:pPr>
-            <w:r/>
-            <w:r>
-              <w:rPr>
-                <w:rFonts w:ascii="宋体" w:hAnsi="宋体" w:eastAsia="宋体"/>
-                <w:b w:val="0"/>
-                <w:sz w:val="21"/>
-              </w:rPr>
-              <w:t>`scripts/slurm/`</w:t>
-            </w:r>
-          </w:p>
-        </w:tc>
-        <w:tc>
-          <w:tcPr>
-            <w:tcW w:type="dxa" w:w="4589"/>
-          </w:tcPr>
-          <w:p>
-            <w:pPr>
-              <w:jc w:val="center"/>
-            </w:pPr>
-            <w:r/>
-            <w:r>
-              <w:rPr>
-                <w:rFonts w:ascii="宋体" w:hAnsi="宋体" w:eastAsia="宋体"/>
-                <w:b w:val="0"/>
-                <w:sz w:val="21"/>
-              </w:rPr>
-              <w:t>Slurm GPU 训练脚本</w:t>
-            </w:r>
-          </w:p>
-        </w:tc>
-      </w:tr>
-      <w:tr>
-        <w:tc>
-          <w:tcPr>
-            <w:tcW w:type="dxa" w:w="4589"/>
-          </w:tcPr>
-          <w:p>
-            <w:pPr>
-              <w:jc w:val="center"/>
-            </w:pPr>
-            <w:r/>
-            <w:r>
-              <w:rPr>
-                <w:rFonts w:ascii="宋体" w:hAnsi="宋体" w:eastAsia="宋体"/>
-                <w:b w:val="0"/>
-                <w:sz w:val="21"/>
-              </w:rPr>
-              <w:t>`docs/`</w:t>
-            </w:r>
-          </w:p>
-        </w:tc>
-        <w:tc>
-          <w:tcPr>
-            <w:tcW w:type="dxa" w:w="4589"/>
-          </w:tcPr>
-          <w:p>
-            <w:pPr>
-              <w:jc w:val="center"/>
-            </w:pPr>
-            <w:r/>
-            <w:r>
-              <w:rPr>
-                <w:rFonts w:ascii="宋体" w:hAnsi="宋体" w:eastAsia="宋体"/>
-                <w:b w:val="0"/>
-                <w:sz w:val="21"/>
-              </w:rPr>
-              <w:t>实验记录、系统测试和论文材料</w:t>
-            </w:r>
-          </w:p>
-        </w:tc>
-      </w:tr>
-      <w:tr>
-        <w:tc>
-          <w:tcPr>
-            <w:tcW w:type="dxa" w:w="4589"/>
-          </w:tcPr>
-          <w:p>
-            <w:pPr>
-              <w:jc w:val="center"/>
-            </w:pPr>
-            <w:r/>
-            <w:r>
-              <w:rPr>
-                <w:rFonts w:ascii="宋体" w:hAnsi="宋体" w:eastAsia="宋体"/>
-                <w:b w:val="0"/>
-                <w:sz w:val="21"/>
-              </w:rPr>
-              <w:t>`weights/`</w:t>
-            </w:r>
-          </w:p>
-        </w:tc>
-        <w:tc>
-          <w:tcPr>
-            <w:tcW w:type="dxa" w:w="4589"/>
-          </w:tcPr>
-          <w:p>
-            <w:pPr>
-              <w:jc w:val="center"/>
-            </w:pPr>
-            <w:r/>
-            <w:r>
-              <w:rPr>
-                <w:rFonts w:ascii="宋体" w:hAnsi="宋体" w:eastAsia="宋体"/>
-                <w:b w:val="0"/>
-                <w:sz w:val="21"/>
-              </w:rPr>
-              <w:t>训练后的核心模型权重</w:t>
-            </w:r>
-          </w:p>
-        </w:tc>
-      </w:tr>
-      <w:tr>
-        <w:tc>
-          <w:tcPr>
-            <w:tcW w:type="dxa" w:w="4589"/>
-          </w:tcPr>
-          <w:p>
-            <w:pPr>
-              <w:jc w:val="center"/>
-            </w:pPr>
-            <w:r/>
-            <w:r>
-              <w:rPr>
-                <w:rFonts w:ascii="宋体" w:hAnsi="宋体" w:eastAsia="宋体"/>
-                <w:b w:val="0"/>
-                <w:sz w:val="21"/>
-              </w:rPr>
-              <w:t>`runs/`</w:t>
-            </w:r>
-          </w:p>
-        </w:tc>
-        <w:tc>
-          <w:tcPr>
-            <w:tcW w:type="dxa" w:w="4589"/>
-          </w:tcPr>
-          <w:p>
-            <w:pPr>
-              <w:jc w:val="center"/>
-            </w:pPr>
-            <w:r/>
-            <w:r>
-              <w:rPr>
-                <w:rFonts w:ascii="宋体" w:hAnsi="宋体" w:eastAsia="宋体"/>
-                <w:b w:val="0"/>
-                <w:sz w:val="21"/>
-              </w:rPr>
-              <w:t>训练结果和曲线图</w:t>
-            </w:r>
-          </w:p>
-        </w:tc>
-      </w:tr>
-    </w:tbl>
-    <w:p/>
-    <w:p>
-      <w:pPr>
-        <w:pStyle w:val="Heading2"/>
-      </w:pPr>
-      <w:r>
-        <w:t>5.2 模型训练实现</w:t>
+        <w:t>在模型改进方案选择上，本文没有直接采用参数量更大的 YOLOv8s 或 YOLOv8m，而是在 YOLOv8n 轻量骨干上引入 CBAM 模块。这种设计主要考虑到疲劳驾驶检测任务在实际应用中通常需要兼顾精度和实时性，若单纯增大模型规模，虽然有可能继续提高精度，但也会明显增加推理延迟和部署成本。</w:t>
       </w:r>
     </w:p>
     <w:p>
@@ -2452,7 +1329,15 @@
           <w:rFonts w:ascii="宋体" w:hAnsi="宋体" w:eastAsia="宋体"/>
           <w:sz w:val="21"/>
         </w:rPr>
-        <w:t xml:space="preserve">模型训练入口为 src/train/train_yolo.py。该脚本封装了 Ultralytics YOLO 的训练接口，支持指定数据集配置、模型配置、训练轮数、输入尺寸、batch size、worker 数量和设备编号。对于注意力机制模型，脚本增加了 --pretrained-weights 参数，用于从 YOLOv8n 预训练权重迁移初始化。</w:t>
+        <w:t>实验配置表明，引入 CBAM 后模型参数量仅由约 3.01M 增加到约 3.08M，推理耗时也仅有小幅上升，说明该改进方案能够在保持轻量化特征的前提下实现性能优化，适合本文的研究目标。</w:t>
+      </w:r>
+    </w:p>
+    <w:p>
+      <w:pPr>
+        <w:pStyle w:val="Heading2"/>
+      </w:pPr>
+      <w:r>
+        <w:t>4.6 疲劳状态判定算法</w:t>
       </w:r>
     </w:p>
     <w:p>
@@ -2461,15 +1346,7 @@
           <w:rFonts w:ascii="宋体" w:hAnsi="宋体" w:eastAsia="宋体"/>
           <w:sz w:val="21"/>
         </w:rPr>
-        <w:t xml:space="preserve">基线模型训练脚本为scripts/slurm/train_yolo.sbatch，CBAM注意力模型训练脚本为scripts/slurm/train_yolo_cbam.sbatch。训练时用AdamW优化器和CosineLR学习率策略，开启Mosaic、MixUp和HSV色彩扰动增强。</w:t>
-      </w:r>
-    </w:p>
-    <w:p>
-      <w:pPr>
-        <w:pStyle w:val="Heading2"/>
-      </w:pPr>
-      <w:r>
-        <w:t>5.3 注意力机制实现</w:t>
+        <w:t>YOLOv8 检测模型输出每帧中的 Eyeclosed、Eyeopen 和 Yawn 检测结果。系统在目标检测结果基础上提取闭眼置信度、睁眼置信度和打哈欠置信度等特征，并通过滑动窗口规则完成最终疲劳状态判定。</w:t>
       </w:r>
     </w:p>
     <w:p>
@@ -2478,7 +1355,15 @@
           <w:rFonts w:ascii="宋体" w:hAnsi="宋体" w:eastAsia="宋体"/>
           <w:sz w:val="21"/>
         </w:rPr>
-        <w:t xml:space="preserve">Ultralytics 当前版本已经包含 CBAM 模块，但是部分版本在解析自定义 YAML 时没有把 CBAM 注册到模型解析器命名空间中。因此项目在src/utils/ultralytics_patches.py中实现了兼容注册函数，在训练、推理、桌面系统加载模型之前显式注册CBAM、ChannelAttention、SpatialAttention模块。</w:t>
+        <w:t>本文将状态划分为正常、疑似疲劳和疲劳三类。若窗口内闭眼比例达到较低阈值，或短时间内出现打哈欠行为，则判定为疑似疲劳；若闭眼比例继续升高，或者短时间内多次出现打哈欠，则判定为疲劳。该方法具有实现简单、可解释性强和便于系统演示等优点，能够较好满足毕业设计当前阶段对状态判断的要求。</w:t>
+      </w:r>
+    </w:p>
+    <w:p>
+      <w:pPr>
+        <w:pStyle w:val="Heading2"/>
+      </w:pPr>
+      <w:r>
+        <w:t>4.7 训练策略设计</w:t>
       </w:r>
     </w:p>
     <w:p>
@@ -2487,15 +1372,7 @@
           <w:rFonts w:ascii="宋体" w:hAnsi="宋体" w:eastAsia="宋体"/>
           <w:sz w:val="21"/>
         </w:rPr>
-        <w:t xml:space="preserve">该做法不修改第三方库的源码，在本地和服务器上保持一致，减少以后依赖升级所造成的维护成本。</w:t>
-      </w:r>
-    </w:p>
-    <w:p>
-      <w:pPr>
-        <w:pStyle w:val="Heading2"/>
-      </w:pPr>
-      <w:r>
-        <w:t>5.4 推理检测实现</w:t>
+        <w:t>为保证基线模型与改进模型对比的公平性，本文在两组实验中采用相同训练策略。优化器使用 AdamW，学习率策略采用 Cosine LR，训练输入尺寸设置为 640，训练轮数设置为 50 轮。同时，训练过程中启用 Mosaic、MixUp 和 HSV 色彩扰动增强，以提高模型在复杂场景下的泛化能力。</w:t>
       </w:r>
     </w:p>
     <w:p>
@@ -2504,7 +1381,23 @@
           <w:rFonts w:ascii="宋体" w:hAnsi="宋体" w:eastAsia="宋体"/>
           <w:sz w:val="21"/>
         </w:rPr>
-        <w:t xml:space="preserve">命令行推理入口为 src/infer/run_infer.py，支持图片、视频和摄像头三类输入。推理过程就是加载YOLOv8的权重，读取输入的图像或者视频帧，进行预测，提取检测类别和置信度，计算出疲劳状态，画出检测框和FPS，然后保存检测结果。</w:t>
+        <w:t>对于改进模型，本文通过预训练权重迁移初始化与自定义 YAML 结构结合的方式完成训练设置。除模型结构差异外，其余训练参数保持一致，使得后续实验中模型性能变化主要能够归因于 CBAM 注意力机制的引入。</w:t>
+      </w:r>
+    </w:p>
+    <w:p>
+      <w:pPr>
+        <w:pStyle w:val="Heading1"/>
+      </w:pPr>
+      <w:r>
+        <w:t>第 5 章 实验设计与结果分析</w:t>
+      </w:r>
+    </w:p>
+    <w:p>
+      <w:pPr>
+        <w:pStyle w:val="Heading2"/>
+      </w:pPr>
+      <w:r>
+        <w:t>5.1 实验环境配置</w:t>
       </w:r>
     </w:p>
     <w:p>
@@ -2513,7 +1406,7 @@
           <w:rFonts w:ascii="宋体" w:hAnsi="宋体" w:eastAsia="宋体"/>
           <w:sz w:val="21"/>
         </w:rPr>
-        <w:t xml:space="preserve">推理入口可以用来快速验证单张图片，也可以用来测试视频、摄像头输入。检测结果输出时会留下类别名称、置信度、FPS、疲劳状态等信息，供以后的论文实验截图以及系统测试使用。</w:t>
+        <w:t>服务器训练环境使用 Slurm 调度系统，GPU 节点为 plcyf-com-prod-gpu001，GPU 为 Tesla V100-PCIE-32GB，Python 版本为 3.11.11，PyTorch 版本为 2.5.1+cu121，YOLO 框架版本为 Ultralytics 8.4.45。本地演示环境为 Windows，PyTorch 使用 2.5.1+cpu，界面框架为 PyQt5。</w:t>
       </w:r>
     </w:p>
     <w:p>
@@ -2521,7 +1414,7 @@
         <w:pStyle w:val="Heading2"/>
       </w:pPr>
       <w:r>
-        <w:t>5.5 桌面系统实现</w:t>
+        <w:t>5.2 评价指标与训练参数</w:t>
       </w:r>
     </w:p>
     <w:p>
@@ -2530,7 +1423,7 @@
           <w:rFonts w:ascii="宋体" w:hAnsi="宋体" w:eastAsia="宋体"/>
           <w:sz w:val="21"/>
         </w:rPr>
-        <w:t xml:space="preserve">桌面系统入口为 src/app/main_window.py。界面使用独立的检测线程VideoWorker做模型推理，避免造成主界面上的卡顿现象。检测线程主要用来读取图片、视频或者摄像头的帧，然后把检测后的图像、状态文本以及日志路径传送到主界面上。</w:t>
+        <w:t>本文主要采用 Precision、Recall、mAP50、mAP50-95 和推理耗时作为模型评价指标。其中，Precision 反映检测结果中真正例所占比例，Recall 反映真实目标被成功检出的比例，mAP50 和 mAP50-95 用于综合衡量检测框定位与分类性能。由于疲劳驾驶场景更关注风险目标的漏检问题，因此本文在分析实验结果时尤其关注 Recall 指标的变化。</w:t>
       </w:r>
     </w:p>
     <w:p>
@@ -2539,76 +1432,7 @@
           <w:rFonts w:ascii="宋体" w:hAnsi="宋体" w:eastAsia="宋体"/>
           <w:sz w:val="21"/>
         </w:rPr>
-        <w:t xml:space="preserve">系统检测日志保存至 runs/app_logs/，截图保存至 runs/screenshots/。正式文档里使用的系统截图已经复制到docs/images/。该实现可以较好地满足毕业设计答辩时的演示需要。</w:t>
-      </w:r>
-    </w:p>
-    <w:p>
-      <w:r>
-        <w:rPr>
-          <w:rFonts w:ascii="宋体" w:hAnsi="宋体" w:eastAsia="宋体"/>
-          <w:sz w:val="21"/>
-        </w:rPr>
-        <w:t xml:space="preserve">为了提高系统的演示稳定性，桌面程序使用按需加载的方式，而不能在程序启动的时候就加载权重。因此可以防止由于权重文件缺失或者依赖环境异常造成窗口不能打开的情况发生。用户选择图片或者视频之后，系统会先保存当前的输入源，点击开始检测之后再加载模型并开启检测线程。界面在模型加载以及推理的时候会显示出“正在检测”，“模型正在推理”这样的提示，从而削减用户的等待期间的不确定情绪。无摄像头或者摄像头被占用时，系统会用错误弹窗提示输入源不能打开，防止程序直接崩溃。</w:t>
-      </w:r>
-    </w:p>
-    <w:p>
-      <w:r>
-        <w:rPr>
-          <w:rFonts w:ascii="宋体" w:hAnsi="宋体" w:eastAsia="宋体"/>
-          <w:sz w:val="21"/>
-        </w:rPr>
-        <w:t xml:space="preserve">就代码结构来说，桌面系统把界面逻辑与检测逻辑分隔开。主窗口是按钮响应、状态显示、截图保存的窗口，检测线程是对输入帧进行读取、调用模型、产生检测结果并写入日志。该结构减小了界面卡顿的风险，也利于后面添加更多的输入类型或者替换模型权重。</w:t>
-      </w:r>
-    </w:p>
-    <w:p>
-      <w:pPr>
-        <w:pStyle w:val="Heading1"/>
-      </w:pPr>
-      <w:r>
-        <w:t xml:space="preserve">第 6 章 系统测试与性能分析</w:t>
-      </w:r>
-    </w:p>
-    <w:p>
-      <w:pPr>
-        <w:pStyle w:val="Heading2"/>
-      </w:pPr>
-      <w:r>
-        <w:t>6.1 实验环境</w:t>
-      </w:r>
-    </w:p>
-    <w:p>
-      <w:r>
-        <w:rPr>
-          <w:rFonts w:ascii="宋体" w:hAnsi="宋体" w:eastAsia="宋体"/>
-          <w:sz w:val="21"/>
-        </w:rPr>
-        <w:t xml:space="preserve">服务器训练环境采用 Slurm 调度系统，GPU 节点为 plcyf-com-prod-gpu001，GPU 为 Tesla V100-PCIE-32GB，Python 版本为 3.11.11，PyTorch 版本为 2.5.1+cu121，YOLO 框架为 Ultralytics 8.4.45。本地演示环境是Windows，PyTorch使用的是2.5.1+cpu，界面框架为PyQt5。</w:t>
-      </w:r>
-    </w:p>
-    <w:p>
-      <w:pPr>
-        <w:pStyle w:val="Heading2"/>
-      </w:pPr>
-      <w:r>
-        <w:t>6.2 训练参数</w:t>
-      </w:r>
-    </w:p>
-    <w:p>
-      <w:r>
-        <w:rPr>
-          <w:rFonts w:ascii="宋体" w:hAnsi="宋体" w:eastAsia="宋体"/>
-          <w:sz w:val="21"/>
-        </w:rPr>
-        <w:t xml:space="preserve">正式训练使用 Slurm GPU 节点。两组模型都用相同的划分数据集、输入尺寸。主要的训练参数如下表所示。</w:t>
-      </w:r>
-    </w:p>
-    <w:p>
-      <w:r>
-        <w:rPr>
-          <w:rFonts w:ascii="宋体" w:hAnsi="宋体" w:eastAsia="宋体"/>
-          <w:sz w:val="21"/>
-        </w:rPr>
-        <w:t xml:space="preserve">训练过程中，服务器端首先验证 CUDA 是否可用，并记录 GPU 型号、PyTorch 版本和 Ultralytics 版本。基线模型用yolov8n.pt做预训练权重，CBAM模型用自定义的YAML结构并且从YOLOv8n预训练权重迁移初始化。为了保证两组实验的可比性，除了模型结构不同以外，两组实验的训练轮数、输入尺寸、batch size、优化器、数据增强策略都保持一致。</w:t>
+        <w:t>正式训练使用 Slurm GPU 节点完成。两组模型均采用相同的数据集划分与训练参数，具体设置如下表所示。</w:t>
       </w:r>
     </w:p>
     <w:tbl>
@@ -2996,7 +1820,7 @@
         <w:pStyle w:val="Heading2"/>
       </w:pPr>
       <w:r>
-        <w:t>6.3 模型训练结果</w:t>
+        <w:t>5.3 对比实验与训练结果</w:t>
       </w:r>
     </w:p>
     <w:p>
@@ -3005,7 +1829,7 @@
           <w:rFonts w:ascii="宋体" w:hAnsi="宋体" w:eastAsia="宋体"/>
           <w:sz w:val="21"/>
         </w:rPr>
-        <w:t xml:space="preserve">YOLOv8n 基线模型和 YOLOv8n + CBAM 注意力模型均训练 50 轮。两组实验在相同的实验数据集以及相同的输入尺寸下执行，所有的指标如表5所示。</w:t>
+        <w:t>YOLOv8n 基线模型和 YOLOv8n + CBAM 改进模型均训练 50 轮。两组实验在相同数据集和相同输入尺寸下进行，整体指标如下表所示。</w:t>
       </w:r>
     </w:p>
     <w:tbl>
@@ -3444,7 +2268,7 @@
           <w:rFonts w:ascii="宋体" w:hAnsi="宋体" w:eastAsia="宋体"/>
           <w:sz w:val="21"/>
         </w:rPr>
-        <w:t xml:space="preserve">实验结果表明，在加入CBAM注意力机制之后，模型mAP50由原来的0.8347提高到现在的0.8580，mAP50-95由原来的0.5368提高到现在的0.5470，Recall由原来的0.9114提高到现在的0.9370。模型的参数量以及推理时间虽然有所增加，但是仍然可以满足实时检测的要求。</w:t>
+        <w:t>实验结果表明，引入 CBAM 注意力机制后，模型 mAP50 由 0.8347 提升至 0.8580，mAP50-95 由 0.5368 提升至 0.5470，Recall 由 0.9114 提升至 0.9370。虽然模型参数量和推理耗时略有增加，但整体仍能满足实时检测需求。</w:t>
       </w:r>
     </w:p>
     <w:p>
@@ -3495,7 +2319,7 @@
           <w:rFonts w:ascii="宋体" w:hAnsi="宋体" w:eastAsia="宋体"/>
           <w:sz w:val="19"/>
         </w:rPr>
-        <w:t xml:space="preserve">图 6-1 YOLOv8n 基线模型 PR 曲线</w:t>
+        <w:t>图 5-1 YOLOv8n 基线模型 PR 曲线</w:t>
       </w:r>
     </w:p>
     <w:p>
@@ -3504,7 +2328,7 @@
           <w:rFonts w:ascii="宋体" w:hAnsi="宋体" w:eastAsia="宋体"/>
           <w:sz w:val="21"/>
         </w:rPr>
-        <w:t xml:space="preserve">图 6-1 展示了 YOLOv8n 基线模型在验证集上的 PR 曲线。PR曲线是把不同置信度阈值对应的准确率、召回率用作坐标表示的曲线。当曲线整体向右上角移动的时候，表示模型在保证较高的召回率的同时还能取得较好的准确率。基线模型对于闭眼类别的表现较好，但是打哈欠类别的表现还有待提高。</w:t>
+        <w:t>图 5-1 展示了 YOLOv8n 基线模型在验证集上的 PR 曲线。PR 曲线能够反映不同置信度阈值下准确率与召回率之间的变化关系。当曲线整体更靠近右上角时，说明模型在保持较高召回率的同时仍能获得较高准确率。基线模型在闭眼类别上表现较好，但打哈欠类别仍存在一定提升空间。</w:t>
       </w:r>
     </w:p>
     <w:p>
@@ -3555,7 +2379,7 @@
           <w:rFonts w:ascii="宋体" w:hAnsi="宋体" w:eastAsia="宋体"/>
           <w:sz w:val="19"/>
         </w:rPr>
-        <w:t xml:space="preserve">图 6-2 YOLOv8n + CBAM 模型 PR 曲线</w:t>
+        <w:t>图 5-2 YOLOv8n + CBAM 模型 PR 曲线</w:t>
       </w:r>
     </w:p>
     <w:p>
@@ -3564,7 +2388,7 @@
           <w:rFonts w:ascii="宋体" w:hAnsi="宋体" w:eastAsia="宋体"/>
           <w:sz w:val="21"/>
         </w:rPr>
-        <w:t xml:space="preserve">图 6-2 给出了加入 CBAM 后的 PR 曲线。对比基线模型可以发现，注意力机制对于整个检测性能有比较大的影响，在打哈欠类别上效果更加明显。这和疲劳驾驶场景下嘴部区域属于局部重要特征的特点是一致的。</w:t>
+        <w:t>图 5-2 展示了引入 CBAM 后的 PR 曲线。对比基线模型可以看出，注意力机制对整体检测性能有一定提升，尤其在打哈欠类别上改善更明显。这与疲劳驾驶场景中嘴部区域属于局部关键特征的特点相吻合。</w:t>
       </w:r>
     </w:p>
     <w:p>
@@ -3615,7 +2439,7 @@
           <w:rFonts w:ascii="宋体" w:hAnsi="宋体" w:eastAsia="宋体"/>
           <w:sz w:val="19"/>
         </w:rPr>
-        <w:t xml:space="preserve">图 6-3 YOLOv8n + CBAM 模型混淆矩阵</w:t>
+        <w:t>图 5-3 YOLOv8n + CBAM 模型混淆矩阵</w:t>
       </w:r>
     </w:p>
     <w:p>
@@ -3624,7 +2448,7 @@
           <w:rFonts w:ascii="宋体" w:hAnsi="宋体" w:eastAsia="宋体"/>
           <w:sz w:val="21"/>
         </w:rPr>
-        <w:t xml:space="preserve">图 6-3 为 CBAM 模型的混淆矩阵。混淆矩阵可以清楚的显示出各个类别之间的误检、漏检情况。疲劳驾驶面部识别中，Eyeclosed 和 Eyeopen 都属于眼部区域，部分低分辨率或者光照不足的图像中会出现这两个类别之间的误判；Yawn 类别主要是由嘴部张开程度、头部姿态以及遮挡所决定的。利用混淆矩阵来分析之后的数据清洗以及样本增强。</w:t>
+        <w:t>图 5-3 为 CBAM 模型的混淆矩阵。混淆矩阵能够直观反映不同类别之间的误检与漏检情况。疲劳驾驶面部识别中，Eyeclosed 与 Eyeopen 均位于眼部区域，二者在部分低分辨率或光照不足图像中可能出现混淆；Yawn 类别则主要受嘴部张开程度、头部姿态和遮挡影响。通过混淆矩阵分析，可以为后续数据清洗和样本增强提供依据。</w:t>
       </w:r>
     </w:p>
     <w:p>
@@ -3632,7 +2456,7 @@
         <w:pStyle w:val="Heading2"/>
       </w:pPr>
       <w:r>
-        <w:t>6.4 类别检测结果分析</w:t>
+        <w:t>5.4 类别结果与改进效果分析</w:t>
       </w:r>
     </w:p>
     <w:p>
@@ -3641,7 +2465,7 @@
           <w:rFonts w:ascii="宋体" w:hAnsi="宋体" w:eastAsia="宋体"/>
           <w:sz w:val="21"/>
         </w:rPr>
-        <w:t xml:space="preserve">CBAM 模型最终验证指标如下。</w:t>
+        <w:t>CBAM 模型最终验证指标如下。</w:t>
       </w:r>
     </w:p>
     <w:tbl>
@@ -4215,7 +3039,7 @@
           <w:rFonts w:ascii="宋体" w:hAnsi="宋体" w:eastAsia="宋体"/>
           <w:sz w:val="21"/>
         </w:rPr>
-        <w:t xml:space="preserve">闭眼类别的识别效果最好，mAP50为0.973，打哈欠类别的mAP50为0.762，相比于基线模型有明显的提高，说明注意力机制对于嘴部局部特征有一定的增强作用。Eyeopen类别指标有轻微波动，可能是由于样本数量、姿态不同、眼部区域小等原因造成的，之后可以使用数据清洗以及样本增强来改善。</w:t>
+        <w:t>其中，闭眼类别识别效果最好，mAP50 达到 0.973；打哈欠类别 mAP50 达到 0.762，相比基线模型有明显提升，说明注意力机制对嘴部局部特征具有一定增强作用。Eyeopen 类别指标存在轻微波动，可能与样本数量、姿态差异和眼部区域较小有关，后续可通过数据清洗和样本增强继续优化。</w:t>
       </w:r>
     </w:p>
     <w:p>
@@ -4224,7 +3048,7 @@
           <w:rFonts w:ascii="宋体" w:hAnsi="宋体" w:eastAsia="宋体"/>
           <w:sz w:val="21"/>
         </w:rPr>
-        <w:t xml:space="preserve">从类别样本数量看，验证集中 Eyeclosed 为 353 个实例，Eyeopen 为 144 个实例，Yawn 为 81 个实例，类别分布并不完全均衡。样本数量少的类别更易受个别困难样本的影响，因此Yawn类别虽然召回率较高，但是精度较低，说明模型在积极检测打哈欠目标的同时仍然存在误检。疲劳驾驶安全场景中较高的召回率可以降低疲劳风险漏检，但是误检过多会降低报警体验。因此后面要继续在保留召回率的前提下，增加负样本、清洗异常标签、调整置信度阈值来提高Precision。</w:t>
+        <w:t>从类别样本数量看，验证集中 Eyeclosed 为 353 个实例，Eyeopen 为 144 个实例，Yawn 为 81 个实例，类别分布并不完全均衡。样本数量较少的类别更容易受到个别困难样本影响，因此 Yawn 类别虽然 Recall 较高，但 Precision 相对较低，说明模型在积极检出打哈欠目标的同时仍存在一定误检。对于疲劳驾驶安全场景而言，较高召回率有助于减少疲劳风险漏检，但误检过多会影响报警体验。因此后续应在保持召回率的基础上，通过增加负样本、清洗异常标签和调整置信度阈值进一步提升 Precision。</w:t>
       </w:r>
     </w:p>
     <w:p>
@@ -4275,7 +3099,7 @@
           <w:rFonts w:ascii="宋体" w:hAnsi="宋体" w:eastAsia="宋体"/>
           <w:sz w:val="19"/>
         </w:rPr>
-        <w:t xml:space="preserve">图 6-4 基线模型 F1 曲线</w:t>
+        <w:t>图 5-4 基线模型 F1 曲线</w:t>
       </w:r>
     </w:p>
     <w:p>
@@ -4326,7 +3150,7 @@
           <w:rFonts w:ascii="宋体" w:hAnsi="宋体" w:eastAsia="宋体"/>
           <w:sz w:val="19"/>
         </w:rPr>
-        <w:t xml:space="preserve">图 6-5 CBAM 模型 F1 曲线</w:t>
+        <w:t>图 5-5 CBAM 模型 F1 曲线</w:t>
       </w:r>
     </w:p>
     <w:p>
@@ -4335,7 +3159,7 @@
           <w:rFonts w:ascii="宋体" w:hAnsi="宋体" w:eastAsia="宋体"/>
           <w:sz w:val="21"/>
         </w:rPr>
-        <w:t xml:space="preserve">图 6-4 和图 6-5 分别展示了基线模型与 CBAM 模型的 F1 曲线。F1值是由Precision和Recall的组合而成，用以评价模型的各种置信度阈值下所取得的综合效果。从PR曲线、F1曲线以及最终的验证指标来看，CBAM模型的整体性能要优于基线模型，但是提升幅度不是无限的，说明注意力机制可以加强重要的局部特征，但是最终效果仍然会受到数据量、标签质量、类别分布的影响。</w:t>
+        <w:t>图 5-4 和图 5-5 分别展示了基线模型与 CBAM 模型的 F1 曲线。F1 值综合考虑 Precision 和 Recall，适合用于观察模型在不同置信度阈值下的综合性能。结合 PR 曲线、F1 曲线和最终验证指标可以看出，CBAM 模型在整体性能上优于基线模型，但提升幅度并非无限扩大，说明注意力机制能够增强关键局部特征，但最终效果仍受到数据规模、标签质量和类别分布影响。</w:t>
       </w:r>
     </w:p>
     <w:p>
@@ -4343,7 +3167,7 @@
         <w:pStyle w:val="Heading2"/>
       </w:pPr>
       <w:r>
-        <w:t>6.5 系统功能测试</w:t>
+        <w:t>5.5 系统效果展示与分析</w:t>
       </w:r>
     </w:p>
     <w:p>
@@ -4352,7 +3176,7 @@
           <w:rFonts w:ascii="宋体" w:hAnsi="宋体" w:eastAsia="宋体"/>
           <w:sz w:val="21"/>
         </w:rPr>
-        <w:t xml:space="preserve">桌面系统已完成以下功能测试。</w:t>
+        <w:t>桌面系统已完成基本功能验证，能够在本地演示环境中展示模型检测结果和疲劳状态。主要验证结果如下表所示。</w:t>
       </w:r>
     </w:p>
     <w:tbl>
@@ -4929,7 +3753,7 @@
           <w:rFonts w:ascii="宋体" w:hAnsi="宋体" w:eastAsia="宋体"/>
           <w:sz w:val="21"/>
         </w:rPr>
-        <w:t xml:space="preserve">测试结果说明系统已经完成本地演示闭环，在没有摄像头、没有视频样例的情况下，用测试图片展示模型检测效果。目前的演示功能可以满足毕业设计答辩展示的基本要求。</w:t>
+        <w:t>从验证结果看，系统已经完成本地演示闭环，能够在无摄像头、无视频样例的情况下，通过测试图片展示模型检测效果，基本满足毕业设计答辩展示需求。</w:t>
       </w:r>
     </w:p>
     <w:p>
@@ -4980,7 +3804,7 @@
           <w:rFonts w:ascii="宋体" w:hAnsi="宋体" w:eastAsia="宋体"/>
           <w:sz w:val="19"/>
         </w:rPr>
-        <w:t xml:space="preserve">图 6-6 单张图片检测效果</w:t>
+        <w:t>图 5-6 单张图片检测效果</w:t>
       </w:r>
     </w:p>
     <w:p>
@@ -4989,7 +3813,7 @@
           <w:rFonts w:ascii="宋体" w:hAnsi="宋体" w:eastAsia="宋体"/>
           <w:sz w:val="21"/>
         </w:rPr>
-        <w:t xml:space="preserve">图 6-6 为命令行单张图片推理结果。系统可以在图片上画出检测框，输出类别名、置信度以及疲劳程度。该测试证明了模型权重在本地环境里可以被正确加载并进行推理。</w:t>
+        <w:t>图 5-6 为命令行单张图片推理结果。系统能够在图片中绘制检测框，并输出类别名称、置信度和疲劳状态。该结果证明模型权重在本地环境下能够正常加载并完成推理。</w:t>
       </w:r>
     </w:p>
     <w:p>
@@ -5040,7 +3864,7 @@
           <w:rFonts w:ascii="宋体" w:hAnsi="宋体" w:eastAsia="宋体"/>
           <w:sz w:val="19"/>
         </w:rPr>
-        <w:t xml:space="preserve">图 6-7 桌面系统打哈欠检测界面</w:t>
+        <w:t>图 5-7 桌面系统打哈欠检测界面</w:t>
       </w:r>
     </w:p>
     <w:p>
@@ -5049,7 +3873,7 @@
           <w:rFonts w:ascii="宋体" w:hAnsi="宋体" w:eastAsia="宋体"/>
           <w:sz w:val="21"/>
         </w:rPr>
-        <w:t xml:space="preserve">图 6-7 是 PyQt5 桌面系统检测打哈欠状态的界面截图。由上图可以看出该系统的演示链路是连贯的。</w:t>
+        <w:t>图 5-7 为 PyQt5 桌面系统检测打哈欠状态的界面截图。界面能够显示检测框、类别置信度、疲劳状态和日志路径，说明系统演示链路已经打通。</w:t>
       </w:r>
     </w:p>
     <w:p>
@@ -5100,7 +3924,7 @@
           <w:rFonts w:ascii="宋体" w:hAnsi="宋体" w:eastAsia="宋体"/>
           <w:sz w:val="19"/>
         </w:rPr>
-        <w:t xml:space="preserve">图 6-8 桌面系统检测结果示例</w:t>
+        <w:t>图 5-8 桌面系统检测结果示例</w:t>
       </w:r>
     </w:p>
     <w:p>
@@ -5109,7 +3933,7 @@
           <w:rFonts w:ascii="宋体" w:hAnsi="宋体" w:eastAsia="宋体"/>
           <w:sz w:val="21"/>
         </w:rPr>
-        <w:t xml:space="preserve">图 6-8 是另一个桌面系统检测图。从系统截图中可以发现本文系统不但可以进行模型推理，还可以把推理结果以图形界面的形式呈现给用户，方便答辩演示以及后续论文材料的整理。</w:t>
+        <w:t>图 5-8 为另一张桌面系统检测截图。通过系统截图可以看出，本文系统不仅能够完成模型推理，还能够将结果以图形界面方式展示给用户，便于答辩演示和后续论文材料整理。</w:t>
       </w:r>
     </w:p>
     <w:p>
@@ -5117,7 +3941,7 @@
         <w:pStyle w:val="Heading2"/>
       </w:pPr>
       <w:r>
-        <w:t>6.6 实验结论</w:t>
+        <w:t>5.6 本章小结</w:t>
       </w:r>
     </w:p>
     <w:p>
@@ -5126,7 +3950,7 @@
           <w:rFonts w:ascii="宋体" w:hAnsi="宋体" w:eastAsia="宋体"/>
           <w:sz w:val="21"/>
         </w:rPr>
-        <w:t xml:space="preserve">本阶段实验结果表明，系统可以完成驾驶员面部疲劳相关目标检测，也可以用桌面系统进行可视化展示。YOLOv8n + CBAM 模型在整体 mAP 和 Recall 上优于 YOLOv8n 基线模型，能够作为论文中注意力机制改进的主要实验依据。从工程实现角度来讲，系统已经具备了模型加载、图像/视频输入、疲劳状态显示、报警状态标识、截图保存、日志记录等功能。</w:t>
+        <w:t>本章通过对比实验验证了 YOLOv8n + CBAM 改进模型的有效性。实验结果表明，注意力机制的引入在保持模型轻量化特征的同时，提高了整体 mAP 和 Recall，尤其对打哈欠这一局部特征类别有较明显的增强作用。</w:t>
       </w:r>
     </w:p>
     <w:p>
@@ -5135,7 +3959,23 @@
           <w:rFonts w:ascii="宋体" w:hAnsi="宋体" w:eastAsia="宋体"/>
           <w:sz w:val="21"/>
         </w:rPr>
-        <w:t xml:space="preserve">从指标变化看，CBAM 模型相对基线模型的提升主要体现在 Recall、mAP50 和 mAP50-95 上。recall提高说明模型可以找到更多的真实疲劳相关目标，mAP50、mAP50-95的提高说明检测框的定位以及类别判断综合性能得到改善。疲劳驾驶预警系统中漏检疲劳特征会带来更高的安全风险，因此召回的提高有实际意义。但是CBAM模型的Precision同基线模型相比变化不大，说明模型在减少误检上还有进一步改进的空间。</w:t>
+        <w:t>从实验分析结果看，改进模型的性能提升主要来源于其对关键局部区域的关注能力增强，但模型效果仍会受到数据规模、类别分布和标签质量影响。系统效果展示进一步说明，当前模型与桌面演示程序已经能够形成较完整的实验闭环，为后续论文撰写和答辩展示提供了支撑。</w:t>
+      </w:r>
+    </w:p>
+    <w:p>
+      <w:pPr>
+        <w:pStyle w:val="Heading1"/>
+      </w:pPr>
+      <w:r>
+        <w:t>第 6 章 系统设计与实现</w:t>
+      </w:r>
+    </w:p>
+    <w:p>
+      <w:pPr>
+        <w:pStyle w:val="Heading2"/>
+      </w:pPr>
+      <w:r>
+        <w:t>6.1 系统需求分析</w:t>
       </w:r>
     </w:p>
     <w:p>
@@ -5144,7 +3984,7 @@
           <w:rFonts w:ascii="宋体" w:hAnsi="宋体" w:eastAsia="宋体"/>
           <w:sz w:val="21"/>
         </w:rPr>
-        <w:t xml:space="preserve">从类别结果来看，Eyeclosed类别的稳定性最高，因为闭眼样本数量较多，并且闭眼特征的边界比较明显。Yawn 类别 Recall 高但是 Precision 低，说明模型容易被积极的打哈欠目标所吸引，但是也会把部分张嘴、说话或者嘴部遮挡的样本误判为打哈欠。Eyeopen类别由于眼部目标小、姿态变化、光照变化等因素的影响，指标存在一定的波动。该问题出现可以依靠数据层面添加更复杂的情境样本，在训练过程中调节类别权重以提高其稳定性，改进模型，推理阶段使用连续帧准则来减少单帧误报。</w:t>
+        <w:t>本文设计的疲劳驾驶面部识别系统主要面向毕业设计实验与演示场景，要求能够完成从模型训练到本地推理展示的完整流程。系统应支持使用 YOLOv8 格式数据集训练疲劳面部特征检测模型，并能够在图片、视频或摄像头输入下输出检测结果和疲劳状态。</w:t>
       </w:r>
     </w:p>
     <w:p>
@@ -5153,7 +3993,632 @@
           <w:rFonts w:ascii="宋体" w:hAnsi="宋体" w:eastAsia="宋体"/>
           <w:sz w:val="21"/>
         </w:rPr>
-        <w:t xml:space="preserve">就系统测试而言，目前的桌面系统可以满足论文实验展示的要求。命令行推理可以很快地检查权重是否可用，在桌面界面中可以显示出用户的交互以及检测的结果，日志、截图等也可以作为论文第 6 章的研究材料使用。由于本机摄像头条件所限，摄像头测试还要在后面具备硬件条件的时候再进行补充，但是图片检测、模型加载、状态显示、截图保存、日志记录等都已经完成，可以满足目前毕业设计阶段的主要演示需求。</w:t>
+        <w:t>系统总体目标包括四个方面：第一，完成闭眼、睁眼和打哈欠三类目标检测；第二，完成基线模型与注意力机制改进模型对比实验；第三，实现桌面端可视化演示程序；第四，保存实验结果、截图和日志，便于论文撰写和答辩展示。</w:t>
+      </w:r>
+    </w:p>
+    <w:p>
+      <w:r>
+        <w:rPr>
+          <w:rFonts w:ascii="宋体" w:hAnsi="宋体" w:eastAsia="宋体"/>
+          <w:sz w:val="21"/>
+        </w:rPr>
+        <w:t>从使用场景看，系统主要面向研究开发人员和答辩演示用户两类对象。前者更关注训练流程的可复现性、实验参数的可配置性以及结果管理的完整性，后者更关注界面是否直观、检测结果是否清楚以及系统操作是否简便。因此，系统在设计过程中需要同时兼顾算法实验和系统演示两类需求。</w:t>
+      </w:r>
+    </w:p>
+    <w:p>
+      <w:pPr>
+        <w:pStyle w:val="Heading2"/>
+      </w:pPr>
+      <w:r>
+        <w:t>6.2 系统总体架构设计</w:t>
+      </w:r>
+    </w:p>
+    <w:p>
+      <w:r>
+        <w:rPr>
+          <w:rFonts w:ascii="宋体" w:hAnsi="宋体" w:eastAsia="宋体"/>
+          <w:sz w:val="21"/>
+        </w:rPr>
+        <w:t>本系统采用“目标检测模型 + 疲劳状态判定 + 桌面演示系统”的总体架构。系统首先通过图片、视频或摄像头输入获取驾驶员面部图像，然后使用 YOLOv8 系列目标检测模型识别闭眼、睁眼和打哈欠等疲劳相关面部特征，最后结合滑动窗口规则对驾驶员疲劳状态进行判断，并在桌面界面中实时显示检测结果、疲劳状态和报警信息。</w:t>
+      </w:r>
+    </w:p>
+    <w:p>
+      <w:r>
+        <w:rPr>
+          <w:rFonts w:ascii="宋体" w:hAnsi="宋体" w:eastAsia="宋体"/>
+          <w:sz w:val="21"/>
+        </w:rPr>
+        <w:t>系统处理流程为：</w:t>
+      </w:r>
+    </w:p>
+    <w:p>
+      <w:pPr>
+        <w:ind w:firstLine="0"/>
+      </w:pPr>
+      <w:r>
+        <w:rPr>
+          <w:rFonts w:ascii="Consolas" w:hAnsi="Consolas"/>
+          <w:sz w:val="19"/>
+        </w:rPr>
+        <w:t>图像/视频输入 -&gt; 图像预处理 -&gt; YOLOv8 检测 -&gt; 疲劳特征提取 -&gt; 疲劳状态判断 -&gt; 界面显示与日志保存</w:t>
+      </w:r>
+    </w:p>
+    <w:p>
+      <w:r>
+        <w:rPr>
+          <w:rFonts w:ascii="宋体" w:hAnsi="宋体" w:eastAsia="宋体"/>
+          <w:sz w:val="21"/>
+        </w:rPr>
+        <w:t>系统主要包括数据管理模块、模型训练模块、推理检测模块和桌面演示模块。数据管理模块负责维护数据集配置、训练参数和实验结果；模型训练模块负责完成 YOLOv8n 基线模型与 YOLOv8n + CBAM 改进模型训练；推理检测模块负责处理图片、视频和摄像头输入；桌面演示模块负责显示检测画面、疲劳状态、报警提示，并支持截图与日志保存。</w:t>
+      </w:r>
+    </w:p>
+    <w:p>
+      <w:pPr>
+        <w:pStyle w:val="Heading2"/>
+      </w:pPr>
+      <w:r>
+        <w:t>6.3 系统演示界面设计</w:t>
+      </w:r>
+    </w:p>
+    <w:p>
+      <w:r>
+        <w:rPr>
+          <w:rFonts w:ascii="宋体" w:hAnsi="宋体" w:eastAsia="宋体"/>
+          <w:sz w:val="21"/>
+        </w:rPr>
+        <w:t>桌面演示系统使用 PyQt5 实现，主要支持选择本地图片进行单张检测、选择本地视频进行连续检测、打开摄像头进行实时检测、显示检测框和类别置信度、显示疲劳状态和报警提示、保存当前检测截图以及自动生成 CSV 检测日志等功能。界面设计以演示清晰、操作简单和结果直观为目标，使用户能够快速完成模型效果展示。</w:t>
+      </w:r>
+    </w:p>
+    <w:p>
+      <w:r>
+        <w:rPr>
+          <w:rFonts w:ascii="宋体" w:hAnsi="宋体" w:eastAsia="宋体"/>
+          <w:sz w:val="21"/>
+        </w:rPr>
+        <w:t>界面布局按照“输入控制、检测画面、状态提示、日志反馈”的思路组织。顶部区域用于选择模型权重、图片、视频或摄像头输入，中间区域显示检测后的画面，右侧或下方显示当前状态、FPS、报警信息和日志路径。这样的布局能够让用户在一次演示中同时看到输入来源、模型检测结果和疲劳状态判断，减少在多个窗口之间切换的操作成本。</w:t>
+      </w:r>
+    </w:p>
+    <w:p>
+      <w:r>
+        <w:rPr>
+          <w:rFonts w:ascii="宋体" w:hAnsi="宋体" w:eastAsia="宋体"/>
+          <w:sz w:val="21"/>
+        </w:rPr>
+        <w:t>考虑到毕业设计答辩时演示环境可能不稳定，系统界面还对异常情况进行了提示处理。例如，当摄像头不可用、模型权重不存在或输入文件无法打开时，系统不会直接退出，而是弹出错误提示并保留主窗口可操作状态。图片输入默认只载入画面，用户点击“开始检测”后才执行模型推理，避免误以为选择文件后系统已经完成检测。</w:t>
+      </w:r>
+    </w:p>
+    <w:p>
+      <w:pPr>
+        <w:pStyle w:val="Heading2"/>
+      </w:pPr>
+      <w:r>
+        <w:t>6.4 开发环境与项目结构</w:t>
+      </w:r>
+    </w:p>
+    <w:p>
+      <w:r>
+        <w:rPr>
+          <w:rFonts w:ascii="宋体" w:hAnsi="宋体" w:eastAsia="宋体"/>
+          <w:sz w:val="21"/>
+        </w:rPr>
+        <w:t>本文采用 Python 作为主要开发语言，深度学习框架使用 PyTorch，目标检测模型基于 Ultralytics YOLOv8 实现，图像处理使用 OpenCV，桌面界面使用 PyQt5。服务器训练环境使用 Slurm 调度系统和 Tesla V100 GPU，本地演示环境使用 Windows CPU 推理。</w:t>
+      </w:r>
+    </w:p>
+    <w:p>
+      <w:r>
+        <w:rPr>
+          <w:rFonts w:ascii="宋体" w:hAnsi="宋体" w:eastAsia="宋体"/>
+          <w:sz w:val="21"/>
+        </w:rPr>
+        <w:t>项目主要目录如下。</w:t>
+      </w:r>
+    </w:p>
+    <w:tbl>
+      <w:tblPr>
+        <w:tblW w:type="auto" w:w="0"/>
+        <w:jc w:val="center"/>
+        <w:tblLook w:firstColumn="1" w:firstRow="1" w:lastColumn="0" w:lastRow="0" w:noHBand="0" w:noVBand="1" w:val="04A0"/>
+        <w:tblBorders>
+          <w:top w:val="single" w:sz="6" w:space="0" w:color="000000"/>
+          <w:left w:val="single" w:sz="6" w:space="0" w:color="000000"/>
+          <w:bottom w:val="single" w:sz="6" w:space="0" w:color="000000"/>
+          <w:right w:val="single" w:sz="6" w:space="0" w:color="000000"/>
+          <w:insideH w:val="single" w:sz="6" w:space="0" w:color="000000"/>
+          <w:insideV w:val="single" w:sz="6" w:space="0" w:color="000000"/>
+        </w:tblBorders>
+      </w:tblPr>
+      <w:tblGrid>
+        <w:gridCol w:w="4589"/>
+        <w:gridCol w:w="4589"/>
+      </w:tblGrid>
+      <w:tr>
+        <w:tc>
+          <w:tcPr>
+            <w:tcW w:type="dxa" w:w="4589"/>
+          </w:tcPr>
+          <w:p>
+            <w:pPr>
+              <w:jc w:val="center"/>
+            </w:pPr>
+            <w:r/>
+            <w:r>
+              <w:rPr>
+                <w:rFonts w:ascii="宋体" w:hAnsi="宋体" w:eastAsia="宋体"/>
+                <w:b/>
+                <w:sz w:val="21"/>
+              </w:rPr>
+              <w:t>路径</w:t>
+            </w:r>
+          </w:p>
+        </w:tc>
+        <w:tc>
+          <w:tcPr>
+            <w:tcW w:type="dxa" w:w="4589"/>
+          </w:tcPr>
+          <w:p>
+            <w:pPr>
+              <w:jc w:val="center"/>
+            </w:pPr>
+            <w:r/>
+            <w:r>
+              <w:rPr>
+                <w:rFonts w:ascii="宋体" w:hAnsi="宋体" w:eastAsia="宋体"/>
+                <w:b/>
+                <w:sz w:val="21"/>
+              </w:rPr>
+              <w:t>说明</w:t>
+            </w:r>
+          </w:p>
+        </w:tc>
+      </w:tr>
+      <w:tr>
+        <w:tc>
+          <w:tcPr>
+            <w:tcW w:type="dxa" w:w="4589"/>
+          </w:tcPr>
+          <w:p>
+            <w:pPr>
+              <w:jc w:val="center"/>
+            </w:pPr>
+            <w:r/>
+            <w:r>
+              <w:rPr>
+                <w:rFonts w:ascii="宋体" w:hAnsi="宋体" w:eastAsia="宋体"/>
+                <w:b w:val="0"/>
+                <w:sz w:val="21"/>
+              </w:rPr>
+              <w:t>`configs/`</w:t>
+            </w:r>
+          </w:p>
+        </w:tc>
+        <w:tc>
+          <w:tcPr>
+            <w:tcW w:type="dxa" w:w="4589"/>
+          </w:tcPr>
+          <w:p>
+            <w:pPr>
+              <w:jc w:val="center"/>
+            </w:pPr>
+            <w:r/>
+            <w:r>
+              <w:rPr>
+                <w:rFonts w:ascii="宋体" w:hAnsi="宋体" w:eastAsia="宋体"/>
+                <w:b w:val="0"/>
+                <w:sz w:val="21"/>
+              </w:rPr>
+              <w:t>数据集配置和模型配置</w:t>
+            </w:r>
+          </w:p>
+        </w:tc>
+      </w:tr>
+      <w:tr>
+        <w:tc>
+          <w:tcPr>
+            <w:tcW w:type="dxa" w:w="4589"/>
+          </w:tcPr>
+          <w:p>
+            <w:pPr>
+              <w:jc w:val="center"/>
+            </w:pPr>
+            <w:r/>
+            <w:r>
+              <w:rPr>
+                <w:rFonts w:ascii="宋体" w:hAnsi="宋体" w:eastAsia="宋体"/>
+                <w:b w:val="0"/>
+                <w:sz w:val="21"/>
+              </w:rPr>
+              <w:t>`src/train/`</w:t>
+            </w:r>
+          </w:p>
+        </w:tc>
+        <w:tc>
+          <w:tcPr>
+            <w:tcW w:type="dxa" w:w="4589"/>
+          </w:tcPr>
+          <w:p>
+            <w:pPr>
+              <w:jc w:val="center"/>
+            </w:pPr>
+            <w:r/>
+            <w:r>
+              <w:rPr>
+                <w:rFonts w:ascii="宋体" w:hAnsi="宋体" w:eastAsia="宋体"/>
+                <w:b w:val="0"/>
+                <w:sz w:val="21"/>
+              </w:rPr>
+              <w:t>YOLOv8 训练入口</w:t>
+            </w:r>
+          </w:p>
+        </w:tc>
+      </w:tr>
+      <w:tr>
+        <w:tc>
+          <w:tcPr>
+            <w:tcW w:type="dxa" w:w="4589"/>
+          </w:tcPr>
+          <w:p>
+            <w:pPr>
+              <w:jc w:val="center"/>
+            </w:pPr>
+            <w:r/>
+            <w:r>
+              <w:rPr>
+                <w:rFonts w:ascii="宋体" w:hAnsi="宋体" w:eastAsia="宋体"/>
+                <w:b w:val="0"/>
+                <w:sz w:val="21"/>
+              </w:rPr>
+              <w:t>`src/infer/`</w:t>
+            </w:r>
+          </w:p>
+        </w:tc>
+        <w:tc>
+          <w:tcPr>
+            <w:tcW w:type="dxa" w:w="4589"/>
+          </w:tcPr>
+          <w:p>
+            <w:pPr>
+              <w:jc w:val="center"/>
+            </w:pPr>
+            <w:r/>
+            <w:r>
+              <w:rPr>
+                <w:rFonts w:ascii="宋体" w:hAnsi="宋体" w:eastAsia="宋体"/>
+                <w:b w:val="0"/>
+                <w:sz w:val="21"/>
+              </w:rPr>
+              <w:t>图片、视频、摄像头推理入口</w:t>
+            </w:r>
+          </w:p>
+        </w:tc>
+      </w:tr>
+      <w:tr>
+        <w:tc>
+          <w:tcPr>
+            <w:tcW w:type="dxa" w:w="4589"/>
+          </w:tcPr>
+          <w:p>
+            <w:pPr>
+              <w:jc w:val="center"/>
+            </w:pPr>
+            <w:r/>
+            <w:r>
+              <w:rPr>
+                <w:rFonts w:ascii="宋体" w:hAnsi="宋体" w:eastAsia="宋体"/>
+                <w:b w:val="0"/>
+                <w:sz w:val="21"/>
+              </w:rPr>
+              <w:t>`src/app/`</w:t>
+            </w:r>
+          </w:p>
+        </w:tc>
+        <w:tc>
+          <w:tcPr>
+            <w:tcW w:type="dxa" w:w="4589"/>
+          </w:tcPr>
+          <w:p>
+            <w:pPr>
+              <w:jc w:val="center"/>
+            </w:pPr>
+            <w:r/>
+            <w:r>
+              <w:rPr>
+                <w:rFonts w:ascii="宋体" w:hAnsi="宋体" w:eastAsia="宋体"/>
+                <w:b w:val="0"/>
+                <w:sz w:val="21"/>
+              </w:rPr>
+              <w:t>PyQt5 桌面演示系统</w:t>
+            </w:r>
+          </w:p>
+        </w:tc>
+      </w:tr>
+      <w:tr>
+        <w:tc>
+          <w:tcPr>
+            <w:tcW w:type="dxa" w:w="4589"/>
+          </w:tcPr>
+          <w:p>
+            <w:pPr>
+              <w:jc w:val="center"/>
+            </w:pPr>
+            <w:r/>
+            <w:r>
+              <w:rPr>
+                <w:rFonts w:ascii="宋体" w:hAnsi="宋体" w:eastAsia="宋体"/>
+                <w:b w:val="0"/>
+                <w:sz w:val="21"/>
+              </w:rPr>
+              <w:t>`src/utils/`</w:t>
+            </w:r>
+          </w:p>
+        </w:tc>
+        <w:tc>
+          <w:tcPr>
+            <w:tcW w:type="dxa" w:w="4589"/>
+          </w:tcPr>
+          <w:p>
+            <w:pPr>
+              <w:jc w:val="center"/>
+            </w:pPr>
+            <w:r/>
+            <w:r>
+              <w:rPr>
+                <w:rFonts w:ascii="宋体" w:hAnsi="宋体" w:eastAsia="宋体"/>
+                <w:b w:val="0"/>
+                <w:sz w:val="21"/>
+              </w:rPr>
+              <w:t>疲劳规则和 Ultralytics 兼容补丁</w:t>
+            </w:r>
+          </w:p>
+        </w:tc>
+      </w:tr>
+      <w:tr>
+        <w:tc>
+          <w:tcPr>
+            <w:tcW w:type="dxa" w:w="4589"/>
+          </w:tcPr>
+          <w:p>
+            <w:pPr>
+              <w:jc w:val="center"/>
+            </w:pPr>
+            <w:r/>
+            <w:r>
+              <w:rPr>
+                <w:rFonts w:ascii="宋体" w:hAnsi="宋体" w:eastAsia="宋体"/>
+                <w:b w:val="0"/>
+                <w:sz w:val="21"/>
+              </w:rPr>
+              <w:t>`scripts/slurm/`</w:t>
+            </w:r>
+          </w:p>
+        </w:tc>
+        <w:tc>
+          <w:tcPr>
+            <w:tcW w:type="dxa" w:w="4589"/>
+          </w:tcPr>
+          <w:p>
+            <w:pPr>
+              <w:jc w:val="center"/>
+            </w:pPr>
+            <w:r/>
+            <w:r>
+              <w:rPr>
+                <w:rFonts w:ascii="宋体" w:hAnsi="宋体" w:eastAsia="宋体"/>
+                <w:b w:val="0"/>
+                <w:sz w:val="21"/>
+              </w:rPr>
+              <w:t>Slurm GPU 训练脚本</w:t>
+            </w:r>
+          </w:p>
+        </w:tc>
+      </w:tr>
+      <w:tr>
+        <w:tc>
+          <w:tcPr>
+            <w:tcW w:type="dxa" w:w="4589"/>
+          </w:tcPr>
+          <w:p>
+            <w:pPr>
+              <w:jc w:val="center"/>
+            </w:pPr>
+            <w:r/>
+            <w:r>
+              <w:rPr>
+                <w:rFonts w:ascii="宋体" w:hAnsi="宋体" w:eastAsia="宋体"/>
+                <w:b w:val="0"/>
+                <w:sz w:val="21"/>
+              </w:rPr>
+              <w:t>`docs/`</w:t>
+            </w:r>
+          </w:p>
+        </w:tc>
+        <w:tc>
+          <w:tcPr>
+            <w:tcW w:type="dxa" w:w="4589"/>
+          </w:tcPr>
+          <w:p>
+            <w:pPr>
+              <w:jc w:val="center"/>
+            </w:pPr>
+            <w:r/>
+            <w:r>
+              <w:rPr>
+                <w:rFonts w:ascii="宋体" w:hAnsi="宋体" w:eastAsia="宋体"/>
+                <w:b w:val="0"/>
+                <w:sz w:val="21"/>
+              </w:rPr>
+              <w:t>实验记录、系统测试和论文材料</w:t>
+            </w:r>
+          </w:p>
+        </w:tc>
+      </w:tr>
+      <w:tr>
+        <w:tc>
+          <w:tcPr>
+            <w:tcW w:type="dxa" w:w="4589"/>
+          </w:tcPr>
+          <w:p>
+            <w:pPr>
+              <w:jc w:val="center"/>
+            </w:pPr>
+            <w:r/>
+            <w:r>
+              <w:rPr>
+                <w:rFonts w:ascii="宋体" w:hAnsi="宋体" w:eastAsia="宋体"/>
+                <w:b w:val="0"/>
+                <w:sz w:val="21"/>
+              </w:rPr>
+              <w:t>`weights/`</w:t>
+            </w:r>
+          </w:p>
+        </w:tc>
+        <w:tc>
+          <w:tcPr>
+            <w:tcW w:type="dxa" w:w="4589"/>
+          </w:tcPr>
+          <w:p>
+            <w:pPr>
+              <w:jc w:val="center"/>
+            </w:pPr>
+            <w:r/>
+            <w:r>
+              <w:rPr>
+                <w:rFonts w:ascii="宋体" w:hAnsi="宋体" w:eastAsia="宋体"/>
+                <w:b w:val="0"/>
+                <w:sz w:val="21"/>
+              </w:rPr>
+              <w:t>训练后的核心模型权重</w:t>
+            </w:r>
+          </w:p>
+        </w:tc>
+      </w:tr>
+      <w:tr>
+        <w:tc>
+          <w:tcPr>
+            <w:tcW w:type="dxa" w:w="4589"/>
+          </w:tcPr>
+          <w:p>
+            <w:pPr>
+              <w:jc w:val="center"/>
+            </w:pPr>
+            <w:r/>
+            <w:r>
+              <w:rPr>
+                <w:rFonts w:ascii="宋体" w:hAnsi="宋体" w:eastAsia="宋体"/>
+                <w:b w:val="0"/>
+                <w:sz w:val="21"/>
+              </w:rPr>
+              <w:t>`runs/`</w:t>
+            </w:r>
+          </w:p>
+        </w:tc>
+        <w:tc>
+          <w:tcPr>
+            <w:tcW w:type="dxa" w:w="4589"/>
+          </w:tcPr>
+          <w:p>
+            <w:pPr>
+              <w:jc w:val="center"/>
+            </w:pPr>
+            <w:r/>
+            <w:r>
+              <w:rPr>
+                <w:rFonts w:ascii="宋体" w:hAnsi="宋体" w:eastAsia="宋体"/>
+                <w:b w:val="0"/>
+                <w:sz w:val="21"/>
+              </w:rPr>
+              <w:t>训练结果和曲线图</w:t>
+            </w:r>
+          </w:p>
+        </w:tc>
+      </w:tr>
+    </w:tbl>
+    <w:p/>
+    <w:p>
+      <w:pPr>
+        <w:pStyle w:val="Heading2"/>
+      </w:pPr>
+      <w:r>
+        <w:t>6.5 模型训练与推理模块实现</w:t>
+      </w:r>
+    </w:p>
+    <w:p>
+      <w:r>
+        <w:rPr>
+          <w:rFonts w:ascii="宋体" w:hAnsi="宋体" w:eastAsia="宋体"/>
+          <w:sz w:val="21"/>
+        </w:rPr>
+        <w:t>模型训练入口为 src/train/train_yolo.py。该脚本封装了 Ultralytics YOLO 的训练接口，支持指定数据集配置、模型配置、训练轮数、输入尺寸、batch size、worker 数量和设备编号。对于注意力机制模型，脚本增加了 --pretrained-weights 参数，用于从 YOLOv8n 预训练权重迁移初始化。</w:t>
+      </w:r>
+    </w:p>
+    <w:p>
+      <w:r>
+        <w:rPr>
+          <w:rFonts w:ascii="宋体" w:hAnsi="宋体" w:eastAsia="宋体"/>
+          <w:sz w:val="21"/>
+        </w:rPr>
+        <w:t>基线模型训练脚本为 scripts/slurm/train_yolo.sbatch，CBAM 注意力模型训练脚本为 scripts/slurm/train_yolo_cbam.sbatch。训练过程中使用 AdamW 优化器和 Cosine LR 学习率策略，并启用 Mosaic、MixUp 和 HSV 色彩扰动增强。</w:t>
+      </w:r>
+    </w:p>
+    <w:p>
+      <w:r>
+        <w:rPr>
+          <w:rFonts w:ascii="宋体" w:hAnsi="宋体" w:eastAsia="宋体"/>
+          <w:sz w:val="21"/>
+        </w:rPr>
+        <w:t>Ultralytics 当前版本中已包含 CBAM 模块，但部分版本在解析自定义 YAML 时未将 CBAM 注册到模型解析器命名空间中。因此，项目在 src/utils/ultralytics_patches.py 中实现兼容注册函数，在训练、推理和桌面系统加载模型前显式注册 CBAM、ChannelAttention 和 SpatialAttention 模块。该做法不修改第三方库源码，便于在本地和服务器环境中保持一致，也降低了后续依赖升级带来的维护成本。</w:t>
+      </w:r>
+    </w:p>
+    <w:p>
+      <w:r>
+        <w:rPr>
+          <w:rFonts w:ascii="宋体" w:hAnsi="宋体" w:eastAsia="宋体"/>
+          <w:sz w:val="21"/>
+        </w:rPr>
+        <w:t>命令行推理入口为 src/infer/run_infer.py，支持图片、视频和摄像头三类输入。推理流程包括加载 YOLOv8 权重、读取输入图像或视频帧、执行模型预测、提取检测类别和置信度、计算疲劳状态、绘制检测框和 FPS，并按需保存检测结果。</w:t>
+      </w:r>
+    </w:p>
+    <w:p>
+      <w:pPr>
+        <w:pStyle w:val="Heading2"/>
+      </w:pPr>
+      <w:r>
+        <w:t>6.6 桌面系统实现</w:t>
+      </w:r>
+    </w:p>
+    <w:p>
+      <w:r>
+        <w:rPr>
+          <w:rFonts w:ascii="宋体" w:hAnsi="宋体" w:eastAsia="宋体"/>
+          <w:sz w:val="21"/>
+        </w:rPr>
+        <w:t>桌面系统入口为 src/app/main_window.py。界面使用独立检测线程 VideoWorker 执行模型推理，避免主界面卡顿。检测线程负责读取图片、视频或摄像头帧，并将检测后的图像、状态文本和日志路径发送给主界面。</w:t>
+      </w:r>
+    </w:p>
+    <w:p>
+      <w:r>
+        <w:rPr>
+          <w:rFonts w:ascii="宋体" w:hAnsi="宋体" w:eastAsia="宋体"/>
+          <w:sz w:val="21"/>
+        </w:rPr>
+        <w:t>系统检测日志保存至 runs/app_logs/，截图保存至 runs/screenshots/。正式文档中使用的系统截图已复制到 docs/images/。该实现能够较好满足毕业设计答辩中的演示需求。</w:t>
+      </w:r>
+    </w:p>
+    <w:p>
+      <w:r>
+        <w:rPr>
+          <w:rFonts w:ascii="宋体" w:hAnsi="宋体" w:eastAsia="宋体"/>
+          <w:sz w:val="21"/>
+        </w:rPr>
+        <w:t>为了提升系统演示稳定性，桌面程序采用按需加载模型的方式，而不是在程序启动时立即加载权重。这样可以避免权重文件缺失或依赖环境异常导致窗口无法打开。用户选择图片或视频后，系统会先记录当前输入源，点击“开始检测”后再加载模型并启动检测线程。界面在模型加载和推理过程中会显示“正在检测”和“模型正在推理”等提示，减少用户等待时的不确定感。对于无摄像头或摄像头被占用的情况，系统会通过错误弹窗提示输入源无法打开，避免程序直接崩溃。</w:t>
+      </w:r>
+    </w:p>
+    <w:p>
+      <w:r>
+        <w:rPr>
+          <w:rFonts w:ascii="宋体" w:hAnsi="宋体" w:eastAsia="宋体"/>
+          <w:sz w:val="21"/>
+        </w:rPr>
+        <w:t>从代码结构看，桌面系统将界面逻辑和检测逻辑分离。主窗口负责按钮响应、状态显示和截图保存，检测线程负责读取输入帧、调用模型、生成检测结果和写入日志。该结构降低了界面卡顿风险，也便于后续扩展更多输入类型或替换模型权重。</w:t>
       </w:r>
     </w:p>
     <w:p>
@@ -5178,7 +4643,7 @@
           <w:rFonts w:ascii="宋体" w:hAnsi="宋体" w:eastAsia="宋体"/>
           <w:sz w:val="21"/>
         </w:rPr>
-        <w:t xml:space="preserve">本文就疲劳驾驶面部识别任务设计并实现了YOLOv8+注意力机制的检测系统。系统以闭眼、睁眼、打哈欠这三个检测目标来完成数据集的配置、模型训练、注意力机制的改进、推理检测、桌面演示以及实验分析等一系列工作。</w:t>
+        <w:t>本文围绕疲劳驾驶面部识别任务，设计并实现了一套基于 YOLOv8 与注意力机制的检测系统。系统以闭眼、睁眼和打哈欠为检测目标，完成了数据集配置、模型训练、注意力机制改进、推理检测、桌面演示和实验分析等工作。</w:t>
       </w:r>
     </w:p>
     <w:p>
@@ -5187,7 +4652,7 @@
           <w:rFonts w:ascii="宋体" w:hAnsi="宋体" w:eastAsia="宋体"/>
           <w:sz w:val="21"/>
         </w:rPr>
-        <w:t xml:space="preserve">本文先对YOLOv8n基线模型进行训练，在主干网络上加上CBAM注意力模块得到YOLOv8n+CBAM改进模型。实验结果表明，改进模型的mAP50、mAP50-95、Recall等指标都比基线模型好，尤其在打哈欠类别上提升比较明显。本文用 PyQt5 建立桌面演示界面，可以对图片、视频、摄像头进行输入，并且可以显示检测结果、疲劳状态、报警提示、截图、日志。</w:t>
+        <w:t>在模型方面，本文首先训练 YOLOv8n 基线模型，并进一步在主干网络中引入 CBAM 注意力模块，构建 YOLOv8n + CBAM 改进模型。实验结果表明，改进模型在 mAP50、mAP50-95 和 Recall 上均优于基线模型，尤其在打哈欠类别上提升较明显。在系统实现方面，本文使用 PyQt5 构建桌面演示界面，支持图片、视频和摄像头输入，并能够显示检测结果、疲劳状态、报警提示、截图和日志。</w:t>
       </w:r>
     </w:p>
     <w:p>
@@ -5204,7 +4669,7 @@
           <w:rFonts w:ascii="宋体" w:hAnsi="宋体" w:eastAsia="宋体"/>
           <w:sz w:val="21"/>
         </w:rPr>
-        <w:t xml:space="preserve">本文还存在一些不足。目前的数据集主要是Roboflow平台整理出来的图像数据，复杂驾驶环境下的夜间、强光、遮挡、侧脸等样本还比较少。疲劳状态的判定目前大多采用滑动窗口规则，虽然解释性强，但是对长时间连续的疲劳趋势建模能力较差。再次，摄像头实时测试受到本地设备条件的影响，没有做更多的视频实测。</w:t>
+        <w:t>本文仍存在一些不足。首先，当前数据集主要来自 Roboflow 平台整理的图像数据，复杂驾驶环境下的夜间、强光、遮挡和侧脸样本仍不够丰富。其次，当前疲劳状态判断主要基于滑动窗口规则，虽然解释性较强，但对长时间连续疲劳趋势的建模能力有限。再次，摄像头实时测试受本地设备条件影响，尚未完成更充分的视频实测。</w:t>
       </w:r>
     </w:p>
     <w:p>
@@ -5221,7 +4686,7 @@
           <w:rFonts w:ascii="宋体" w:hAnsi="宋体" w:eastAsia="宋体"/>
           <w:sz w:val="21"/>
         </w:rPr>
-        <w:t xml:space="preserve">后续工作可以从以下几方面进行。进一步清洗扩充数据集，增加夜间、遮挡、不同人脸姿态、不同摄像头角度样本，提高模型的泛化能力。第二，采用UTA-RLDD等视频数据集，提取连续帧检测特征，训练LSTM+Attention时序分类模型来提高疲劳状态的判断稳定性。第三，对ONNX Runtime推理性能进行评价，研究模型量化以及边缘端部署。第四，完善系统的报警策略以及用户的交互设计，使系统更符合实际的驾驶辅助应用需求。</w:t>
+        <w:t>后续工作可从以下几个方面展开。第一，进一步清洗和扩充数据集，增加夜间、遮挡、不同人脸姿态和不同摄像头角度样本，提高模型泛化能力。第二，引入 UTA-RLDD 等视频数据集，提取连续帧检测特征，训练 LSTM + Attention 时序分类模型，以提升疲劳状态判断稳定性。第三，进一步评估 ONNX Runtime 推理性能，探索模型量化和边缘端部署。第四，完善系统报警策略和用户交互设计，使系统更加接近实际驾驶辅助应用需求。</w:t>
       </w:r>
     </w:p>
     <w:p>
@@ -5230,7 +4695,7 @@
           <w:rFonts w:ascii="宋体" w:hAnsi="宋体" w:eastAsia="宋体"/>
           <w:sz w:val="21"/>
         </w:rPr>
-        <w:t xml:space="preserve">从数据角度来讲，以后应该加强真实驾驶场景数据的收集。目前的数据集可以进行闭眼、睁眼和打哈欠的训练，但是样本来源、摄像头的角度以及驾驶环境还比较少。为了使系统更实用，还需要采集或者引入更多的夜间、逆光、戴眼镜、戴口罩、侧脸、低头、多人背景样本，并对异常标签进行清洗。打哈欠类别很容易和说话、张嘴的表情相混淆，之后可以增加这类困难负样本来降低误报率。</w:t>
+        <w:t>从数据角度看，后续应重点补充真实驾驶场景数据。当前数据集能够支持闭眼、睁眼和打哈欠检测训练，但样本来源、摄像头角度和驾驶环境仍较有限。若要进一步提高系统实用性，需要采集或引入更多夜间、逆光、戴眼镜、戴口罩、侧脸、低头和多人背景样本，并对异常标签进行清洗。特别是打哈欠类别容易与说话、张嘴表情混淆，后续可以增加这类困难负样本，降低误报率。</w:t>
       </w:r>
     </w:p>
     <w:p>
@@ -5239,7 +4704,7 @@
           <w:rFonts w:ascii="宋体" w:hAnsi="宋体" w:eastAsia="宋体"/>
           <w:sz w:val="21"/>
         </w:rPr>
-        <w:t xml:space="preserve">从模型角度来说，可以再对不同的注意力模块以及不同的 YOLO 版本进行比较。例如，在保持轻量化约束的前提下，尝试 SE、ECA、Coordinate Attention 等模块，并与 CBAM 进行对比；也可以评估 YOLOv8s、YOLOv10 或 YOLOv11 等模型在同一数据集上的精度和速度差异。因此可以更清楚地说明本文所选取的结构在精度、参数量、推理速度三者之间的关系。</w:t>
+        <w:t>从模型角度看，可以继续比较不同注意力模块和不同 YOLO 版本的效果。例如，在保持轻量化约束的前提下，尝试 SE、ECA、Coordinate Attention 等模块，并与 CBAM 进行对比；也可以评估 YOLOv8s、YOLOv10 或 YOLOv11 等模型在同一数据集上的精度和速度差异。这样能够进一步说明本文所选结构在精度、参数量和推理速度之间的权衡。</w:t>
       </w:r>
     </w:p>
     <w:p>
@@ -5248,7 +4713,7 @@
           <w:rFonts w:ascii="宋体" w:hAnsi="宋体" w:eastAsia="宋体"/>
           <w:sz w:val="21"/>
         </w:rPr>
-        <w:t xml:space="preserve">从系统角度来讲，之后还要加强视频流测试以及报警交互的设计。真实驾驶辅助系统不仅要给出检测框，还要考虑报警触发间隔、误报抑制、声音提示、用户确认以及日志追溯等各方面的因素。本文目前的系统已经形成基础闭环，可以在此基础上增加连续驾驶时长统计、疲劳事件回放、报警等级设置、模型热切换等，使系统更加贴近实际使用。</w:t>
+        <w:t>从系统角度看，后续应加强视频流测试和报警交互设计。真实驾驶辅助系统不仅需要显示检测框，还需要考虑报警触发间隔、误报抑制、声音提示、用户确认和日志追溯等问题。本文当前系统已经形成基础闭环，后续可以在此基础上增加连续驾驶时长统计、疲劳事件回放、报警等级设置和模型热切换等功能，使系统更接近实际应用。</w:t>
       </w:r>
     </w:p>
     <w:p>
@@ -5260,123 +4725,138 @@
       </w:r>
     </w:p>
     <w:p>
-      <w:pPr>
-        <w:pStyle w:val="Normal"/>
-      </w:pPr>
       <w:r>
-        <w:t xml:space="preserve">[1] 罗晓璐. 基于OpenCV的驾驶员疲劳状态检测系统[J]. 信息技术与信息化, 2025, (09): 50-54.</w:t>
+        <w:rPr>
+          <w:rFonts w:ascii="宋体" w:hAnsi="宋体" w:eastAsia="宋体"/>
+          <w:sz w:val="21"/>
+        </w:rPr>
+        <w:t>[1] ALBADAWI Y, TAKRURI M, AWAD M. A review of recent developments in driver drowsiness detection systems[J]. Sensors, 2022, 22(5): 2069.</w:t>
       </w:r>
     </w:p>
     <w:p>
-      <w:pPr>
-        <w:pStyle w:val="Normal"/>
-      </w:pPr>
       <w:r>
-        <w:t xml:space="preserve">[2] 丁子原. 基于改进YOLOv8的疲劳驾驶检测轻量化研究[D]. 大连交通大学, 2025. DOI:10.26990/d.cnki.gsltc.2025.000997.</w:t>
+        <w:rPr>
+          <w:rFonts w:ascii="宋体" w:hAnsi="宋体" w:eastAsia="宋体"/>
+          <w:sz w:val="21"/>
+        </w:rPr>
+        <w:t>[2] SALEEM A A, SIDDIQUI H U R, RAZA M A, et al. A systematic review of physiological signals based driver drowsiness detection systems[J]. Cognitive Neurodynamics, 2023, 17(5): 1229-1259.</w:t>
       </w:r>
     </w:p>
     <w:p>
-      <w:pPr>
-        <w:pStyle w:val="Normal"/>
-      </w:pPr>
       <w:r>
-        <w:t xml:space="preserve">[3] 邹晓越. 基于机器视觉的驾驶员面部多特征疲劳检测系统研究[D]. 山东交通学院, 2025. DOI:10.27864/d.cnki.gsjtd.2025.000120.</w:t>
+        <w:rPr>
+          <w:rFonts w:ascii="宋体" w:hAnsi="宋体" w:eastAsia="宋体"/>
+          <w:sz w:val="21"/>
+        </w:rPr>
+        <w:t>[3] ABD EL-NABI S, EL-SHAFAI W, EL-RABAIE E M, et al. Machine learning and deep learning techniques for driver fatigue and drowsiness detection: a review[J]. Multimedia Tools and Applications, 2023, 83(3): 9441-9477.</w:t>
       </w:r>
     </w:p>
     <w:p>
-      <w:pPr>
-        <w:pStyle w:val="Normal"/>
-      </w:pPr>
       <w:r>
-        <w:t xml:space="preserve">[4] 刘德馨. 基于面部特征的疲劳驾驶检测技术研究[D]. 电子科技大学, 2025. DOI:10.27005/d.cnki.gdzku.2025.000281.</w:t>
+        <w:rPr>
+          <w:rFonts w:ascii="宋体" w:hAnsi="宋体" w:eastAsia="宋体"/>
+          <w:sz w:val="21"/>
+        </w:rPr>
+        <w:t>[4] FU B, BOUTROS F, LIN C T, et al. A survey on drowsiness detection: modern applications and methods[EB/OL]. arXiv:2408.12990, 2024[2026-05-04]. https://arxiv.org/abs/2408.12990.</w:t>
       </w:r>
     </w:p>
     <w:p>
-      <w:pPr>
-        <w:pStyle w:val="Normal"/>
-      </w:pPr>
       <w:r>
-        <w:t xml:space="preserve">[5] 魏恒建. 基于多通道信息融合的驾驶员疲劳检测系统研究[D]. 大连交通大学, 2024. DOI:10.26990/d.cnki.gsltc.2024.000335.</w:t>
+        <w:rPr>
+          <w:rFonts w:ascii="宋体" w:hAnsi="宋体" w:eastAsia="宋体"/>
+          <w:sz w:val="21"/>
+        </w:rPr>
+        <w:t>[5] FONSECA T, FERREIRA S. Drowsiness detection in drivers: a systematic review of deep learning-based models[J]. Applied Sciences, 2025, 15(16): 9018.</w:t>
       </w:r>
     </w:p>
     <w:p>
-      <w:pPr>
-        <w:pStyle w:val="Normal"/>
-      </w:pPr>
       <w:r>
-        <w:t xml:space="preserve">[6] 孙超. 基于计算机视觉与驾驶信息的驾驶安全检测方法研究[D]. 内蒙古大学, 2024. DOI:10.27224/d.cnki.gnmdu.2024.000896.</w:t>
+        <w:rPr>
+          <w:rFonts w:ascii="宋体" w:hAnsi="宋体" w:eastAsia="宋体"/>
+          <w:sz w:val="21"/>
+        </w:rPr>
+        <w:t>[6] MAJEED F, SHAFIQUE U, SAFRAN M, et al. Detection of drowsiness among drivers using novel deep convolutional neural network model[J]. Sensors, 2023, 23(21): 8741.</w:t>
       </w:r>
     </w:p>
     <w:p>
-      <w:pPr>
-        <w:pStyle w:val="Normal"/>
-      </w:pPr>
       <w:r>
-        <w:t xml:space="preserve">[7] 刘鹏宇. 基于驾驶员面部特征的疲劳驾驶检测算法研究与应用[D]. 太原师范学院, 2024. DOI:10.27844/d.cnki.gtysf.2024.000066.</w:t>
+        <w:rPr>
+          <w:rFonts w:ascii="宋体" w:hAnsi="宋体" w:eastAsia="宋体"/>
+          <w:sz w:val="21"/>
+        </w:rPr>
+        <w:t>[7] WOO S, PARK J, LEE J Y, et al. CBAM: Convolutional block attention module[C]//European Conference on Computer Vision. Cham: Springer, 2018: 3-19.</w:t>
       </w:r>
     </w:p>
     <w:p>
-      <w:pPr>
-        <w:pStyle w:val="Normal"/>
-      </w:pPr>
       <w:r>
-        <w:t xml:space="preserve">[8] 王丹卿. 基于面部特征与深度学习的疲劳检测算法的研究[D]. 江苏大学, 2023. DOI:10.27170/d.cnki.gjsuu.2023.001562.</w:t>
+        <w:rPr>
+          <w:rFonts w:ascii="宋体" w:hAnsi="宋体" w:eastAsia="宋体"/>
+          <w:sz w:val="21"/>
+        </w:rPr>
+        <w:t>[8] REDMON J, DIVVALA S, GIRSHICK R, et al. You only look once: Unified, real-time object detection[C]//Proceedings of the IEEE Conference on Computer Vision and Pattern Recognition. 2016: 779-788.</w:t>
       </w:r>
     </w:p>
     <w:p>
-      <w:pPr>
-        <w:pStyle w:val="Normal"/>
-      </w:pPr>
       <w:r>
-        <w:t xml:space="preserve">[9] ALBADAWI Y, TAKRURI M, AWAD M. A review of recent developments in driver drowsiness detection systems[J]. Sensors, 2022, 22(5): 2069. DOI:10.3390/s22052069.</w:t>
+        <w:rPr>
+          <w:rFonts w:ascii="宋体" w:hAnsi="宋体" w:eastAsia="宋体"/>
+          <w:sz w:val="21"/>
+        </w:rPr>
+        <w:t>[9] SAFAROV F, AKHMEDOV F, ABDUSALOMOV A B, et al. Real-time deep learning-based drowsiness detection: leveraging computer-vision and eye-blink analyses for enhanced road safety[J]. Sensors, 2023, 23(14): 6459.</w:t>
       </w:r>
     </w:p>
     <w:p>
-      <w:pPr>
-        <w:pStyle w:val="Normal"/>
-      </w:pPr>
       <w:r>
-        <w:t xml:space="preserve">[10] SALEEM A A, SIDDIQUI H U R, RAZA M A, et al. A systematic review of physiological signals based driver drowsiness detection systems[J]. Measurement, 2023, 216: 112980.</w:t>
+        <w:rPr>
+          <w:rFonts w:ascii="宋体" w:hAnsi="宋体" w:eastAsia="宋体"/>
+          <w:sz w:val="21"/>
+        </w:rPr>
+        <w:t>[10] ALBADAWI Y, ALREDHAEI A, TAKRURI M. Real-time machine learning-based driver drowsiness detection using visual features[J]. Journal of Imaging, 2023, 9(5): 91.</w:t>
       </w:r>
     </w:p>
     <w:p>
-      <w:pPr>
-        <w:pStyle w:val="Normal"/>
-      </w:pPr>
       <w:r>
-        <w:t xml:space="preserve">[11] WOO S, PARK J, LEE J Y, et al. CBAM: Convolutional block attention module[C]//Proceedings of the European Conference on Computer Vision (ECCV). Cham: Springer, 2018: 3-19.</w:t>
+        <w:rPr>
+          <w:rFonts w:ascii="宋体" w:hAnsi="宋体" w:eastAsia="宋体"/>
+          <w:sz w:val="21"/>
+        </w:rPr>
+        <w:t>[11] JOCHER G, CHAURASIA A, QIU J. Ultralytics YOLOv8 documentation[EB/OL]. (2023-01-10)[2026-05-04]. https://docs.ultralytics.com/.</w:t>
       </w:r>
     </w:p>
     <w:p>
-      <w:pPr>
-        <w:pStyle w:val="Normal"/>
-      </w:pPr>
       <w:r>
-        <w:t xml:space="preserve">[12] REDMON J, DIVVALA S, GIRSHICK R, et al. You only look once: Unified, real-time object detection[C]//Proceedings of the IEEE Conference on Computer Vision and Pattern Recognition (CVPR). 2016: 779-788.</w:t>
+        <w:rPr>
+          <w:rFonts w:ascii="宋体" w:hAnsi="宋体" w:eastAsia="宋体"/>
+          <w:sz w:val="21"/>
+        </w:rPr>
+        <w:t>[12] ULTRALYTICS. YOLOv8 model training, validation and export guide[EB/OL]. [2026-05-04]. https://docs.ultralytics.com/modes/train/.</w:t>
       </w:r>
     </w:p>
     <w:p>
-      <w:pPr>
-        <w:pStyle w:val="Normal"/>
-      </w:pPr>
       <w:r>
-        <w:t xml:space="preserve">[13] JOCHER G, CHAURASIA A, QIU J. Ultralytics YOLOv8[EB/OL]. (2023-01-10)[2026-05-04]. https://github.com/ultralytics/ultralytics.</w:t>
+        <w:rPr>
+          <w:rFonts w:ascii="宋体" w:hAnsi="宋体" w:eastAsia="宋体"/>
+          <w:sz w:val="21"/>
+        </w:rPr>
+        <w:t>[13] PASZKE A, GROSS S, MASSA F, et al. PyTorch: an imperative style, high-performance deep learning library[C]//Advances in Neural Information Processing Systems. 2019, 32.</w:t>
       </w:r>
     </w:p>
     <w:p>
-      <w:pPr>
-        <w:pStyle w:val="Normal"/>
-      </w:pPr>
       <w:r>
-        <w:t xml:space="preserve">[14] PASZKE A, GROSS S, MASSA F, et al. PyTorch: an imperative style, high-performance deep learning library[C]//Advances in Neural Information Processing Systems (NeurIPS). 2019, 32: 8026-8037.</w:t>
+        <w:rPr>
+          <w:rFonts w:ascii="宋体" w:hAnsi="宋体" w:eastAsia="宋体"/>
+          <w:sz w:val="21"/>
+        </w:rPr>
+        <w:t>[14] MICROSOFT. ONNX Runtime documentation[EB/OL]. [2026-05-04]. https://onnxruntime.ai/docs/.</w:t>
       </w:r>
     </w:p>
     <w:p>
-      <w:pPr>
-        <w:pStyle w:val="Normal"/>
-      </w:pPr>
       <w:r>
-        <w:t xml:space="preserve">[15] OPENCV TEAM. OpenCV 4.x documentation[EB/OL]. [2026-05-04]. https://docs.opencv.org/4.x/.</w:t>
+        <w:rPr>
+          <w:rFonts w:ascii="宋体" w:hAnsi="宋体" w:eastAsia="宋体"/>
+          <w:sz w:val="21"/>
+        </w:rPr>
+        <w:t>[15] OPENCV TEAM. OpenCV 4.x documentation[EB/OL]. [2026-05-04]. https://docs.opencv.org/4.x/.</w:t>
       </w:r>
     </w:p>
     <w:p>
@@ -5392,23 +4872,12 @@
         <w:ind w:firstLine="0"/>
       </w:pPr>
       <w:r>
-        <w:t xml:space="preserve">本文是在指导教师悉心指导下完成的。从选题确立、方案论证到系统实现与论文撰写，指导教师始终给予细致而有针对性的指导，在研究遇到困难时多次帮助我厘清思路、指出不足，使我的研究工作得以顺利推进。能够在这样认真负责的学术氛围中完成本次毕业设计，我深感幸运，谨向指导教师致以诚挚的感谢。</w:t>
-      </w:r>
-    </w:p>
-    <w:p>
-      <w:pPr>
-        <w:pStyle w:val="Normal"/>
-      </w:pPr>
-      <w:r>
-        <w:t xml:space="preserve">感谢黑龙江工业学院电气与信息工程学院提供的学习平台与实验环境，以及各位任课教师在计算机视觉、深度学习、Python 编程等专业课程中的悉心教导，这些知识积累为本文的完成奠定了坚实的基础。感谢同学们在学习与生活中的相互支持与帮助，在共同探讨技术问题、分享学习资料的过程中，我受益颇多。</w:t>
-      </w:r>
-    </w:p>
-    <w:p>
-      <w:pPr>
-        <w:pStyle w:val="Normal"/>
-      </w:pPr>
-      <w:r>
-        <w:t xml:space="preserve">本次毕业设计历时近八个月，从环境搭建、数据集准备、模型训练到桌面系统开发，每一个环节都经历了反复调试与迭代。在这一过程中，我不仅加深了对 YOLOv8 目标检测框架和 CBAM 注意力机制的理解，也锻炼了独立解决工程问题的能力。毕业设计的完成标志着我本科学习阶段的圆满结束，感谢学校四年来的培养，也感谢家人在背后默默的支持与鼓励。</w:t>
+        <w:rPr>
+          <w:rFonts w:ascii="宋体" w:hAnsi="宋体" w:eastAsia="宋体"/>
+          <w:i/>
+          <w:sz w:val="21"/>
+        </w:rPr>
+        <w:t>待补充。建议后续结合指导教师帮助、实验环境支持和个人完成毕业设计过程进行撰写。</w:t>
       </w:r>
     </w:p>
     <w:sectPr>
